--- a/docs/architecture/06_BrokerVerse_Capacity_and_Performance.docx
+++ b/docs/architecture/06_BrokerVerse_Capacity_and_Performance.docx
@@ -92,7 +92,7 @@
                 <w:color w:val="FFFFFF"/>
                 <w:sz w:val="80"/>
               </w:rPr>
-              <w:t>BrokerVerse</w:t>
+              <w:t>BrokerVerse OOTB</w:t>
             </w:r>
           </w:p>
           <w:p>
@@ -107,7 +107,7 @@
                 <w:color w:val="EAF6FD"/>
                 <w:sz w:val="26"/>
               </w:rPr>
-              <w:t>Out-of-the-box insurance broking platform</w:t>
+              <w:t>Insurance broking platform by iorta TechNXT</w:t>
             </w:r>
           </w:p>
           <w:p>
@@ -233,7 +233,7 @@
                 <w:rFonts w:eastAsia="Nunito" w:cs="Nunito"/>
                 <w:sz w:val="19"/>
               </w:rPr>
-              <w:t>BrokerVerse</w:t>
+              <w:t>BrokerVerse OOTB</w:t>
             </w:r>
           </w:p>
         </w:tc>
@@ -357,7 +357,7 @@
                 <w:rFonts w:eastAsia="Nunito" w:cs="Nunito"/>
                 <w:sz w:val="19"/>
               </w:rPr>
-              <w:t>1.0</w:t>
+              <w:t>1.1</w:t>
             </w:r>
           </w:p>
         </w:tc>
@@ -671,7 +671,7 @@
                 <w:rFonts w:eastAsia="Nunito" w:cs="Nunito"/>
                 <w:sz w:val="19"/>
               </w:rPr>
-              <w:t>BrokerVerse Solution Architecture: 06 Capacity and Performance</w:t>
+              <w:t>BrokerVerse OOTB Solution Architecture: 06 Capacity and Performance</w:t>
             </w:r>
           </w:p>
         </w:tc>
@@ -795,7 +795,7 @@
                 <w:rFonts w:eastAsia="Nunito" w:cs="Nunito"/>
                 <w:sz w:val="19"/>
               </w:rPr>
-              <w:t>1.0</w:t>
+              <w:t>1.1</w:t>
             </w:r>
           </w:p>
         </w:tc>
@@ -1043,7 +1043,7 @@
                 <w:rFonts w:eastAsia="Nunito" w:cs="Nunito"/>
                 <w:sz w:val="19"/>
               </w:rPr>
-              <w:t>BrokerVerse source repository, branch brokerverse-platform (backend/, brokerverse/, docker-compose.yml, render.yaml, docs/)</w:t>
+              <w:t>BrokerVerse source repository, branch brokerverse-platform (backend/, brokerverse/, deploy/, docker-compose.yml, .github/workflows, docs/)</w:t>
             </w:r>
           </w:p>
         </w:tc>
@@ -1300,6 +1300,111 @@
                 <w:sz w:val="18"/>
               </w:rPr>
               <w:t>Initial issue</w:t>
+            </w:r>
+          </w:p>
+        </w:tc>
+      </w:tr>
+      <w:tr>
+        <w:trPr>
+          <w:cantSplit w:val="true"/>
+        </w:trPr>
+        <w:tc>
+          <w:tcPr>
+            <w:tcW w:w="1156" w:type="dxa"/>
+            <w:tcBorders>
+              <w:top w:val="single" w:sz="4" w:space="0" w:color="C9D6E3"/>
+              <w:left w:val="single" w:sz="4" w:space="0" w:color="C9D6E3"/>
+              <w:bottom w:val="single" w:sz="4" w:space="0" w:color="C9D6E3"/>
+              <w:right w:val="single" w:sz="4" w:space="0" w:color="C9D6E3"/>
+            </w:tcBorders>
+            <w:shd w:color="auto" w:fill="F3F9FE" w:val="clear"/>
+          </w:tcPr>
+          <w:p>
+            <w:pPr>
+              <w:pStyle w:val="TableText"/>
+              <w:rPr/>
+            </w:pPr>
+            <w:r>
+              <w:rPr>
+                <w:rFonts w:eastAsia="Nunito" w:cs="Nunito"/>
+                <w:sz w:val="18"/>
+              </w:rPr>
+              <w:t>1.1</w:t>
+            </w:r>
+          </w:p>
+        </w:tc>
+        <w:tc>
+          <w:tcPr>
+            <w:tcW w:w="1734" w:type="dxa"/>
+            <w:tcBorders>
+              <w:top w:val="single" w:sz="4" w:space="0" w:color="C9D6E3"/>
+              <w:left w:val="single" w:sz="4" w:space="0" w:color="C9D6E3"/>
+              <w:bottom w:val="single" w:sz="4" w:space="0" w:color="C9D6E3"/>
+              <w:right w:val="single" w:sz="4" w:space="0" w:color="C9D6E3"/>
+            </w:tcBorders>
+            <w:shd w:color="auto" w:fill="F3F9FE" w:val="clear"/>
+          </w:tcPr>
+          <w:p>
+            <w:pPr>
+              <w:pStyle w:val="TableText"/>
+              <w:rPr/>
+            </w:pPr>
+            <w:r>
+              <w:rPr>
+                <w:rFonts w:eastAsia="Nunito" w:cs="Nunito"/>
+                <w:sz w:val="18"/>
+              </w:rPr>
+              <w:t>29 September 2026</w:t>
+            </w:r>
+          </w:p>
+        </w:tc>
+        <w:tc>
+          <w:tcPr>
+            <w:tcW w:w="1927" w:type="dxa"/>
+            <w:tcBorders>
+              <w:top w:val="single" w:sz="4" w:space="0" w:color="C9D6E3"/>
+              <w:left w:val="single" w:sz="4" w:space="0" w:color="C9D6E3"/>
+              <w:bottom w:val="single" w:sz="4" w:space="0" w:color="C9D6E3"/>
+              <w:right w:val="single" w:sz="4" w:space="0" w:color="C9D6E3"/>
+            </w:tcBorders>
+            <w:shd w:color="auto" w:fill="F3F9FE" w:val="clear"/>
+          </w:tcPr>
+          <w:p>
+            <w:pPr>
+              <w:pStyle w:val="TableText"/>
+              <w:rPr/>
+            </w:pPr>
+            <w:r>
+              <w:rPr>
+                <w:rFonts w:eastAsia="Nunito" w:cs="Nunito"/>
+                <w:sz w:val="18"/>
+              </w:rPr>
+              <w:t>iorta TechNXT</w:t>
+            </w:r>
+          </w:p>
+        </w:tc>
+        <w:tc>
+          <w:tcPr>
+            <w:tcW w:w="4819" w:type="dxa"/>
+            <w:tcBorders>
+              <w:top w:val="single" w:sz="4" w:space="0" w:color="C9D6E3"/>
+              <w:left w:val="single" w:sz="4" w:space="0" w:color="C9D6E3"/>
+              <w:bottom w:val="single" w:sz="4" w:space="0" w:color="C9D6E3"/>
+              <w:right w:val="single" w:sz="4" w:space="0" w:color="C9D6E3"/>
+            </w:tcBorders>
+            <w:shd w:color="auto" w:fill="F3F9FE" w:val="clear"/>
+          </w:tcPr>
+          <w:p>
+            <w:pPr>
+              <w:pStyle w:val="TableText"/>
+              <w:rPr/>
+            </w:pPr>
+            <w:r>
+              <w:rPr>
+                <w:rFonts w:eastAsia="Nunito" w:cs="Nunito"/>
+                <w:sz w:val="18"/>
+              </w:rPr>
+              <w:t>Updated to the current system: placement journey, co-insurance, posting rules, period end and BIR tax, bank reconciliation, document numbering, commission rate matrix, single PDF engine, uploads and go-live imports, housekeeping, business time zone, broker roles, deployment on the BrokerVerse URL</w:t>
             </w:r>
           </w:p>
         </w:tc>
@@ -2005,7 +2110,7 @@
             </w:rPr>
             <w:fldChar w:fldCharType="separate"/>
           </w:r>
-          <w:hyperlink w:anchor="__RefHeading___Toc14647_3826153650">
+          <w:hyperlink w:anchor="__RefHeading___Toc11267_4084622315">
             <w:r>
               <w:rPr>
                 <w:webHidden/>
@@ -2026,7 +2131,7 @@
             </w:tabs>
             <w:rPr/>
           </w:pPr>
-          <w:hyperlink w:anchor="__RefHeading___Toc14649_3826153650">
+          <w:hyperlink w:anchor="__RefHeading___Toc11269_4084622315">
             <w:r>
               <w:rPr>
                 <w:webHidden/>
@@ -2047,7 +2152,7 @@
             </w:tabs>
             <w:rPr/>
           </w:pPr>
-          <w:hyperlink w:anchor="__RefHeading___Toc14651_3826153650">
+          <w:hyperlink w:anchor="__RefHeading___Toc11271_4084622315">
             <w:r>
               <w:rPr>
                 <w:webHidden/>
@@ -2068,7 +2173,7 @@
             </w:tabs>
             <w:rPr/>
           </w:pPr>
-          <w:hyperlink w:anchor="__RefHeading___Toc14653_3826153650">
+          <w:hyperlink w:anchor="__RefHeading___Toc11273_4084622315">
             <w:r>
               <w:rPr>
                 <w:webHidden/>
@@ -2089,7 +2194,7 @@
             </w:tabs>
             <w:rPr/>
           </w:pPr>
-          <w:hyperlink w:anchor="__RefHeading___Toc14655_3826153650">
+          <w:hyperlink w:anchor="__RefHeading___Toc11275_4084622315">
             <w:r>
               <w:rPr>
                 <w:webHidden/>
@@ -2110,7 +2215,7 @@
             </w:tabs>
             <w:rPr/>
           </w:pPr>
-          <w:hyperlink w:anchor="__RefHeading___Toc14657_3826153650">
+          <w:hyperlink w:anchor="__RefHeading___Toc11277_4084622315">
             <w:r>
               <w:rPr>
                 <w:webHidden/>
@@ -2131,7 +2236,7 @@
             </w:tabs>
             <w:rPr/>
           </w:pPr>
-          <w:hyperlink w:anchor="__RefHeading___Toc14659_3826153650">
+          <w:hyperlink w:anchor="__RefHeading___Toc11279_4084622315">
             <w:r>
               <w:rPr>
                 <w:webHidden/>
@@ -2152,7 +2257,7 @@
             </w:tabs>
             <w:rPr/>
           </w:pPr>
-          <w:hyperlink w:anchor="__RefHeading___Toc14661_3826153650">
+          <w:hyperlink w:anchor="__RefHeading___Toc11281_4084622315">
             <w:r>
               <w:rPr>
                 <w:webHidden/>
@@ -2173,7 +2278,7 @@
             </w:tabs>
             <w:rPr/>
           </w:pPr>
-          <w:hyperlink w:anchor="__RefHeading___Toc14663_3826153650">
+          <w:hyperlink w:anchor="__RefHeading___Toc11283_4084622315">
             <w:r>
               <w:rPr>
                 <w:webHidden/>
@@ -2194,7 +2299,7 @@
             </w:tabs>
             <w:rPr/>
           </w:pPr>
-          <w:hyperlink w:anchor="__RefHeading___Toc14665_3826153650">
+          <w:hyperlink w:anchor="__RefHeading___Toc11285_4084622315">
             <w:r>
               <w:rPr>
                 <w:webHidden/>
@@ -2215,7 +2320,7 @@
             </w:tabs>
             <w:rPr/>
           </w:pPr>
-          <w:hyperlink w:anchor="__RefHeading___Toc14667_3826153650">
+          <w:hyperlink w:anchor="__RefHeading___Toc11287_4084622315">
             <w:r>
               <w:rPr>
                 <w:webHidden/>
@@ -2236,7 +2341,7 @@
             </w:tabs>
             <w:rPr/>
           </w:pPr>
-          <w:hyperlink w:anchor="__RefHeading___Toc14669_3826153650">
+          <w:hyperlink w:anchor="__RefHeading___Toc11289_4084622315">
             <w:r>
               <w:rPr>
                 <w:webHidden/>
@@ -2257,7 +2362,7 @@
             </w:tabs>
             <w:rPr/>
           </w:pPr>
-          <w:hyperlink w:anchor="__RefHeading___Toc14671_3826153650">
+          <w:hyperlink w:anchor="__RefHeading___Toc11291_4084622315">
             <w:r>
               <w:rPr>
                 <w:webHidden/>
@@ -2278,7 +2383,7 @@
             </w:tabs>
             <w:rPr/>
           </w:pPr>
-          <w:hyperlink w:anchor="__RefHeading___Toc14673_3826153650">
+          <w:hyperlink w:anchor="__RefHeading___Toc11293_4084622315">
             <w:r>
               <w:rPr>
                 <w:webHidden/>
@@ -2299,7 +2404,7 @@
             </w:tabs>
             <w:rPr/>
           </w:pPr>
-          <w:hyperlink w:anchor="__RefHeading___Toc14675_3826153650">
+          <w:hyperlink w:anchor="__RefHeading___Toc11295_4084622315">
             <w:r>
               <w:rPr>
                 <w:webHidden/>
@@ -2320,7 +2425,7 @@
             </w:tabs>
             <w:rPr/>
           </w:pPr>
-          <w:hyperlink w:anchor="__RefHeading___Toc14677_3826153650">
+          <w:hyperlink w:anchor="__RefHeading___Toc11297_4084622315">
             <w:r>
               <w:rPr>
                 <w:webHidden/>
@@ -2341,7 +2446,7 @@
             </w:tabs>
             <w:rPr/>
           </w:pPr>
-          <w:hyperlink w:anchor="__RefHeading___Toc14679_3826153650">
+          <w:hyperlink w:anchor="__RefHeading___Toc11299_4084622315">
             <w:r>
               <w:rPr>
                 <w:webHidden/>
@@ -2362,7 +2467,7 @@
             </w:tabs>
             <w:rPr/>
           </w:pPr>
-          <w:hyperlink w:anchor="__RefHeading___Toc14681_3826153650">
+          <w:hyperlink w:anchor="__RefHeading___Toc11301_4084622315">
             <w:r>
               <w:rPr>
                 <w:webHidden/>
@@ -2383,7 +2488,7 @@
             </w:tabs>
             <w:rPr/>
           </w:pPr>
-          <w:hyperlink w:anchor="__RefHeading___Toc14683_3826153650">
+          <w:hyperlink w:anchor="__RefHeading___Toc11303_4084622315">
             <w:r>
               <w:rPr>
                 <w:webHidden/>
@@ -2391,7 +2496,7 @@
               </w:rPr>
               <w:t>7 Related documents</w:t>
               <w:tab/>
-              <w:t>13</w:t>
+              <w:t>14</w:t>
             </w:r>
           </w:hyperlink>
         </w:p>
@@ -2404,7 +2509,7 @@
             </w:tabs>
             <w:rPr/>
           </w:pPr>
-          <w:hyperlink w:anchor="__RefHeading___Toc14685_3826153650">
+          <w:hyperlink w:anchor="__RefHeading___Toc11305_4084622315">
             <w:r>
               <w:rPr>
                 <w:webHidden/>
@@ -2412,7 +2517,7 @@
               </w:rPr>
               <w:t>8 Glossary</w:t>
               <w:tab/>
-              <w:t>14</w:t>
+              <w:t>15</w:t>
             </w:r>
           </w:hyperlink>
           <w:r>
@@ -2435,7 +2540,7 @@
       <w:r>
         <w:br w:type="page"/>
       </w:r>
-      <w:bookmarkStart w:id="0" w:name="__RefHeading___Toc14647_3826153650"/>
+      <w:bookmarkStart w:id="0" w:name="__RefHeading___Toc11267_4084622315"/>
       <w:bookmarkEnd w:id="0"/>
       <w:r>
         <w:rPr>
@@ -2449,7 +2554,7 @@
         <w:pStyle w:val="Heading2"/>
         <w:rPr/>
       </w:pPr>
-      <w:bookmarkStart w:id="1" w:name="__RefHeading___Toc14649_3826153650"/>
+      <w:bookmarkStart w:id="1" w:name="__RefHeading___Toc11269_4084622315"/>
       <w:bookmarkEnd w:id="1"/>
       <w:r>
         <w:rPr>
@@ -2467,7 +2572,7 @@
         <w:rPr>
           <w:rFonts w:eastAsia="Nunito" w:cs="Nunito"/>
         </w:rPr>
-        <w:t>This document describes the capacity and performance characteristics of BrokerVerse: the built-in limits and performance mechanisms of the code, the results of an indicative load test on the development container, the expected data growth, a sizing recommendation for the AWS target, and the performance test plan for UAT.</w:t>
+        <w:t>This document describes the capacity and performance characteristics of BrokerVerse OOTB: the limits and performance mechanisms built into the code, the results of an indicative load test on the build host, the expected data growth, a sizing recommendation for AWS and the performance test plan for UAT.</w:t>
       </w:r>
     </w:p>
     <w:tbl>
@@ -2516,7 +2621,7 @@
                 <w:rFonts w:eastAsia="Nunito" w:cs="Nunito"/>
                 <w:sz w:val="18"/>
               </w:rPr>
-              <w:t xml:space="preserve"> The business volumes used for sizing in this document (users, policies per year, documents per policy) are assumptions. Replace them with the business forecast before the infrastructure is ordered, and confirm the sizing with the UAT performance test in chapter 6.</w:t>
+              <w:t xml:space="preserve"> The business volumes used for sizing (users, policies per year, documents per policy) are assumptions. Replace them with the business forecast before the infrastructure is ordered, and confirm the sizing with the UAT performance test in chapter 6.</w:t>
             </w:r>
           </w:p>
         </w:tc>
@@ -2543,7 +2648,7 @@
         </w:pBdr>
         <w:rPr/>
       </w:pPr>
-      <w:bookmarkStart w:id="2" w:name="__RefHeading___Toc14651_3826153650"/>
+      <w:bookmarkStart w:id="2" w:name="__RefHeading___Toc11271_4084622315"/>
       <w:bookmarkEnd w:id="2"/>
       <w:r>
         <w:rPr>
@@ -2557,7 +2662,7 @@
         <w:pStyle w:val="Heading2"/>
         <w:rPr/>
       </w:pPr>
-      <w:bookmarkStart w:id="3" w:name="__RefHeading___Toc14653_3826153650"/>
+      <w:bookmarkStart w:id="3" w:name="__RefHeading___Toc11273_4084622315"/>
       <w:bookmarkEnd w:id="3"/>
       <w:r>
         <w:rPr>
@@ -2910,7 +3015,7 @@
                 <w:rFonts w:eastAsia="Nunito" w:cs="Nunito"/>
                 <w:sz w:val="17"/>
               </w:rPr>
-              <w:t>Spreadsheet / CSV import, statement file</w:t>
+              <w:t>Spreadsheet or CSV import, statement file</w:t>
             </w:r>
           </w:p>
         </w:tc>
@@ -3100,54 +3205,47 @@
                 <w:rFonts w:eastAsia="Nunito" w:cs="Nunito"/>
                 <w:sz w:val="17"/>
               </w:rPr>
-              <w:t xml:space="preserve">20,000 rows per file; bulk upload screens </w:t>
-            </w:r>
+              <w:t>20,000 rows per file; bulk upload screens 1,000</w:t>
+            </w:r>
+          </w:p>
+        </w:tc>
+        <w:tc>
+          <w:tcPr>
+            <w:tcW w:w="4819" w:type="dxa"/>
+            <w:tcBorders>
+              <w:top w:val="single" w:sz="4" w:space="0" w:color="C9D6E3"/>
+              <w:left w:val="single" w:sz="4" w:space="0" w:color="C9D6E3"/>
+              <w:bottom w:val="single" w:sz="4" w:space="0" w:color="C9D6E3"/>
+              <w:right w:val="single" w:sz="4" w:space="0" w:color="C9D6E3"/>
+            </w:tcBorders>
+          </w:tcPr>
+          <w:p>
+            <w:pPr>
+              <w:pStyle w:val="TableText"/>
+              <w:rPr/>
+            </w:pPr>
             <w:r>
               <w:rPr>
                 <w:rFonts w:eastAsia="Liberation Mono" w:cs="Liberation Mono" w:ascii="Liberation Mono" w:hAnsi="Liberation Mono"/>
                 <w:color w:val="0B3D7A"/>
                 <w:sz w:val="15"/>
               </w:rPr>
-              <w:t>limits.bulk_upload_max_rows</w:t>
-            </w:r>
-            <w:r>
-              <w:rPr>
-                <w:rFonts w:eastAsia="Nunito" w:cs="Nunito"/>
-                <w:sz w:val="17"/>
-              </w:rPr>
-              <w:t xml:space="preserve"> = 1,000</w:t>
-            </w:r>
-          </w:p>
-        </w:tc>
-        <w:tc>
-          <w:tcPr>
-            <w:tcW w:w="4819" w:type="dxa"/>
-            <w:tcBorders>
-              <w:top w:val="single" w:sz="4" w:space="0" w:color="C9D6E3"/>
-              <w:left w:val="single" w:sz="4" w:space="0" w:color="C9D6E3"/>
-              <w:bottom w:val="single" w:sz="4" w:space="0" w:color="C9D6E3"/>
-              <w:right w:val="single" w:sz="4" w:space="0" w:color="C9D6E3"/>
-            </w:tcBorders>
-          </w:tcPr>
-          <w:p>
-            <w:pPr>
-              <w:pStyle w:val="TableText"/>
-              <w:rPr/>
-            </w:pPr>
+              <w:t>IMPORT_MAX_ROWS</w:t>
+            </w:r>
+            <w:r>
+              <w:rPr>
+                <w:rFonts w:eastAsia="Nunito" w:cs="Nunito"/>
+                <w:sz w:val="17"/>
+              </w:rPr>
+              <w:t xml:space="preserve">, </w:t>
+            </w:r>
             <w:r>
               <w:rPr>
                 <w:rFonts w:eastAsia="Liberation Mono" w:cs="Liberation Mono" w:ascii="Liberation Mono" w:hAnsi="Liberation Mono"/>
                 <w:color w:val="0B3D7A"/>
                 <w:sz w:val="15"/>
               </w:rPr>
-              <w:t>IMPORT_MAX_ROWS</w:t>
-            </w:r>
-            <w:r>
-              <w:rPr>
-                <w:rFonts w:eastAsia="Nunito" w:cs="Nunito"/>
-                <w:sz w:val="17"/>
-              </w:rPr>
-              <w:t>, settings</w:t>
+              <w:t>limits.bulk_upload_max_rows</w:t>
             </w:r>
           </w:p>
         </w:tc>
@@ -3202,8 +3300,26 @@
                 <w:rFonts w:eastAsia="Nunito" w:cs="Nunito"/>
                 <w:sz w:val="17"/>
               </w:rPr>
-              <w:t>images 2 MB (</w:t>
-            </w:r>
+              <w:t>images 2 MB, bulk files 10 MB</w:t>
+            </w:r>
+          </w:p>
+        </w:tc>
+        <w:tc>
+          <w:tcPr>
+            <w:tcW w:w="4819" w:type="dxa"/>
+            <w:tcBorders>
+              <w:top w:val="single" w:sz="4" w:space="0" w:color="C9D6E3"/>
+              <w:left w:val="single" w:sz="4" w:space="0" w:color="C9D6E3"/>
+              <w:bottom w:val="single" w:sz="4" w:space="0" w:color="C9D6E3"/>
+              <w:right w:val="single" w:sz="4" w:space="0" w:color="C9D6E3"/>
+            </w:tcBorders>
+            <w:shd w:color="auto" w:fill="F3F9FE" w:val="clear"/>
+          </w:tcPr>
+          <w:p>
+            <w:pPr>
+              <w:pStyle w:val="TableText"/>
+              <w:rPr/>
+            </w:pPr>
             <w:r>
               <w:rPr>
                 <w:rFonts w:eastAsia="Liberation Mono" w:cs="Liberation Mono" w:ascii="Liberation Mono" w:hAnsi="Liberation Mono"/>
@@ -3217,7 +3333,7 @@
                 <w:rFonts w:eastAsia="Nunito" w:cs="Nunito"/>
                 <w:sz w:val="17"/>
               </w:rPr>
-              <w:t>), bulk files 10 MB (</w:t>
+              <w:t xml:space="preserve">, </w:t>
             </w:r>
             <w:r>
               <w:rPr>
@@ -3226,46 +3342,6 @@
                 <w:sz w:val="15"/>
               </w:rPr>
               <w:t>uploads.bulk_max_bytes</w:t>
-            </w:r>
-            <w:r>
-              <w:rPr>
-                <w:rFonts w:eastAsia="Nunito" w:cs="Nunito"/>
-                <w:sz w:val="17"/>
-              </w:rPr>
-              <w:t>)</w:t>
-            </w:r>
-          </w:p>
-        </w:tc>
-        <w:tc>
-          <w:tcPr>
-            <w:tcW w:w="4819" w:type="dxa"/>
-            <w:tcBorders>
-              <w:top w:val="single" w:sz="4" w:space="0" w:color="C9D6E3"/>
-              <w:left w:val="single" w:sz="4" w:space="0" w:color="C9D6E3"/>
-              <w:bottom w:val="single" w:sz="4" w:space="0" w:color="C9D6E3"/>
-              <w:right w:val="single" w:sz="4" w:space="0" w:color="C9D6E3"/>
-            </w:tcBorders>
-            <w:shd w:color="auto" w:fill="F3F9FE" w:val="clear"/>
-          </w:tcPr>
-          <w:p>
-            <w:pPr>
-              <w:pStyle w:val="TableText"/>
-              <w:rPr/>
-            </w:pPr>
-            <w:r>
-              <w:rPr>
-                <w:rFonts w:eastAsia="Nunito" w:cs="Nunito"/>
-                <w:sz w:val="17"/>
-              </w:rPr>
-              <w:t xml:space="preserve">settings group </w:t>
-            </w:r>
-            <w:r>
-              <w:rPr>
-                <w:rFonts w:eastAsia="Liberation Mono" w:cs="Liberation Mono" w:ascii="Liberation Mono" w:hAnsi="Liberation Mono"/>
-                <w:color w:val="0B3D7A"/>
-                <w:sz w:val="15"/>
-              </w:rPr>
-              <w:t>uploads</w:t>
             </w:r>
           </w:p>
         </w:tc>
@@ -3360,6 +3436,13 @@
               </w:rPr>
               <w:t>client_max_body_size</w:t>
             </w:r>
+            <w:r>
+              <w:rPr>
+                <w:rFonts w:eastAsia="Nunito" w:cs="Nunito"/>
+                <w:sz w:val="17"/>
+              </w:rPr>
+              <w:t xml:space="preserve"> (Docker Compose option)</w:t>
+            </w:r>
           </w:p>
         </w:tc>
       </w:tr>
@@ -3413,7 +3496,7 @@
                 <w:rFonts w:eastAsia="Nunito" w:cs="Nunito"/>
                 <w:sz w:val="17"/>
               </w:rPr>
-              <w:t>default 10 (20 for notifications), maximum 500 per page</w:t>
+              <w:t>default 10, maximum 500 per page</w:t>
             </w:r>
           </w:p>
         </w:tc>
@@ -3507,7 +3590,7 @@
                 <w:rFonts w:eastAsia="Nunito" w:cs="Nunito"/>
                 <w:sz w:val="17"/>
               </w:rPr>
-              <w:t>50,000 per generated file; default on-screen page 50; default date range 365 days</w:t>
+              <w:t>50,000 per generated file; on-screen page 50; default date range 365 days</w:t>
             </w:r>
           </w:p>
         </w:tc>
@@ -3776,7 +3859,7 @@
                 <w:rFonts w:eastAsia="Nunito" w:cs="Nunito"/>
                 <w:sz w:val="17"/>
               </w:rPr>
-              <w:t>10 per API process</w:t>
+              <w:t>10 per API process, plus one dedicated connection per running job</w:t>
             </w:r>
           </w:p>
         </w:tc>
@@ -3824,7 +3907,7 @@
                 <w:rFonts w:eastAsia="Nunito" w:cs="Nunito"/>
                 <w:sz w:val="17"/>
               </w:rPr>
-              <w:t>, not configurable by environment)</w:t>
+              <w:t>)</w:t>
             </w:r>
           </w:p>
         </w:tc>
@@ -3918,6 +4001,102 @@
                 <w:sz w:val="15"/>
               </w:rPr>
               <w:t>email-outbox</w:t>
+            </w:r>
+          </w:p>
+        </w:tc>
+      </w:tr>
+      <w:tr>
+        <w:trPr>
+          <w:cantSplit w:val="true"/>
+        </w:trPr>
+        <w:tc>
+          <w:tcPr>
+            <w:tcW w:w="2891" w:type="dxa"/>
+            <w:tcBorders>
+              <w:top w:val="single" w:sz="4" w:space="0" w:color="C9D6E3"/>
+              <w:left w:val="single" w:sz="4" w:space="0" w:color="C9D6E3"/>
+              <w:bottom w:val="single" w:sz="4" w:space="0" w:color="C9D6E3"/>
+              <w:right w:val="single" w:sz="4" w:space="0" w:color="C9D6E3"/>
+            </w:tcBorders>
+            <w:shd w:color="auto" w:fill="F3F9FE" w:val="clear"/>
+          </w:tcPr>
+          <w:p>
+            <w:pPr>
+              <w:pStyle w:val="TableText"/>
+              <w:rPr/>
+            </w:pPr>
+            <w:r>
+              <w:rPr>
+                <w:rFonts w:eastAsia="Nunito" w:cs="Nunito"/>
+                <w:sz w:val="17"/>
+              </w:rPr>
+              <w:t>Bank matching</w:t>
+            </w:r>
+          </w:p>
+        </w:tc>
+        <w:tc>
+          <w:tcPr>
+            <w:tcW w:w="1927" w:type="dxa"/>
+            <w:tcBorders>
+              <w:top w:val="single" w:sz="4" w:space="0" w:color="C9D6E3"/>
+              <w:left w:val="single" w:sz="4" w:space="0" w:color="C9D6E3"/>
+              <w:bottom w:val="single" w:sz="4" w:space="0" w:color="C9D6E3"/>
+              <w:right w:val="single" w:sz="4" w:space="0" w:color="C9D6E3"/>
+            </w:tcBorders>
+            <w:shd w:color="auto" w:fill="F3F9FE" w:val="clear"/>
+          </w:tcPr>
+          <w:p>
+            <w:pPr>
+              <w:pStyle w:val="TableText"/>
+              <w:rPr/>
+            </w:pPr>
+            <w:r>
+              <w:rPr>
+                <w:rFonts w:eastAsia="Nunito" w:cs="Nunito"/>
+                <w:sz w:val="17"/>
+              </w:rPr>
+              <w:t>Date window 5 days; one-to-many and many-to-one groups of up to 6 lines</w:t>
+            </w:r>
+          </w:p>
+        </w:tc>
+        <w:tc>
+          <w:tcPr>
+            <w:tcW w:w="4819" w:type="dxa"/>
+            <w:tcBorders>
+              <w:top w:val="single" w:sz="4" w:space="0" w:color="C9D6E3"/>
+              <w:left w:val="single" w:sz="4" w:space="0" w:color="C9D6E3"/>
+              <w:bottom w:val="single" w:sz="4" w:space="0" w:color="C9D6E3"/>
+              <w:right w:val="single" w:sz="4" w:space="0" w:color="C9D6E3"/>
+            </w:tcBorders>
+            <w:shd w:color="auto" w:fill="F3F9FE" w:val="clear"/>
+          </w:tcPr>
+          <w:p>
+            <w:pPr>
+              <w:pStyle w:val="TableText"/>
+              <w:rPr/>
+            </w:pPr>
+            <w:r>
+              <w:rPr>
+                <w:rFonts w:eastAsia="Liberation Mono" w:cs="Liberation Mono" w:ascii="Liberation Mono" w:hAnsi="Liberation Mono"/>
+                <w:color w:val="0B3D7A"/>
+                <w:sz w:val="15"/>
+              </w:rPr>
+              <w:t>bank_reconciliation.date_window_days</w:t>
+            </w:r>
+            <w:r>
+              <w:rPr>
+                <w:rFonts w:eastAsia="Nunito" w:cs="Nunito"/>
+                <w:sz w:val="17"/>
+              </w:rPr>
+              <w:t xml:space="preserve">, </w:t>
+            </w:r>
+            <w:r>
+              <w:rPr>
+                <w:rFonts w:eastAsia="Liberation Mono" w:cs="Liberation Mono" w:ascii="Liberation Mono" w:hAnsi="Liberation Mono"/>
+                <w:color w:val="0B3D7A"/>
+                <w:sz w:val="15"/>
+              </w:rPr>
+              <w:t>bank_reconciliation.group_max_lines</w:t>
             </w:r>
           </w:p>
         </w:tc>
@@ -3938,7 +4117,7 @@
         <w:pStyle w:val="Heading2"/>
         <w:rPr/>
       </w:pPr>
-      <w:bookmarkStart w:id="4" w:name="__RefHeading___Toc14655_3826153650"/>
+      <w:bookmarkStart w:id="4" w:name="__RefHeading___Toc11275_4084622315"/>
       <w:bookmarkEnd w:id="4"/>
       <w:r>
         <w:rPr>
@@ -3975,7 +4154,21 @@
           <w:color w:val="0B3D7A"/>
           <w:sz w:val="18"/>
         </w:rPr>
-        <w:t>LIMIT / OFFSET</w:t>
+        <w:t>LIMIT</w:t>
+      </w:r>
+      <w:r>
+        <w:rPr>
+          <w:rFonts w:eastAsia="Nunito" w:cs="Nunito"/>
+        </w:rPr>
+        <w:t xml:space="preserve"> and </w:t>
+      </w:r>
+      <w:r>
+        <w:rPr>
+          <w:rFonts w:eastAsia="Liberation Mono" w:cs="Liberation Mono" w:ascii="Liberation Mono" w:hAnsi="Liberation Mono"/>
+          <w:color w:val="0B3D7A"/>
+          <w:sz w:val="18"/>
+        </w:rPr>
+        <w:t>OFFSET</w:t>
       </w:r>
       <w:r>
         <w:rPr>
@@ -4004,7 +4197,7 @@
         <w:rPr>
           <w:rFonts w:eastAsia="Nunito" w:cs="Nunito"/>
         </w:rPr>
-        <w:t xml:space="preserve"> on business numbers, status and date columns of the main tables, partial indexes for hot subsets (open direct-bill items, live refresh tokens, active entry matches, direct-billed policies) and a GIN index on generic master data (document 03).</w:t>
+        <w:t xml:space="preserve"> on business numbers, status and date columns, on the foreign keys of every growing table (migration 0146), partial indexes for hot subsets (open direct-bill items, live refresh tokens, active entry matches, due recurring journals) and a GIN index on generic master data (document 03).</w:t>
       </w:r>
     </w:p>
     <w:p>
@@ -4041,7 +4234,7 @@
         <w:rPr>
           <w:rFonts w:eastAsia="Nunito" w:cs="Nunito"/>
         </w:rPr>
-        <w:t>), so configuration is read from the database once per key.</w:t>
+        <w:t>): a key is read from the database once and the cache checks the table version at most every 5 seconds.</w:t>
       </w:r>
     </w:p>
     <w:p>
@@ -4058,13 +4251,13 @@
           <w:rFonts w:eastAsia="Nunito" w:cs="Nunito"/>
           <w:b/>
         </w:rPr>
-        <w:t>Asynchronous work</w:t>
+        <w:t>Work outside the request</w:t>
       </w:r>
       <w:r>
         <w:rPr>
           <w:rFonts w:eastAsia="Nunito" w:cs="Nunito"/>
         </w:rPr>
-        <w:t xml:space="preserve"> outside the request: e-mail through the outbox, renewal notices through </w:t>
+        <w:t xml:space="preserve">: e-mail through the outbox, renewal notices through </w:t>
       </w:r>
       <w:r>
         <w:rPr>
@@ -4078,7 +4271,44 @@
         <w:rPr>
           <w:rFonts w:eastAsia="Nunito" w:cs="Nunito"/>
         </w:rPr>
-        <w:t>, scheduled reports and ageing through the scheduler.</w:t>
+        <w:t>, scheduled reports, ageing and the period-end jobs through the scheduler.</w:t>
+      </w:r>
+    </w:p>
+    <w:p>
+      <w:pPr>
+        <w:pStyle w:val="ListBullet"/>
+        <w:numPr>
+          <w:ilvl w:val="0"/>
+          <w:numId w:val="1"/>
+        </w:numPr>
+        <w:rPr/>
+      </w:pPr>
+      <w:r>
+        <w:rPr>
+          <w:rFonts w:eastAsia="Nunito" w:cs="Nunito"/>
+          <w:b/>
+        </w:rPr>
+        <w:t>Housekeeping</w:t>
+      </w:r>
+      <w:r>
+        <w:rPr>
+          <w:rFonts w:eastAsia="Nunito" w:cs="Nunito"/>
+        </w:rPr>
+        <w:t xml:space="preserve">: the daily </w:t>
+      </w:r>
+      <w:r>
+        <w:rPr>
+          <w:rFonts w:eastAsia="Liberation Mono" w:cs="Liberation Mono" w:ascii="Liberation Mono" w:hAnsi="Liberation Mono"/>
+          <w:color w:val="0B3D7A"/>
+          <w:sz w:val="18"/>
+        </w:rPr>
+        <w:t>housekeeping</w:t>
+      </w:r>
+      <w:r>
+        <w:rPr>
+          <w:rFonts w:eastAsia="Nunito" w:cs="Nunito"/>
+        </w:rPr>
+        <w:t xml:space="preserve"> job keeps the operational tables (job runs, outbox, sign-in history, tokens, notifications, queue) at a bounded size (document 10).</w:t>
       </w:r>
     </w:p>
     <w:p>
@@ -4101,21 +4331,7 @@
         <w:rPr>
           <w:rFonts w:eastAsia="Nunito" w:cs="Nunito"/>
         </w:rPr>
-        <w:t xml:space="preserve"> served by CloudFront / nginx with one-year caching of hashed files (</w:t>
-      </w:r>
-      <w:r>
-        <w:rPr>
-          <w:rFonts w:eastAsia="Liberation Mono" w:cs="Liberation Mono" w:ascii="Liberation Mono" w:hAnsi="Liberation Mono"/>
-          <w:color w:val="0B3D7A"/>
-          <w:sz w:val="18"/>
-        </w:rPr>
-        <w:t>/static/</w:t>
-      </w:r>
-      <w:r>
-        <w:rPr>
-          <w:rFonts w:eastAsia="Nunito" w:cs="Nunito"/>
-        </w:rPr>
-        <w:t xml:space="preserve">), </w:t>
+        <w:t xml:space="preserve"> served by CloudFront with long caching of hashed files and </w:t>
       </w:r>
       <w:r>
         <w:rPr>
@@ -4152,7 +4368,7 @@
         <w:rPr>
           <w:rFonts w:eastAsia="Nunito" w:cs="Nunito"/>
         </w:rPr>
-        <w:t>: capacity scales horizontally by adding API instances behind the load balancer (document 07).</w:t>
+        <w:t>: capacity grows by adding API instances behind the load balancer (document 07).</w:t>
       </w:r>
     </w:p>
     <w:p>
@@ -4160,7 +4376,7 @@
         <w:pStyle w:val="Heading2"/>
         <w:rPr/>
       </w:pPr>
-      <w:bookmarkStart w:id="5" w:name="__RefHeading___Toc14657_3826153650"/>
+      <w:bookmarkStart w:id="5" w:name="__RefHeading___Toc11277_4084622315"/>
       <w:bookmarkEnd w:id="5"/>
       <w:r>
         <w:rPr>
@@ -4273,7 +4489,7 @@
                 <w:rFonts w:eastAsia="Nunito" w:cs="Nunito"/>
                 <w:sz w:val="17"/>
               </w:rPr>
-              <w:t>CPU-bound document generation</w:t>
+              <w:t>CPU-bound file generation</w:t>
             </w:r>
           </w:p>
         </w:tc>
@@ -4297,7 +4513,7 @@
                 <w:rFonts w:eastAsia="Nunito" w:cs="Nunito"/>
                 <w:sz w:val="17"/>
               </w:rPr>
-              <w:t xml:space="preserve">PDF, XLSX and CSV files (up to 50,000 report rows) and spreadsheet imports are generated synchronously in the Node.js event loop of the API process. While a large report is written, other requests on the same instance wait. Recommended: keep </w:t>
+              <w:t xml:space="preserve">PDF, XLSX and CSV files (up to 50,000 report rows), bulk PDF prints and spreadsheet imports run in the Node.js event loop of the API process. While a large file is written, other requests on the same instance wait. Recommended: keep </w:t>
             </w:r>
             <w:r>
               <w:rPr>
@@ -4312,22 +4528,7 @@
                 <w:rFonts w:eastAsia="Nunito" w:cs="Nunito"/>
                 <w:sz w:val="17"/>
               </w:rPr>
-              <w:t xml:space="preserve"> as is, run large scheduled reports on an instance with </w:t>
-            </w:r>
-            <w:r>
-              <w:rPr>
-                <w:rFonts w:eastAsia="Liberation Mono" w:cs="Liberation Mono" w:ascii="Liberation Mono" w:hAnsi="Liberation Mono"/>
-                <w:color w:val="0B3D7A"/>
-                <w:sz w:val="15"/>
-              </w:rPr>
-              <w:t>SCHEDULER_ENABLED=true</w:t>
-            </w:r>
-            <w:r>
-              <w:rPr>
-                <w:rFonts w:eastAsia="Nunito" w:cs="Nunito"/>
-                <w:sz w:val="17"/>
-              </w:rPr>
-              <w:t xml:space="preserve"> that is not in the web target group, or move report generation to a worker (later change).</w:t>
+              <w:t xml:space="preserve"> as is, run large scheduled reports on an instance that is not in the web target group, or move file generation to a worker later.</w:t>
             </w:r>
           </w:p>
         </w:tc>
@@ -4411,7 +4612,7 @@
                 <w:rFonts w:eastAsia="Nunito" w:cs="Nunito"/>
                 <w:sz w:val="17"/>
               </w:rPr>
-              <w:t>Foreign keys without indexes</w:t>
+              <w:t>Bank matching on large statements</w:t>
             </w:r>
           </w:p>
         </w:tc>
@@ -4435,7 +4636,22 @@
                 <w:rFonts w:eastAsia="Nunito" w:cs="Nunito"/>
                 <w:sz w:val="17"/>
               </w:rPr>
-              <w:t>128 foreign keys have no supporting index (document 03). Joins and parent deletes on growing tables will degrade with volume.</w:t>
+              <w:t xml:space="preserve">Automatic matching compares each bank line with the open book lines of the account within the date window; the one-to-many rules search combinations of up to </w:t>
+            </w:r>
+            <w:r>
+              <w:rPr>
+                <w:rFonts w:eastAsia="Liberation Mono" w:cs="Liberation Mono" w:ascii="Liberation Mono" w:hAnsi="Liberation Mono"/>
+                <w:color w:val="0B3D7A"/>
+                <w:sz w:val="15"/>
+              </w:rPr>
+              <w:t>group_max_lines</w:t>
+            </w:r>
+            <w:r>
+              <w:rPr>
+                <w:rFonts w:eastAsia="Nunito" w:cs="Nunito"/>
+                <w:sz w:val="17"/>
+              </w:rPr>
+              <w:t xml:space="preserve"> lines. Very large statements (thousands of lines) are best imported per week.</w:t>
             </w:r>
           </w:p>
         </w:tc>
@@ -4465,7 +4681,7 @@
                 <w:rFonts w:eastAsia="Nunito" w:cs="Nunito"/>
                 <w:sz w:val="17"/>
               </w:rPr>
-              <w:t>Unbounded operational tables</w:t>
+              <w:t>OFFSET paging</w:t>
             </w:r>
           </w:p>
         </w:tc>
@@ -4485,125 +4701,27 @@
               <w:pStyle w:val="TableText"/>
               <w:rPr/>
             </w:pPr>
+            <w:r>
+              <w:rPr>
+                <w:rFonts w:eastAsia="Nunito" w:cs="Nunito"/>
+                <w:sz w:val="17"/>
+              </w:rPr>
+              <w:t xml:space="preserve">Deep pages of very large lists cost more with </w:t>
+            </w:r>
             <w:r>
               <w:rPr>
                 <w:rFonts w:eastAsia="Liberation Mono" w:cs="Liberation Mono" w:ascii="Liberation Mono" w:hAnsi="Liberation Mono"/>
                 <w:color w:val="0B3D7A"/>
                 <w:sz w:val="15"/>
               </w:rPr>
-              <w:t>job_runs</w:t>
-            </w:r>
-            <w:r>
-              <w:rPr>
-                <w:rFonts w:eastAsia="Nunito" w:cs="Nunito"/>
-                <w:sz w:val="17"/>
-              </w:rPr>
-              <w:t xml:space="preserve"> (about 1,735 rows a day), </w:t>
-            </w:r>
-            <w:r>
-              <w:rPr>
-                <w:rFonts w:eastAsia="Liberation Mono" w:cs="Liberation Mono" w:ascii="Liberation Mono" w:hAnsi="Liberation Mono"/>
-                <w:color w:val="0B3D7A"/>
-                <w:sz w:val="15"/>
-              </w:rPr>
-              <w:t>audit_log</w:t>
-            </w:r>
-            <w:r>
-              <w:rPr>
-                <w:rFonts w:eastAsia="Nunito" w:cs="Nunito"/>
-                <w:sz w:val="17"/>
-              </w:rPr>
-              <w:t xml:space="preserve">, </w:t>
-            </w:r>
-            <w:r>
-              <w:rPr>
-                <w:rFonts w:eastAsia="Liberation Mono" w:cs="Liberation Mono" w:ascii="Liberation Mono" w:hAnsi="Liberation Mono"/>
-                <w:color w:val="0B3D7A"/>
-                <w:sz w:val="15"/>
-              </w:rPr>
-              <w:t>login_history</w:t>
-            </w:r>
-            <w:r>
-              <w:rPr>
-                <w:rFonts w:eastAsia="Nunito" w:cs="Nunito"/>
-                <w:sz w:val="17"/>
-              </w:rPr>
-              <w:t xml:space="preserve">, </w:t>
-            </w:r>
-            <w:r>
-              <w:rPr>
-                <w:rFonts w:eastAsia="Liberation Mono" w:cs="Liberation Mono" w:ascii="Liberation Mono" w:hAnsi="Liberation Mono"/>
-                <w:color w:val="0B3D7A"/>
-                <w:sz w:val="15"/>
-              </w:rPr>
-              <w:t>notifications</w:t>
-            </w:r>
-            <w:r>
-              <w:rPr>
-                <w:rFonts w:eastAsia="Nunito" w:cs="Nunito"/>
-                <w:sz w:val="17"/>
-              </w:rPr>
-              <w:t xml:space="preserve">, </w:t>
-            </w:r>
-            <w:r>
-              <w:rPr>
-                <w:rFonts w:eastAsia="Liberation Mono" w:cs="Liberation Mono" w:ascii="Liberation Mono" w:hAnsi="Liberation Mono"/>
-                <w:color w:val="0B3D7A"/>
-                <w:sz w:val="15"/>
-              </w:rPr>
-              <w:t>email_outbox</w:t>
-            </w:r>
-            <w:r>
-              <w:rPr>
-                <w:rFonts w:eastAsia="Nunito" w:cs="Nunito"/>
-                <w:sz w:val="17"/>
-              </w:rPr>
-              <w:t xml:space="preserve">, </w:t>
-            </w:r>
-            <w:r>
-              <w:rPr>
-                <w:rFonts w:eastAsia="Liberation Mono" w:cs="Liberation Mono" w:ascii="Liberation Mono" w:hAnsi="Liberation Mono"/>
-                <w:color w:val="0B3D7A"/>
-                <w:sz w:val="15"/>
-              </w:rPr>
-              <w:t>refresh_tokens</w:t>
-            </w:r>
-            <w:r>
-              <w:rPr>
-                <w:rFonts w:eastAsia="Nunito" w:cs="Nunito"/>
-                <w:sz w:val="17"/>
-              </w:rPr>
-              <w:t xml:space="preserve"> have no purge (document 10); </w:t>
-            </w:r>
-            <w:r>
-              <w:rPr>
-                <w:rFonts w:eastAsia="Liberation Mono" w:cs="Liberation Mono" w:ascii="Liberation Mono" w:hAnsi="Liberation Mono"/>
-                <w:color w:val="0B3D7A"/>
-                <w:sz w:val="15"/>
-              </w:rPr>
-              <w:t>job_runs</w:t>
-            </w:r>
-            <w:r>
-              <w:rPr>
-                <w:rFonts w:eastAsia="Nunito" w:cs="Nunito"/>
-                <w:sz w:val="17"/>
-              </w:rPr>
-              <w:t xml:space="preserve"> and </w:t>
-            </w:r>
-            <w:r>
-              <w:rPr>
-                <w:rFonts w:eastAsia="Liberation Mono" w:cs="Liberation Mono" w:ascii="Liberation Mono" w:hAnsi="Liberation Mono"/>
-                <w:color w:val="0B3D7A"/>
-                <w:sz w:val="15"/>
-              </w:rPr>
-              <w:t>email_outbox</w:t>
-            </w:r>
-            <w:r>
-              <w:rPr>
-                <w:rFonts w:eastAsia="Nunito" w:cs="Nunito"/>
-                <w:sz w:val="17"/>
-              </w:rPr>
-              <w:t xml:space="preserve"> are scanned by the scheduler without a suitable index.</w:t>
+              <w:t>OFFSET</w:t>
+            </w:r>
+            <w:r>
+              <w:rPr>
+                <w:rFonts w:eastAsia="Nunito" w:cs="Nunito"/>
+                <w:sz w:val="17"/>
+              </w:rPr>
+              <w:t>; acceptable for the page sizes used, to be reviewed if a list passes about 100,000 rows.</w:t>
             </w:r>
           </w:p>
         </w:tc>
@@ -4632,7 +4750,7 @@
                 <w:rFonts w:eastAsia="Nunito" w:cs="Nunito"/>
                 <w:sz w:val="17"/>
               </w:rPr>
-              <w:t>OFFSET paging</w:t>
+              <w:t>Per-process pool</w:t>
             </w:r>
           </w:p>
         </w:tc>
@@ -4656,7 +4774,7 @@
                 <w:rFonts w:eastAsia="Nunito" w:cs="Nunito"/>
                 <w:sz w:val="17"/>
               </w:rPr>
-              <w:t xml:space="preserve">Deep pages of very large lists cost more with </w:t>
+              <w:t xml:space="preserve">With N instances the database sees up to 10 x N connections plus the job lock connections; keep within the </w:t>
             </w:r>
             <w:r>
               <w:rPr>
@@ -4664,76 +4782,6 @@
                 <w:color w:val="0B3D7A"/>
                 <w:sz w:val="15"/>
               </w:rPr>
-              <w:t>OFFSET</w:t>
-            </w:r>
-            <w:r>
-              <w:rPr>
-                <w:rFonts w:eastAsia="Nunito" w:cs="Nunito"/>
-                <w:sz w:val="17"/>
-              </w:rPr>
-              <w:t>; acceptable for the page sizes used, review if lists exceed about 100,000 rows.</w:t>
-            </w:r>
-          </w:p>
-        </w:tc>
-      </w:tr>
-      <w:tr>
-        <w:trPr>
-          <w:cantSplit w:val="true"/>
-        </w:trPr>
-        <w:tc>
-          <w:tcPr>
-            <w:tcW w:w="2891" w:type="dxa"/>
-            <w:tcBorders>
-              <w:top w:val="single" w:sz="4" w:space="0" w:color="C9D6E3"/>
-              <w:left w:val="single" w:sz="4" w:space="0" w:color="C9D6E3"/>
-              <w:bottom w:val="single" w:sz="4" w:space="0" w:color="C9D6E3"/>
-              <w:right w:val="single" w:sz="4" w:space="0" w:color="C9D6E3"/>
-            </w:tcBorders>
-            <w:shd w:color="auto" w:fill="F3F9FE" w:val="clear"/>
-          </w:tcPr>
-          <w:p>
-            <w:pPr>
-              <w:pStyle w:val="TableText"/>
-              <w:rPr/>
-            </w:pPr>
-            <w:r>
-              <w:rPr>
-                <w:rFonts w:eastAsia="Nunito" w:cs="Nunito"/>
-                <w:sz w:val="17"/>
-              </w:rPr>
-              <w:t>Per-process pool</w:t>
-            </w:r>
-          </w:p>
-        </w:tc>
-        <w:tc>
-          <w:tcPr>
-            <w:tcW w:w="6745" w:type="dxa"/>
-            <w:tcBorders>
-              <w:top w:val="single" w:sz="4" w:space="0" w:color="C9D6E3"/>
-              <w:left w:val="single" w:sz="4" w:space="0" w:color="C9D6E3"/>
-              <w:bottom w:val="single" w:sz="4" w:space="0" w:color="C9D6E3"/>
-              <w:right w:val="single" w:sz="4" w:space="0" w:color="C9D6E3"/>
-            </w:tcBorders>
-            <w:shd w:color="auto" w:fill="F3F9FE" w:val="clear"/>
-          </w:tcPr>
-          <w:p>
-            <w:pPr>
-              <w:pStyle w:val="TableText"/>
-              <w:rPr/>
-            </w:pPr>
-            <w:r>
-              <w:rPr>
-                <w:rFonts w:eastAsia="Nunito" w:cs="Nunito"/>
-                <w:sz w:val="17"/>
-              </w:rPr>
-              <w:t xml:space="preserve">With N instances the database sees up to 10 x N connections (plus scheduler lock connections); keep within the RDS </w:t>
-            </w:r>
-            <w:r>
-              <w:rPr>
-                <w:rFonts w:eastAsia="Liberation Mono" w:cs="Liberation Mono" w:ascii="Liberation Mono" w:hAnsi="Liberation Mono"/>
-                <w:color w:val="0B3D7A"/>
-                <w:sz w:val="15"/>
-              </w:rPr>
               <w:t>max_connections</w:t>
             </w:r>
             <w:r>
@@ -4741,7 +4789,7 @@
                 <w:rFonts w:eastAsia="Nunito" w:cs="Nunito"/>
                 <w:sz w:val="17"/>
               </w:rPr>
-              <w:t xml:space="preserve"> of the chosen class.</w:t>
+              <w:t xml:space="preserve"> of the database class.</w:t>
             </w:r>
           </w:p>
         </w:tc>
@@ -4768,7 +4816,7 @@
         </w:pBdr>
         <w:rPr/>
       </w:pPr>
-      <w:bookmarkStart w:id="6" w:name="__RefHeading___Toc14659_3826153650"/>
+      <w:bookmarkStart w:id="6" w:name="__RefHeading___Toc11279_4084622315"/>
       <w:bookmarkEnd w:id="6"/>
       <w:r>
         <w:rPr>
@@ -4782,7 +4830,7 @@
         <w:pStyle w:val="Heading2"/>
         <w:rPr/>
       </w:pPr>
-      <w:bookmarkStart w:id="7" w:name="__RefHeading___Toc14661_3826153650"/>
+      <w:bookmarkStart w:id="7" w:name="__RefHeading___Toc11281_4084622315"/>
       <w:bookmarkEnd w:id="7"/>
       <w:r>
         <w:rPr>
@@ -4828,7 +4876,7 @@
         <w:rPr>
           <w:rFonts w:eastAsia="Nunito" w:cs="Nunito"/>
         </w:rPr>
-        <w:t xml:space="preserve"> as production) on an ephemeral port of the development container, so the running system on ports 8000 and 5080 was not affected; it signs an access token for the administrator the way the backend tests do and drives read-only requests at a fixed concurrency for 15 seconds per endpoint, once with 10 and once with 50 concurrent clients. The per-process rate limiter was reset every 100 ms by the test hook </w:t>
+        <w:t xml:space="preserve"> as production) on a free local port, so no running system is affected. It signs an access token for the administrator the way the backend tests do and drives read-only requests at a fixed concurrency for 15 seconds per endpoint, once with 10 and once with 50 concurrent clients. The per-process rate limiter is reset every 100 ms by the test hook </w:t>
       </w:r>
       <w:r>
         <w:rPr>
@@ -4842,7 +4890,7 @@
         <w:rPr>
           <w:rFonts w:eastAsia="Nunito" w:cs="Nunito"/>
         </w:rPr>
-        <w:t xml:space="preserve"> so it did not cap the measurement.</w:t>
+        <w:t xml:space="preserve"> so it does not cap the measurement.</w:t>
       </w:r>
     </w:p>
     <w:tbl>
@@ -4973,7 +5021,7 @@
                 <w:rFonts w:eastAsia="Nunito" w:cs="Nunito"/>
                 <w:sz w:val="17"/>
               </w:rPr>
-              <w:t>29 September 2026</w:t>
+              <w:t>29 September 2026, on the code of this issue</w:t>
             </w:r>
           </w:p>
         </w:tc>
@@ -5028,7 +5076,7 @@
                 <w:rFonts w:eastAsia="Nunito" w:cs="Nunito"/>
                 <w:sz w:val="17"/>
               </w:rPr>
-              <w:t>Development container: 4 vCPU, 16 GB RAM, Linux; PostgreSQL 16.13 on the same host</w:t>
+              <w:t>Build host: 4 vCPU, 16 GB RAM, Linux; PostgreSQL 16.13 on the same host</w:t>
             </w:r>
           </w:p>
         </w:tc>
@@ -5081,7 +5129,7 @@
                 <w:rFonts w:eastAsia="Nunito" w:cs="Nunito"/>
                 <w:sz w:val="17"/>
               </w:rPr>
-              <w:t xml:space="preserve">Node.js v22.22.2, one process (one event loop), pool of 10 connections, </w:t>
+              <w:t xml:space="preserve">Node.js 22, one process (one event loop), pool of 10 connections, </w:t>
             </w:r>
             <w:r>
               <w:rPr>
@@ -5144,7 +5192,7 @@
                 <w:rFonts w:eastAsia="Nunito" w:cs="Nunito"/>
                 <w:sz w:val="17"/>
               </w:rPr>
-              <w:t xml:space="preserve">Local test database at the time of the test (31 policies, 18 leads, 17 claims, 568 audit rows): </w:t>
+              <w:t xml:space="preserve">The database of documents 02 and 03 (28 policies, 16 leads, 15 claims): </w:t>
             </w:r>
             <w:r>
               <w:rPr>
@@ -5289,7 +5337,7 @@
                 <w:rFonts w:eastAsia="Nunito" w:cs="Nunito"/>
                 <w:sz w:val="18"/>
               </w:rPr>
-              <w:t>: single small container, client and database on the same host, small test data set, no TLS and no network. They show the relative cost of the endpoints and that a single API process is CPU-bound on the event loop, not the capacity of the production environment.</w:t>
+              <w:t>: one small host, client and database on the same machine, a small data set, no TLS and no network. They show the relative cost of the endpoints and that a single API process is bound by its event loop. They are not the capacity of the production environment.</w:t>
             </w:r>
           </w:p>
         </w:tc>
@@ -5310,7 +5358,7 @@
         <w:pStyle w:val="Heading2"/>
         <w:rPr/>
       </w:pPr>
-      <w:bookmarkStart w:id="8" w:name="__RefHeading___Toc14663_3826153650"/>
+      <w:bookmarkStart w:id="8" w:name="__RefHeading___Toc11283_4084622315"/>
       <w:bookmarkEnd w:id="8"/>
       <w:r>
         <w:rPr>
@@ -5686,7 +5734,7 @@
                 <w:rFonts w:eastAsia="Nunito" w:cs="Nunito"/>
                 <w:sz w:val="15"/>
               </w:rPr>
-              <w:t>27,833</w:t>
+              <w:t>31,540</w:t>
             </w:r>
           </w:p>
         </w:tc>
@@ -5710,7 +5758,7 @@
                 <w:rFonts w:eastAsia="Nunito" w:cs="Nunito"/>
                 <w:sz w:val="15"/>
               </w:rPr>
-              <w:t>1,855</w:t>
+              <w:t>2,103</w:t>
             </w:r>
           </w:p>
         </w:tc>
@@ -5734,7 +5782,7 @@
                 <w:rFonts w:eastAsia="Nunito" w:cs="Nunito"/>
                 <w:sz w:val="15"/>
               </w:rPr>
-              <w:t>4.5</w:t>
+              <w:t>4</w:t>
             </w:r>
           </w:p>
         </w:tc>
@@ -5758,7 +5806,7 @@
                 <w:rFonts w:eastAsia="Nunito" w:cs="Nunito"/>
                 <w:sz w:val="15"/>
               </w:rPr>
-              <w:t>10.2</w:t>
+              <w:t>8.3</w:t>
             </w:r>
           </w:p>
         </w:tc>
@@ -5782,7 +5830,7 @@
                 <w:rFonts w:eastAsia="Nunito" w:cs="Nunito"/>
                 <w:sz w:val="15"/>
               </w:rPr>
-              <w:t>17.8</w:t>
+              <w:t>14.7</w:t>
             </w:r>
           </w:p>
         </w:tc>
@@ -5806,7 +5854,7 @@
                 <w:rFonts w:eastAsia="Nunito" w:cs="Nunito"/>
                 <w:sz w:val="15"/>
               </w:rPr>
-              <w:t>100.1</w:t>
+              <w:t>151.5</w:t>
             </w:r>
           </w:p>
         </w:tc>
@@ -5830,7 +5878,7 @@
                 <w:rFonts w:eastAsia="Nunito" w:cs="Nunito"/>
                 <w:sz w:val="15"/>
               </w:rPr>
-              <w:t>6</w:t>
+              <w:t>3</w:t>
             </w:r>
           </w:p>
         </w:tc>
@@ -5910,7 +5958,7 @@
                 <w:rFonts w:eastAsia="Nunito" w:cs="Nunito"/>
                 <w:sz w:val="15"/>
               </w:rPr>
-              <w:t>56,719</w:t>
+              <w:t>57,829</w:t>
             </w:r>
           </w:p>
         </w:tc>
@@ -5935,7 +5983,7 @@
                 <w:rFonts w:eastAsia="Nunito" w:cs="Nunito"/>
                 <w:sz w:val="15"/>
               </w:rPr>
-              <w:t>3,781</w:t>
+              <w:t>3,855</w:t>
             </w:r>
           </w:p>
         </w:tc>
@@ -5985,7 +6033,7 @@
                 <w:rFonts w:eastAsia="Nunito" w:cs="Nunito"/>
                 <w:sz w:val="15"/>
               </w:rPr>
-              <w:t>5.1</w:t>
+              <w:t>4.5</w:t>
             </w:r>
           </w:p>
         </w:tc>
@@ -6010,7 +6058,7 @@
                 <w:rFonts w:eastAsia="Nunito" w:cs="Nunito"/>
                 <w:sz w:val="15"/>
               </w:rPr>
-              <w:t>8</w:t>
+              <w:t>6.4</w:t>
             </w:r>
           </w:p>
         </w:tc>
@@ -6035,7 +6083,7 @@
                 <w:rFonts w:eastAsia="Nunito" w:cs="Nunito"/>
                 <w:sz w:val="15"/>
               </w:rPr>
-              <w:t>29.9</w:t>
+              <w:t>24.9</w:t>
             </w:r>
           </w:p>
         </w:tc>
@@ -6137,7 +6185,7 @@
                 <w:rFonts w:eastAsia="Nunito" w:cs="Nunito"/>
                 <w:sz w:val="15"/>
               </w:rPr>
-              <w:t>5,939</w:t>
+              <w:t>10,274</w:t>
             </w:r>
           </w:p>
         </w:tc>
@@ -6161,7 +6209,7 @@
                 <w:rFonts w:eastAsia="Nunito" w:cs="Nunito"/>
                 <w:sz w:val="15"/>
               </w:rPr>
-              <w:t>396</w:t>
+              <w:t>685</w:t>
             </w:r>
           </w:p>
         </w:tc>
@@ -6185,7 +6233,7 @@
                 <w:rFonts w:eastAsia="Nunito" w:cs="Nunito"/>
                 <w:sz w:val="15"/>
               </w:rPr>
-              <w:t>23.2</w:t>
+              <w:t>13.5</w:t>
             </w:r>
           </w:p>
         </w:tc>
@@ -6209,7 +6257,7 @@
                 <w:rFonts w:eastAsia="Nunito" w:cs="Nunito"/>
                 <w:sz w:val="15"/>
               </w:rPr>
-              <w:t>41.4</w:t>
+              <w:t>23.4</w:t>
             </w:r>
           </w:p>
         </w:tc>
@@ -6233,7 +6281,7 @@
                 <w:rFonts w:eastAsia="Nunito" w:cs="Nunito"/>
                 <w:sz w:val="15"/>
               </w:rPr>
-              <w:t>59.6</w:t>
+              <w:t>33.5</w:t>
             </w:r>
           </w:p>
         </w:tc>
@@ -6257,7 +6305,7 @@
                 <w:rFonts w:eastAsia="Nunito" w:cs="Nunito"/>
                 <w:sz w:val="15"/>
               </w:rPr>
-              <w:t>127</w:t>
+              <w:t>148.1</w:t>
             </w:r>
           </w:p>
         </w:tc>
@@ -6361,7 +6409,7 @@
                 <w:rFonts w:eastAsia="Nunito" w:cs="Nunito"/>
                 <w:sz w:val="15"/>
               </w:rPr>
-              <w:t>11,807</w:t>
+              <w:t>15,181</w:t>
             </w:r>
           </w:p>
         </w:tc>
@@ -6386,7 +6434,7 @@
                 <w:rFonts w:eastAsia="Nunito" w:cs="Nunito"/>
                 <w:sz w:val="15"/>
               </w:rPr>
-              <w:t>787</w:t>
+              <w:t>1,012</w:t>
             </w:r>
           </w:p>
         </w:tc>
@@ -6411,7 +6459,7 @@
                 <w:rFonts w:eastAsia="Nunito" w:cs="Nunito"/>
                 <w:sz w:val="15"/>
               </w:rPr>
-              <w:t>11.5</w:t>
+              <w:t>9.7</w:t>
             </w:r>
           </w:p>
         </w:tc>
@@ -6436,7 +6484,7 @@
                 <w:rFonts w:eastAsia="Nunito" w:cs="Nunito"/>
                 <w:sz w:val="15"/>
               </w:rPr>
-              <w:t>20.7</w:t>
+              <w:t>12.1</w:t>
             </w:r>
           </w:p>
         </w:tc>
@@ -6461,7 +6509,7 @@
                 <w:rFonts w:eastAsia="Nunito" w:cs="Nunito"/>
                 <w:sz w:val="15"/>
               </w:rPr>
-              <w:t>33.4</w:t>
+              <w:t>14.9</w:t>
             </w:r>
           </w:p>
         </w:tc>
@@ -6486,7 +6534,7 @@
                 <w:rFonts w:eastAsia="Nunito" w:cs="Nunito"/>
                 <w:sz w:val="15"/>
               </w:rPr>
-              <w:t>82.4</w:t>
+              <w:t>34.4</w:t>
             </w:r>
           </w:p>
         </w:tc>
@@ -6588,7 +6636,7 @@
                 <w:rFonts w:eastAsia="Nunito" w:cs="Nunito"/>
                 <w:sz w:val="15"/>
               </w:rPr>
-              <w:t>7,150</w:t>
+              <w:t>8,636</w:t>
             </w:r>
           </w:p>
         </w:tc>
@@ -6612,7 +6660,7 @@
                 <w:rFonts w:eastAsia="Nunito" w:cs="Nunito"/>
                 <w:sz w:val="15"/>
               </w:rPr>
-              <w:t>476</w:t>
+              <w:t>575</w:t>
             </w:r>
           </w:p>
         </w:tc>
@@ -6636,7 +6684,7 @@
                 <w:rFonts w:eastAsia="Nunito" w:cs="Nunito"/>
                 <w:sz w:val="15"/>
               </w:rPr>
-              <w:t>19.6</w:t>
+              <w:t>16.4</w:t>
             </w:r>
           </w:p>
         </w:tc>
@@ -6660,7 +6708,7 @@
                 <w:rFonts w:eastAsia="Nunito" w:cs="Nunito"/>
                 <w:sz w:val="15"/>
               </w:rPr>
-              <w:t>31.4</w:t>
+              <w:t>24.7</w:t>
             </w:r>
           </w:p>
         </w:tc>
@@ -6684,7 +6732,7 @@
                 <w:rFonts w:eastAsia="Nunito" w:cs="Nunito"/>
                 <w:sz w:val="15"/>
               </w:rPr>
-              <w:t>52.6</w:t>
+              <w:t>37.3</w:t>
             </w:r>
           </w:p>
         </w:tc>
@@ -6708,7 +6756,7 @@
                 <w:rFonts w:eastAsia="Nunito" w:cs="Nunito"/>
                 <w:sz w:val="15"/>
               </w:rPr>
-              <w:t>87.4</w:t>
+              <w:t>79.3</w:t>
             </w:r>
           </w:p>
         </w:tc>
@@ -6812,7 +6860,7 @@
                 <w:rFonts w:eastAsia="Nunito" w:cs="Nunito"/>
                 <w:sz w:val="15"/>
               </w:rPr>
-              <w:t>5,900</w:t>
+              <w:t>6,069</w:t>
             </w:r>
           </w:p>
         </w:tc>
@@ -6837,7 +6885,7 @@
                 <w:rFonts w:eastAsia="Nunito" w:cs="Nunito"/>
                 <w:sz w:val="15"/>
               </w:rPr>
-              <w:t>393</w:t>
+              <w:t>404</w:t>
             </w:r>
           </w:p>
         </w:tc>
@@ -6862,7 +6910,7 @@
                 <w:rFonts w:eastAsia="Nunito" w:cs="Nunito"/>
                 <w:sz w:val="15"/>
               </w:rPr>
-              <w:t>21.9</w:t>
+              <w:t>23.1</w:t>
             </w:r>
           </w:p>
         </w:tc>
@@ -6887,7 +6935,7 @@
                 <w:rFonts w:eastAsia="Nunito" w:cs="Nunito"/>
                 <w:sz w:val="15"/>
               </w:rPr>
-              <w:t>44.5</w:t>
+              <w:t>34.7</w:t>
             </w:r>
           </w:p>
         </w:tc>
@@ -6912,7 +6960,7 @@
                 <w:rFonts w:eastAsia="Nunito" w:cs="Nunito"/>
                 <w:sz w:val="15"/>
               </w:rPr>
-              <w:t>73.7</w:t>
+              <w:t>46</w:t>
             </w:r>
           </w:p>
         </w:tc>
@@ -6937,7 +6985,7 @@
                 <w:rFonts w:eastAsia="Nunito" w:cs="Nunito"/>
                 <w:sz w:val="15"/>
               </w:rPr>
-              <w:t>245.8</w:t>
+              <w:t>216.3</w:t>
             </w:r>
           </w:p>
         </w:tc>
@@ -7039,7 +7087,7 @@
                 <w:rFonts w:eastAsia="Nunito" w:cs="Nunito"/>
                 <w:sz w:val="15"/>
               </w:rPr>
-              <w:t>17,402</w:t>
+              <w:t>18,361</w:t>
             </w:r>
           </w:p>
         </w:tc>
@@ -7063,7 +7111,7 @@
                 <w:rFonts w:eastAsia="Nunito" w:cs="Nunito"/>
                 <w:sz w:val="15"/>
               </w:rPr>
-              <w:t>1,160</w:t>
+              <w:t>1,224</w:t>
             </w:r>
           </w:p>
         </w:tc>
@@ -7087,7 +7135,7 @@
                 <w:rFonts w:eastAsia="Nunito" w:cs="Nunito"/>
                 <w:sz w:val="15"/>
               </w:rPr>
-              <w:t>8.1</w:t>
+              <w:t>7.7</w:t>
             </w:r>
           </w:p>
         </w:tc>
@@ -7111,7 +7159,7 @@
                 <w:rFonts w:eastAsia="Nunito" w:cs="Nunito"/>
                 <w:sz w:val="15"/>
               </w:rPr>
-              <w:t>12.6</w:t>
+              <w:t>11.5</w:t>
             </w:r>
           </w:p>
         </w:tc>
@@ -7135,7 +7183,7 @@
                 <w:rFonts w:eastAsia="Nunito" w:cs="Nunito"/>
                 <w:sz w:val="15"/>
               </w:rPr>
-              <w:t>21</w:t>
+              <w:t>18.9</w:t>
             </w:r>
           </w:p>
         </w:tc>
@@ -7159,7 +7207,7 @@
                 <w:rFonts w:eastAsia="Nunito" w:cs="Nunito"/>
                 <w:sz w:val="15"/>
               </w:rPr>
-              <w:t>49.4</w:t>
+              <w:t>124.7</w:t>
             </w:r>
           </w:p>
         </w:tc>
@@ -7263,7 +7311,7 @@
                 <w:rFonts w:eastAsia="Nunito" w:cs="Nunito"/>
                 <w:sz w:val="15"/>
               </w:rPr>
-              <w:t>10,319</w:t>
+              <w:t>12,740</w:t>
             </w:r>
           </w:p>
         </w:tc>
@@ -7288,7 +7336,7 @@
                 <w:rFonts w:eastAsia="Nunito" w:cs="Nunito"/>
                 <w:sz w:val="15"/>
               </w:rPr>
-              <w:t>688</w:t>
+              <w:t>849</w:t>
             </w:r>
           </w:p>
         </w:tc>
@@ -7313,7 +7361,7 @@
                 <w:rFonts w:eastAsia="Nunito" w:cs="Nunito"/>
                 <w:sz w:val="15"/>
               </w:rPr>
-              <w:t>13</w:t>
+              <w:t>11.2</w:t>
             </w:r>
           </w:p>
         </w:tc>
@@ -7338,7 +7386,7 @@
                 <w:rFonts w:eastAsia="Nunito" w:cs="Nunito"/>
                 <w:sz w:val="15"/>
               </w:rPr>
-              <w:t>25.1</w:t>
+              <w:t>16.6</w:t>
             </w:r>
           </w:p>
         </w:tc>
@@ -7363,7 +7411,7 @@
                 <w:rFonts w:eastAsia="Nunito" w:cs="Nunito"/>
                 <w:sz w:val="15"/>
               </w:rPr>
-              <w:t>38.7</w:t>
+              <w:t>22.4</w:t>
             </w:r>
           </w:p>
         </w:tc>
@@ -7388,7 +7436,7 @@
                 <w:rFonts w:eastAsia="Nunito" w:cs="Nunito"/>
                 <w:sz w:val="15"/>
               </w:rPr>
-              <w:t>84.9</w:t>
+              <w:t>49.7</w:t>
             </w:r>
           </w:p>
         </w:tc>
@@ -7490,7 +7538,7 @@
                 <w:rFonts w:eastAsia="Nunito" w:cs="Nunito"/>
                 <w:sz w:val="15"/>
               </w:rPr>
-              <w:t>5,870</w:t>
+              <w:t>8,076</w:t>
             </w:r>
           </w:p>
         </w:tc>
@@ -7514,7 +7562,7 @@
                 <w:rFonts w:eastAsia="Nunito" w:cs="Nunito"/>
                 <w:sz w:val="15"/>
               </w:rPr>
-              <w:t>391</w:t>
+              <w:t>538</w:t>
             </w:r>
           </w:p>
         </w:tc>
@@ -7538,7 +7586,7 @@
                 <w:rFonts w:eastAsia="Nunito" w:cs="Nunito"/>
                 <w:sz w:val="15"/>
               </w:rPr>
-              <w:t>22.6</w:t>
+              <w:t>17.7</w:t>
             </w:r>
           </w:p>
         </w:tc>
@@ -7562,7 +7610,7 @@
                 <w:rFonts w:eastAsia="Nunito" w:cs="Nunito"/>
                 <w:sz w:val="15"/>
               </w:rPr>
-              <w:t>45.4</w:t>
+              <w:t>25.2</w:t>
             </w:r>
           </w:p>
         </w:tc>
@@ -7586,7 +7634,7 @@
                 <w:rFonts w:eastAsia="Nunito" w:cs="Nunito"/>
                 <w:sz w:val="15"/>
               </w:rPr>
-              <w:t>66.1</w:t>
+              <w:t>37.1</w:t>
             </w:r>
           </w:p>
         </w:tc>
@@ -7610,7 +7658,7 @@
                 <w:rFonts w:eastAsia="Nunito" w:cs="Nunito"/>
                 <w:sz w:val="15"/>
               </w:rPr>
-              <w:t>191.8</w:t>
+              <w:t>81.9</w:t>
             </w:r>
           </w:p>
         </w:tc>
@@ -7714,7 +7762,7 @@
                 <w:rFonts w:eastAsia="Nunito" w:cs="Nunito"/>
                 <w:sz w:val="15"/>
               </w:rPr>
-              <w:t>34,913</w:t>
+              <w:t>43,950</w:t>
             </w:r>
           </w:p>
         </w:tc>
@@ -7739,7 +7787,7 @@
                 <w:rFonts w:eastAsia="Nunito" w:cs="Nunito"/>
                 <w:sz w:val="15"/>
               </w:rPr>
-              <w:t>2,326</w:t>
+              <w:t>2,929</w:t>
             </w:r>
           </w:p>
         </w:tc>
@@ -7764,7 +7812,7 @@
                 <w:rFonts w:eastAsia="Nunito" w:cs="Nunito"/>
                 <w:sz w:val="15"/>
               </w:rPr>
-              <w:t>18.1</w:t>
+              <w:t>15.6</w:t>
             </w:r>
           </w:p>
         </w:tc>
@@ -7789,7 +7837,7 @@
                 <w:rFonts w:eastAsia="Nunito" w:cs="Nunito"/>
                 <w:sz w:val="15"/>
               </w:rPr>
-              <w:t>39</w:t>
+              <w:t>26.1</w:t>
             </w:r>
           </w:p>
         </w:tc>
@@ -7814,7 +7862,7 @@
                 <w:rFonts w:eastAsia="Nunito" w:cs="Nunito"/>
                 <w:sz w:val="15"/>
               </w:rPr>
-              <w:t>51.7</w:t>
+              <w:t>36.5</w:t>
             </w:r>
           </w:p>
         </w:tc>
@@ -7839,7 +7887,7 @@
                 <w:rFonts w:eastAsia="Nunito" w:cs="Nunito"/>
                 <w:sz w:val="15"/>
               </w:rPr>
-              <w:t>545.1</w:t>
+              <w:t>385.6</w:t>
             </w:r>
           </w:p>
         </w:tc>
@@ -7941,7 +7989,7 @@
                 <w:rFonts w:eastAsia="Nunito" w:cs="Nunito"/>
                 <w:sz w:val="15"/>
               </w:rPr>
-              <w:t>34,246</w:t>
+              <w:t>40,230</w:t>
             </w:r>
           </w:p>
         </w:tc>
@@ -7965,7 +8013,7 @@
                 <w:rFonts w:eastAsia="Nunito" w:cs="Nunito"/>
                 <w:sz w:val="15"/>
               </w:rPr>
-              <w:t>2,282</w:t>
+              <w:t>2,680</w:t>
             </w:r>
           </w:p>
         </w:tc>
@@ -7989,7 +8037,7 @@
                 <w:rFonts w:eastAsia="Nunito" w:cs="Nunito"/>
                 <w:sz w:val="15"/>
               </w:rPr>
-              <w:t>20.2</w:t>
+              <w:t>18</w:t>
             </w:r>
           </w:p>
         </w:tc>
@@ -8013,7 +8061,7 @@
                 <w:rFonts w:eastAsia="Nunito" w:cs="Nunito"/>
                 <w:sz w:val="15"/>
               </w:rPr>
-              <w:t>35</w:t>
+              <w:t>25.4</w:t>
             </w:r>
           </w:p>
         </w:tc>
@@ -8037,7 +8085,7 @@
                 <w:rFonts w:eastAsia="Nunito" w:cs="Nunito"/>
                 <w:sz w:val="15"/>
               </w:rPr>
-              <w:t>46.3</w:t>
+              <w:t>34.5</w:t>
             </w:r>
           </w:p>
         </w:tc>
@@ -8061,7 +8109,7 @@
                 <w:rFonts w:eastAsia="Nunito" w:cs="Nunito"/>
                 <w:sz w:val="15"/>
               </w:rPr>
-              <w:t>283.5</w:t>
+              <w:t>229.5</w:t>
             </w:r>
           </w:p>
         </w:tc>
@@ -8165,7 +8213,7 @@
                 <w:rFonts w:eastAsia="Nunito" w:cs="Nunito"/>
                 <w:sz w:val="15"/>
               </w:rPr>
-              <w:t>6,392</w:t>
+              <w:t>9,759</w:t>
             </w:r>
           </w:p>
         </w:tc>
@@ -8190,7 +8238,7 @@
                 <w:rFonts w:eastAsia="Nunito" w:cs="Nunito"/>
                 <w:sz w:val="15"/>
               </w:rPr>
-              <w:t>423</w:t>
+              <w:t>648</w:t>
             </w:r>
           </w:p>
         </w:tc>
@@ -8215,7 +8263,7 @@
                 <w:rFonts w:eastAsia="Nunito" w:cs="Nunito"/>
                 <w:sz w:val="15"/>
               </w:rPr>
-              <w:t>107.8</w:t>
+              <w:t>73.3</w:t>
             </w:r>
           </w:p>
         </w:tc>
@@ -8240,7 +8288,7 @@
                 <w:rFonts w:eastAsia="Nunito" w:cs="Nunito"/>
                 <w:sz w:val="15"/>
               </w:rPr>
-              <w:t>167.8</w:t>
+              <w:t>111.3</w:t>
             </w:r>
           </w:p>
         </w:tc>
@@ -8265,7 +8313,7 @@
                 <w:rFonts w:eastAsia="Nunito" w:cs="Nunito"/>
                 <w:sz w:val="15"/>
               </w:rPr>
-              <w:t>286</w:t>
+              <w:t>132</w:t>
             </w:r>
           </w:p>
         </w:tc>
@@ -8290,7 +8338,7 @@
                 <w:rFonts w:eastAsia="Nunito" w:cs="Nunito"/>
                 <w:sz w:val="15"/>
               </w:rPr>
-              <w:t>484.6</w:t>
+              <w:t>183.5</w:t>
             </w:r>
           </w:p>
         </w:tc>
@@ -8392,7 +8440,7 @@
                 <w:rFonts w:eastAsia="Nunito" w:cs="Nunito"/>
                 <w:sz w:val="15"/>
               </w:rPr>
-              <w:t>11,848</w:t>
+              <w:t>15,144</w:t>
             </w:r>
           </w:p>
         </w:tc>
@@ -8416,7 +8464,7 @@
                 <w:rFonts w:eastAsia="Nunito" w:cs="Nunito"/>
                 <w:sz w:val="15"/>
               </w:rPr>
-              <w:t>788</w:t>
+              <w:t>1,008</w:t>
             </w:r>
           </w:p>
         </w:tc>
@@ -8440,7 +8488,7 @@
                 <w:rFonts w:eastAsia="Nunito" w:cs="Nunito"/>
                 <w:sz w:val="15"/>
               </w:rPr>
-              <w:t>58.6</w:t>
+              <w:t>47</w:t>
             </w:r>
           </w:p>
         </w:tc>
@@ -8464,7 +8512,7 @@
                 <w:rFonts w:eastAsia="Nunito" w:cs="Nunito"/>
                 <w:sz w:val="15"/>
               </w:rPr>
-              <w:t>91.3</w:t>
+              <w:t>60.9</w:t>
             </w:r>
           </w:p>
         </w:tc>
@@ -8488,7 +8536,7 @@
                 <w:rFonts w:eastAsia="Nunito" w:cs="Nunito"/>
                 <w:sz w:val="15"/>
               </w:rPr>
-              <w:t>122.3</w:t>
+              <w:t>80.3</w:t>
             </w:r>
           </w:p>
         </w:tc>
@@ -8512,7 +8560,7 @@
                 <w:rFonts w:eastAsia="Nunito" w:cs="Nunito"/>
                 <w:sz w:val="15"/>
               </w:rPr>
-              <w:t>174</w:t>
+              <w:t>107.2</w:t>
             </w:r>
           </w:p>
         </w:tc>
@@ -8616,7 +8664,7 @@
                 <w:rFonts w:eastAsia="Nunito" w:cs="Nunito"/>
                 <w:sz w:val="15"/>
               </w:rPr>
-              <w:t>8,083</w:t>
+              <w:t>9,269</w:t>
             </w:r>
           </w:p>
         </w:tc>
@@ -8641,7 +8689,7 @@
                 <w:rFonts w:eastAsia="Nunito" w:cs="Nunito"/>
                 <w:sz w:val="15"/>
               </w:rPr>
-              <w:t>537</w:t>
+              <w:t>616</w:t>
             </w:r>
           </w:p>
         </w:tc>
@@ -8666,7 +8714,7 @@
                 <w:rFonts w:eastAsia="Nunito" w:cs="Nunito"/>
                 <w:sz w:val="15"/>
               </w:rPr>
-              <w:t>85.7</w:t>
+              <w:t>76.8</w:t>
             </w:r>
           </w:p>
         </w:tc>
@@ -8691,7 +8739,7 @@
                 <w:rFonts w:eastAsia="Nunito" w:cs="Nunito"/>
                 <w:sz w:val="15"/>
               </w:rPr>
-              <w:t>132.1</w:t>
+              <w:t>109.6</w:t>
             </w:r>
           </w:p>
         </w:tc>
@@ -8716,7 +8764,7 @@
                 <w:rFonts w:eastAsia="Nunito" w:cs="Nunito"/>
                 <w:sz w:val="15"/>
               </w:rPr>
-              <w:t>167.1</w:t>
+              <w:t>132</w:t>
             </w:r>
           </w:p>
         </w:tc>
@@ -8741,7 +8789,7 @@
                 <w:rFonts w:eastAsia="Nunito" w:cs="Nunito"/>
                 <w:sz w:val="15"/>
               </w:rPr>
-              <w:t>240.8</w:t>
+              <w:t>157.2</w:t>
             </w:r>
           </w:p>
         </w:tc>
@@ -8843,7 +8891,7 @@
                 <w:rFonts w:eastAsia="Nunito" w:cs="Nunito"/>
                 <w:sz w:val="15"/>
               </w:rPr>
-              <w:t>5,295</w:t>
+              <w:t>5,861</w:t>
             </w:r>
           </w:p>
         </w:tc>
@@ -8867,7 +8915,7 @@
                 <w:rFonts w:eastAsia="Nunito" w:cs="Nunito"/>
                 <w:sz w:val="15"/>
               </w:rPr>
-              <w:t>351</w:t>
+              <w:t>388</w:t>
             </w:r>
           </w:p>
         </w:tc>
@@ -8891,7 +8939,7 @@
                 <w:rFonts w:eastAsia="Nunito" w:cs="Nunito"/>
                 <w:sz w:val="15"/>
               </w:rPr>
-              <w:t>131.6</w:t>
+              <w:t>124</w:t>
             </w:r>
           </w:p>
         </w:tc>
@@ -8915,7 +8963,7 @@
                 <w:rFonts w:eastAsia="Nunito" w:cs="Nunito"/>
                 <w:sz w:val="15"/>
               </w:rPr>
-              <w:t>218</w:t>
+              <w:t>174.2</w:t>
             </w:r>
           </w:p>
         </w:tc>
@@ -8939,7 +8987,7 @@
                 <w:rFonts w:eastAsia="Nunito" w:cs="Nunito"/>
                 <w:sz w:val="15"/>
               </w:rPr>
-              <w:t>298.8</w:t>
+              <w:t>231.2</w:t>
             </w:r>
           </w:p>
         </w:tc>
@@ -8963,7 +9011,7 @@
                 <w:rFonts w:eastAsia="Nunito" w:cs="Nunito"/>
                 <w:sz w:val="15"/>
               </w:rPr>
-              <w:t>374.9</w:t>
+              <w:t>249.3</w:t>
             </w:r>
           </w:p>
         </w:tc>
@@ -9067,7 +9115,7 @@
                 <w:rFonts w:eastAsia="Nunito" w:cs="Nunito"/>
                 <w:sz w:val="15"/>
               </w:rPr>
-              <w:t>19,720</w:t>
+              <w:t>21,491</w:t>
             </w:r>
           </w:p>
         </w:tc>
@@ -9092,7 +9140,7 @@
                 <w:rFonts w:eastAsia="Nunito" w:cs="Nunito"/>
                 <w:sz w:val="15"/>
               </w:rPr>
-              <w:t>1,314</w:t>
+              <w:t>1,431</w:t>
             </w:r>
           </w:p>
         </w:tc>
@@ -9117,7 +9165,7 @@
                 <w:rFonts w:eastAsia="Nunito" w:cs="Nunito"/>
                 <w:sz w:val="15"/>
               </w:rPr>
-              <w:t>34.3</w:t>
+              <w:t>31.8</w:t>
             </w:r>
           </w:p>
         </w:tc>
@@ -9142,7 +9190,7 @@
                 <w:rFonts w:eastAsia="Nunito" w:cs="Nunito"/>
                 <w:sz w:val="15"/>
               </w:rPr>
-              <w:t>61.4</w:t>
+              <w:t>53.7</w:t>
             </w:r>
           </w:p>
         </w:tc>
@@ -9167,7 +9215,7 @@
                 <w:rFonts w:eastAsia="Nunito" w:cs="Nunito"/>
                 <w:sz w:val="15"/>
               </w:rPr>
-              <w:t>98.1</w:t>
+              <w:t>72.6</w:t>
             </w:r>
           </w:p>
         </w:tc>
@@ -9192,7 +9240,7 @@
                 <w:rFonts w:eastAsia="Nunito" w:cs="Nunito"/>
                 <w:sz w:val="15"/>
               </w:rPr>
-              <w:t>149.3</w:t>
+              <w:t>107.5</w:t>
             </w:r>
           </w:p>
         </w:tc>
@@ -9294,7 +9342,7 @@
                 <w:rFonts w:eastAsia="Nunito" w:cs="Nunito"/>
                 <w:sz w:val="15"/>
               </w:rPr>
-              <w:t>8,568</w:t>
+              <w:t>12,443</w:t>
             </w:r>
           </w:p>
         </w:tc>
@@ -9318,7 +9366,7 @@
                 <w:rFonts w:eastAsia="Nunito" w:cs="Nunito"/>
                 <w:sz w:val="15"/>
               </w:rPr>
-              <w:t>569</w:t>
+              <w:t>828</w:t>
             </w:r>
           </w:p>
         </w:tc>
@@ -9342,7 +9390,7 @@
                 <w:rFonts w:eastAsia="Nunito" w:cs="Nunito"/>
                 <w:sz w:val="15"/>
               </w:rPr>
-              <w:t>83.1</w:t>
+              <w:t>54.7</w:t>
             </w:r>
           </w:p>
         </w:tc>
@@ -9366,7 +9414,7 @@
                 <w:rFonts w:eastAsia="Nunito" w:cs="Nunito"/>
                 <w:sz w:val="15"/>
               </w:rPr>
-              <w:t>134.3</w:t>
+              <w:t>82.9</w:t>
             </w:r>
           </w:p>
         </w:tc>
@@ -9390,7 +9438,7 @@
                 <w:rFonts w:eastAsia="Nunito" w:cs="Nunito"/>
                 <w:sz w:val="15"/>
               </w:rPr>
-              <w:t>177.5</w:t>
+              <w:t>97</w:t>
             </w:r>
           </w:p>
         </w:tc>
@@ -9414,7 +9462,7 @@
                 <w:rFonts w:eastAsia="Nunito" w:cs="Nunito"/>
                 <w:sz w:val="15"/>
               </w:rPr>
-              <w:t>255.6</w:t>
+              <w:t>128.3</w:t>
             </w:r>
           </w:p>
         </w:tc>
@@ -9518,7 +9566,7 @@
                 <w:rFonts w:eastAsia="Nunito" w:cs="Nunito"/>
                 <w:sz w:val="15"/>
               </w:rPr>
-              <w:t>5,748</w:t>
+              <w:t>8,266</w:t>
             </w:r>
           </w:p>
         </w:tc>
@@ -9543,7 +9591,7 @@
                 <w:rFonts w:eastAsia="Nunito" w:cs="Nunito"/>
                 <w:sz w:val="15"/>
               </w:rPr>
-              <w:t>382</w:t>
+              <w:t>550</w:t>
             </w:r>
           </w:p>
         </w:tc>
@@ -9568,7 +9616,7 @@
                 <w:rFonts w:eastAsia="Nunito" w:cs="Nunito"/>
                 <w:sz w:val="15"/>
               </w:rPr>
-              <w:t>122.1</w:t>
+              <w:t>87</w:t>
             </w:r>
           </w:p>
         </w:tc>
@@ -9593,7 +9641,7 @@
                 <w:rFonts w:eastAsia="Nunito" w:cs="Nunito"/>
                 <w:sz w:val="15"/>
               </w:rPr>
-              <w:t>199.1</w:t>
+              <w:t>119.3</w:t>
             </w:r>
           </w:p>
         </w:tc>
@@ -9618,7 +9666,7 @@
                 <w:rFonts w:eastAsia="Nunito" w:cs="Nunito"/>
                 <w:sz w:val="15"/>
               </w:rPr>
-              <w:t>236.2</w:t>
+              <w:t>147.7</w:t>
             </w:r>
           </w:p>
         </w:tc>
@@ -9643,7 +9691,7 @@
                 <w:rFonts w:eastAsia="Nunito" w:cs="Nunito"/>
                 <w:sz w:val="15"/>
               </w:rPr>
-              <w:t>305.1</w:t>
+              <w:t>171.3</w:t>
             </w:r>
           </w:p>
         </w:tc>
@@ -9689,7 +9737,7 @@
         <w:pStyle w:val="Heading2"/>
         <w:rPr/>
       </w:pPr>
-      <w:bookmarkStart w:id="9" w:name="__RefHeading___Toc14665_3826153650"/>
+      <w:bookmarkStart w:id="9" w:name="__RefHeading___Toc11285_4084622315"/>
       <w:bookmarkEnd w:id="9"/>
       <w:r>
         <w:rPr>
@@ -9711,7 +9759,7 @@
         <w:rPr>
           <w:rFonts w:eastAsia="Nunito" w:cs="Nunito"/>
         </w:rPr>
-        <w:t>At 10 concurrent clients a single API process served about 390 to 790 requests per second on list, dashboard, search and report-preview endpoints with 95th-percentile latencies between 21 and 45 ms, and about 1,160 per second on the notification unread count polled by every signed-in browser.</w:t>
+        <w:t>At 10 concurrent clients one API process served about 400 to 1,000 requests per second on the list, dashboard, search and report-preview endpoints, with 95th-percentile latencies between 12 and 35 ms, and about 1,200 per second on the notification unread count that every signed-in browser polls.</w:t>
       </w:r>
     </w:p>
     <w:p>
@@ -9727,7 +9775,7 @@
         <w:rPr>
           <w:rFonts w:eastAsia="Nunito" w:cs="Nunito"/>
         </w:rPr>
-        <w:t>At 50 concurrent clients throughput stayed about the same while latency grew about five times (95th percentile 91 to 218 ms): one Node.js process is saturated at a few hundred requests per second of this mix, so capacity grows by adding processes (instances), not by concurrency.</w:t>
+        <w:t>At 50 concurrent clients the throughput stayed about the same while latency grew about four to six times (95th percentile 54 to 174 ms). One Node.js process is saturated at a few hundred requests per second of this mix, so capacity grows by adding instances, not by concurrency.</w:t>
       </w:r>
     </w:p>
     <w:p>
@@ -9743,7 +9791,7 @@
         <w:rPr>
           <w:rFonts w:eastAsia="Nunito" w:cs="Nunito"/>
         </w:rPr>
-        <w:t>The executive dashboard, policy list and report preview are the most expensive of the measured reads (about 2.5 ms of CPU per request each on this host); the unread-count poll is cheap but frequent (one request per signed-in user every 30 seconds).</w:t>
+        <w:t>The executive dashboard, the policy and claim lists and the report preview are the most expensive of the measured reads; the unread-count poll is cheap but frequent (one request per signed-in user every 30 seconds).</w:t>
       </w:r>
     </w:p>
     <w:p>
@@ -9759,21 +9807,7 @@
         <w:rPr>
           <w:rFonts w:eastAsia="Nunito" w:cs="Nunito"/>
         </w:rPr>
-        <w:t>9 of about 62,700 readiness checks (</w:t>
-      </w:r>
-      <w:r>
-        <w:rPr>
-          <w:rFonts w:eastAsia="Liberation Mono" w:cs="Liberation Mono" w:ascii="Liberation Mono" w:hAnsi="Liberation Mono"/>
-          <w:color w:val="0B3D7A"/>
-          <w:sz w:val="18"/>
-        </w:rPr>
-        <w:t>GET /api/health</w:t>
-      </w:r>
-      <w:r>
-        <w:rPr>
-          <w:rFonts w:eastAsia="Nunito" w:cs="Nunito"/>
-        </w:rPr>
-        <w:t>) answered 503 during the runs (none on the liveness check); the cause was not isolated in this test. A load balancer marks a target unhealthy only after several consecutive failures, so isolated 503s do not remove an instance, but this should be re-checked in the UAT test with production-like health check settings.</w:t>
+        <w:t>3 of about 31,500 readiness checks at 10 clients and 3 of about 43,950 at 50 clients answered 503; the cause was not isolated in this test and the liveness check had none. A load balancer marks a target unhealthy only after several failures in a row, so single 503s do not remove an instance. Re-check in UAT with the production health-check settings.</w:t>
       </w:r>
     </w:p>
     <w:p>
@@ -9789,7 +9823,7 @@
         <w:rPr>
           <w:rFonts w:eastAsia="Nunito" w:cs="Nunito"/>
         </w:rPr>
-        <w:t>With production data volumes (hundreds of thousands of rows) the database share of each request will grow; the UAT test must use a volume-loaded database.</w:t>
+        <w:t>With production volumes (hundreds of thousands of rows) the database share of each request grows; the UAT test must use a volume-loaded database.</w:t>
       </w:r>
       <w:r>
         <w:br w:type="page"/>
@@ -9803,7 +9837,7 @@
         </w:pBdr>
         <w:rPr/>
       </w:pPr>
-      <w:bookmarkStart w:id="10" w:name="__RefHeading___Toc14667_3826153650"/>
+      <w:bookmarkStart w:id="10" w:name="__RefHeading___Toc11287_4084622315"/>
       <w:bookmarkEnd w:id="10"/>
       <w:r>
         <w:rPr>
@@ -9817,7 +9851,7 @@
         <w:pStyle w:val="Heading2"/>
         <w:rPr/>
       </w:pPr>
-      <w:bookmarkStart w:id="11" w:name="__RefHeading___Toc14669_3826153650"/>
+      <w:bookmarkStart w:id="11" w:name="__RefHeading___Toc11289_4084622315"/>
       <w:bookmarkEnd w:id="11"/>
       <w:r>
         <w:rPr>
@@ -10017,7 +10051,7 @@
                 <w:rFonts w:eastAsia="Nunito" w:cs="Nunito"/>
                 <w:sz w:val="17"/>
               </w:rPr>
-              <w:t>job_runs</w:t>
+              <w:t>app_settings</w:t>
             </w:r>
           </w:p>
         </w:tc>
@@ -10041,7 +10075,7 @@
                 <w:rFonts w:eastAsia="Nunito" w:cs="Nunito"/>
                 <w:sz w:val="17"/>
               </w:rPr>
-              <w:t>961</w:t>
+              <w:t>351</w:t>
             </w:r>
           </w:p>
         </w:tc>
@@ -10065,7 +10099,7 @@
                 <w:rFonts w:eastAsia="Nunito" w:cs="Nunito"/>
                 <w:sz w:val="17"/>
               </w:rPr>
-              <w:t>248</w:t>
+              <w:t>144</w:t>
             </w:r>
           </w:p>
         </w:tc>
@@ -10089,7 +10123,7 @@
                 <w:rFonts w:eastAsia="Nunito" w:cs="Nunito"/>
                 <w:sz w:val="17"/>
               </w:rPr>
-              <w:t>145</w:t>
+              <w:t>199</w:t>
             </w:r>
           </w:p>
         </w:tc>
@@ -10113,7 +10147,7 @@
                 <w:rFonts w:eastAsia="Nunito" w:cs="Nunito"/>
                 <w:sz w:val="17"/>
               </w:rPr>
-              <w:t>Log / audit</w:t>
+              <w:t>Reference</w:t>
             </w:r>
           </w:p>
         </w:tc>
@@ -10143,7 +10177,7 @@
                 <w:rFonts w:eastAsia="Nunito" w:cs="Nunito"/>
                 <w:sz w:val="17"/>
               </w:rPr>
-              <w:t>audit_log</w:t>
+              <w:t>master_records</w:t>
             </w:r>
           </w:p>
         </w:tc>
@@ -10168,7 +10202,7 @@
                 <w:rFonts w:eastAsia="Nunito" w:cs="Nunito"/>
                 <w:sz w:val="17"/>
               </w:rPr>
-              <w:t>574</w:t>
+              <w:t>319</w:t>
             </w:r>
           </w:p>
         </w:tc>
@@ -10193,7 +10227,7 @@
                 <w:rFonts w:eastAsia="Nunito" w:cs="Nunito"/>
                 <w:sz w:val="17"/>
               </w:rPr>
-              <w:t>400</w:t>
+              <w:t>440</w:t>
             </w:r>
           </w:p>
         </w:tc>
@@ -10218,7 +10252,7 @@
                 <w:rFonts w:eastAsia="Nunito" w:cs="Nunito"/>
                 <w:sz w:val="17"/>
               </w:rPr>
-              <w:t>424</w:t>
+              <w:t>394</w:t>
             </w:r>
           </w:p>
         </w:tc>
@@ -10243,7 +10277,7 @@
                 <w:rFonts w:eastAsia="Nunito" w:cs="Nunito"/>
                 <w:sz w:val="17"/>
               </w:rPr>
-              <w:t>Log / audit</w:t>
+              <w:t>Reference</w:t>
             </w:r>
           </w:p>
         </w:tc>
@@ -10272,7 +10306,7 @@
                 <w:rFonts w:eastAsia="Nunito" w:cs="Nunito"/>
                 <w:sz w:val="17"/>
               </w:rPr>
-              <w:t>refresh_tokens</w:t>
+              <w:t>journal_lines</w:t>
             </w:r>
           </w:p>
         </w:tc>
@@ -10296,7 +10330,7 @@
                 <w:rFonts w:eastAsia="Nunito" w:cs="Nunito"/>
                 <w:sz w:val="17"/>
               </w:rPr>
-              <w:t>352</w:t>
+              <w:t>210</w:t>
             </w:r>
           </w:p>
         </w:tc>
@@ -10320,7 +10354,7 @@
                 <w:rFonts w:eastAsia="Nunito" w:cs="Nunito"/>
                 <w:sz w:val="17"/>
               </w:rPr>
-              <w:t>248</w:t>
+              <w:t>152</w:t>
             </w:r>
           </w:p>
         </w:tc>
@@ -10344,7 +10378,7 @@
                 <w:rFonts w:eastAsia="Nunito" w:cs="Nunito"/>
                 <w:sz w:val="17"/>
               </w:rPr>
-              <w:t>153</w:t>
+              <w:t>185</w:t>
             </w:r>
           </w:p>
         </w:tc>
@@ -10368,7 +10402,7 @@
                 <w:rFonts w:eastAsia="Nunito" w:cs="Nunito"/>
                 <w:sz w:val="17"/>
               </w:rPr>
-              <w:t>Temporary</w:t>
+              <w:t>Financial</w:t>
             </w:r>
           </w:p>
         </w:tc>
@@ -10398,7 +10432,7 @@
                 <w:rFonts w:eastAsia="Nunito" w:cs="Nunito"/>
                 <w:sz w:val="17"/>
               </w:rPr>
-              <w:t>login_history</w:t>
+              <w:t>role_permissions</w:t>
             </w:r>
           </w:p>
         </w:tc>
@@ -10423,7 +10457,7 @@
                 <w:rFonts w:eastAsia="Nunito" w:cs="Nunito"/>
                 <w:sz w:val="17"/>
               </w:rPr>
-              <w:t>351</w:t>
+              <w:t>163</w:t>
             </w:r>
           </w:p>
         </w:tc>
@@ -10448,7 +10482,7 @@
                 <w:rFonts w:eastAsia="Nunito" w:cs="Nunito"/>
                 <w:sz w:val="17"/>
               </w:rPr>
-              <w:t>168</w:t>
+              <w:t>24</w:t>
             </w:r>
           </w:p>
         </w:tc>
@@ -10473,7 +10507,7 @@
                 <w:rFonts w:eastAsia="Nunito" w:cs="Nunito"/>
                 <w:sz w:val="17"/>
               </w:rPr>
-              <w:t>169</w:t>
+              <w:t>32</w:t>
             </w:r>
           </w:p>
         </w:tc>
@@ -10498,7 +10532,7 @@
                 <w:rFonts w:eastAsia="Nunito" w:cs="Nunito"/>
                 <w:sz w:val="17"/>
               </w:rPr>
-              <w:t>Log / audit</w:t>
+              <w:t>Reference</w:t>
             </w:r>
           </w:p>
         </w:tc>
@@ -10527,7 +10561,7 @@
                 <w:rFonts w:eastAsia="Nunito" w:cs="Nunito"/>
                 <w:sz w:val="17"/>
               </w:rPr>
-              <w:t>master_records</w:t>
+              <w:t>gl_accounts</w:t>
             </w:r>
           </w:p>
         </w:tc>
@@ -10551,7 +10585,7 @@
                 <w:rFonts w:eastAsia="Nunito" w:cs="Nunito"/>
                 <w:sz w:val="17"/>
               </w:rPr>
-              <w:t>317</w:t>
+              <w:t>129</w:t>
             </w:r>
           </w:p>
         </w:tc>
@@ -10575,7 +10609,7 @@
                 <w:rFonts w:eastAsia="Nunito" w:cs="Nunito"/>
                 <w:sz w:val="17"/>
               </w:rPr>
-              <w:t>384</w:t>
+              <w:t>88</w:t>
             </w:r>
           </w:p>
         </w:tc>
@@ -10599,7 +10633,7 @@
                 <w:rFonts w:eastAsia="Nunito" w:cs="Nunito"/>
                 <w:sz w:val="17"/>
               </w:rPr>
-              <w:t>385</w:t>
+              <w:t>173</w:t>
             </w:r>
           </w:p>
         </w:tc>
@@ -10653,7 +10687,7 @@
                 <w:rFonts w:eastAsia="Nunito" w:cs="Nunito"/>
                 <w:sz w:val="17"/>
               </w:rPr>
-              <w:t>journal_lines</w:t>
+              <w:t>posting_rule_lines</w:t>
             </w:r>
           </w:p>
         </w:tc>
@@ -10678,7 +10712,7 @@
                 <w:rFonts w:eastAsia="Nunito" w:cs="Nunito"/>
                 <w:sz w:val="17"/>
               </w:rPr>
-              <w:t>286</w:t>
+              <w:t>100</w:t>
             </w:r>
           </w:p>
         </w:tc>
@@ -10703,7 +10737,7 @@
                 <w:rFonts w:eastAsia="Nunito" w:cs="Nunito"/>
                 <w:sz w:val="17"/>
               </w:rPr>
-              <w:t>152</w:t>
+              <w:t>80</w:t>
             </w:r>
           </w:p>
         </w:tc>
@@ -10728,7 +10762,7 @@
                 <w:rFonts w:eastAsia="Nunito" w:cs="Nunito"/>
                 <w:sz w:val="17"/>
               </w:rPr>
-              <w:t>180</w:t>
+              <w:t>109</w:t>
             </w:r>
           </w:p>
         </w:tc>
@@ -10753,7 +10787,7 @@
                 <w:rFonts w:eastAsia="Nunito" w:cs="Nunito"/>
                 <w:sz w:val="17"/>
               </w:rPr>
-              <w:t>Financial</w:t>
+              <w:t>Reference</w:t>
             </w:r>
           </w:p>
         </w:tc>
@@ -10782,7 +10816,7 @@
                 <w:rFonts w:eastAsia="Nunito" w:cs="Nunito"/>
                 <w:sz w:val="17"/>
               </w:rPr>
-              <w:t>app_settings</w:t>
+              <w:t>journal_vouchers</w:t>
             </w:r>
           </w:p>
         </w:tc>
@@ -10806,7 +10840,7 @@
                 <w:rFonts w:eastAsia="Nunito" w:cs="Nunito"/>
                 <w:sz w:val="17"/>
               </w:rPr>
-              <w:t>273</w:t>
+              <w:t>86</w:t>
             </w:r>
           </w:p>
         </w:tc>
@@ -10830,7 +10864,7 @@
                 <w:rFonts w:eastAsia="Nunito" w:cs="Nunito"/>
                 <w:sz w:val="17"/>
               </w:rPr>
-              <w:t>128</w:t>
+              <w:t>264</w:t>
             </w:r>
           </w:p>
         </w:tc>
@@ -10854,7 +10888,7 @@
                 <w:rFonts w:eastAsia="Nunito" w:cs="Nunito"/>
                 <w:sz w:val="17"/>
               </w:rPr>
-              <w:t>190</w:t>
+              <w:t>334</w:t>
             </w:r>
           </w:p>
         </w:tc>
@@ -10878,7 +10912,7 @@
                 <w:rFonts w:eastAsia="Nunito" w:cs="Nunito"/>
                 <w:sz w:val="17"/>
               </w:rPr>
-              <w:t>Reference</w:t>
+              <w:t>Financial</w:t>
             </w:r>
           </w:p>
         </w:tc>
@@ -10908,7 +10942,7 @@
                 <w:rFonts w:eastAsia="Nunito" w:cs="Nunito"/>
                 <w:sz w:val="17"/>
               </w:rPr>
-              <w:t>role_permissions</w:t>
+              <w:t>schema_migrations</w:t>
             </w:r>
           </w:p>
         </w:tc>
@@ -10933,7 +10967,7 @@
                 <w:rFonts w:eastAsia="Nunito" w:cs="Nunito"/>
                 <w:sz w:val="17"/>
               </w:rPr>
-              <w:t>226</w:t>
+              <w:t>58</w:t>
             </w:r>
           </w:p>
         </w:tc>
@@ -10958,7 +10992,7 @@
                 <w:rFonts w:eastAsia="Nunito" w:cs="Nunito"/>
                 <w:sz w:val="17"/>
               </w:rPr>
-              <w:t>56</w:t>
+              <w:t>32</w:t>
             </w:r>
           </w:p>
         </w:tc>
@@ -10983,7 +11017,7 @@
                 <w:rFonts w:eastAsia="Nunito" w:cs="Nunito"/>
                 <w:sz w:val="17"/>
               </w:rPr>
-              <w:t>32</w:t>
+              <w:t>61</w:t>
             </w:r>
           </w:p>
         </w:tc>
@@ -11037,7 +11071,7 @@
                 <w:rFonts w:eastAsia="Nunito" w:cs="Nunito"/>
                 <w:sz w:val="17"/>
               </w:rPr>
-              <w:t>gl_accounts</w:t>
+              <w:t>permissions</w:t>
             </w:r>
           </w:p>
         </w:tc>
@@ -11061,7 +11095,7 @@
                 <w:rFonts w:eastAsia="Nunito" w:cs="Nunito"/>
                 <w:sz w:val="17"/>
               </w:rPr>
-              <w:t>128</w:t>
+              <w:t>56</w:t>
             </w:r>
           </w:p>
         </w:tc>
@@ -11085,7 +11119,7 @@
                 <w:rFonts w:eastAsia="Nunito" w:cs="Nunito"/>
                 <w:sz w:val="17"/>
               </w:rPr>
-              <w:t>128</w:t>
+              <w:t>48</w:t>
             </w:r>
           </w:p>
         </w:tc>
@@ -11109,7 +11143,7 @@
                 <w:rFonts w:eastAsia="Nunito" w:cs="Nunito"/>
                 <w:sz w:val="17"/>
               </w:rPr>
-              <w:t>166</w:t>
+              <w:t>78</w:t>
             </w:r>
           </w:p>
         </w:tc>
@@ -11163,7 +11197,7 @@
                 <w:rFonts w:eastAsia="Nunito" w:cs="Nunito"/>
                 <w:sz w:val="17"/>
               </w:rPr>
-              <w:t>journal_vouchers</w:t>
+              <w:t>master_types</w:t>
             </w:r>
           </w:p>
         </w:tc>
@@ -11188,7 +11222,7 @@
                 <w:rFonts w:eastAsia="Nunito" w:cs="Nunito"/>
                 <w:sz w:val="17"/>
               </w:rPr>
-              <w:t>117</w:t>
+              <w:t>53</w:t>
             </w:r>
           </w:p>
         </w:tc>
@@ -11213,7 +11247,7 @@
                 <w:rFonts w:eastAsia="Nunito" w:cs="Nunito"/>
                 <w:sz w:val="17"/>
               </w:rPr>
-              <w:t>192</w:t>
+              <w:t>104</w:t>
             </w:r>
           </w:p>
         </w:tc>
@@ -11238,7 +11272,7 @@
                 <w:rFonts w:eastAsia="Nunito" w:cs="Nunito"/>
                 <w:sz w:val="17"/>
               </w:rPr>
-              <w:t>338</w:t>
+              <w:t>915</w:t>
             </w:r>
           </w:p>
         </w:tc>
@@ -11263,7 +11297,7 @@
                 <w:rFonts w:eastAsia="Nunito" w:cs="Nunito"/>
                 <w:sz w:val="17"/>
               </w:rPr>
-              <w:t>Financial</w:t>
+              <w:t>Reference</w:t>
             </w:r>
           </w:p>
         </w:tc>
@@ -11292,7 +11326,7 @@
                 <w:rFonts w:eastAsia="Nunito" w:cs="Nunito"/>
                 <w:sz w:val="17"/>
               </w:rPr>
-              <w:t>generated_reports</w:t>
+              <w:t>document_numbering</w:t>
             </w:r>
           </w:p>
         </w:tc>
@@ -11316,7 +11350,7 @@
                 <w:rFonts w:eastAsia="Nunito" w:cs="Nunito"/>
                 <w:sz w:val="17"/>
               </w:rPr>
-              <w:t>115</w:t>
+              <w:t>52</w:t>
             </w:r>
           </w:p>
         </w:tc>
@@ -11340,7 +11374,7 @@
                 <w:rFonts w:eastAsia="Nunito" w:cs="Nunito"/>
                 <w:sz w:val="17"/>
               </w:rPr>
-              <w:t>144</w:t>
+              <w:t>96</w:t>
             </w:r>
           </w:p>
         </w:tc>
@@ -11364,7 +11398,7 @@
                 <w:rFonts w:eastAsia="Nunito" w:cs="Nunito"/>
                 <w:sz w:val="17"/>
               </w:rPr>
-              <w:t>525</w:t>
+              <w:t>182</w:t>
             </w:r>
           </w:p>
         </w:tc>
@@ -11388,7 +11422,7 @@
                 <w:rFonts w:eastAsia="Nunito" w:cs="Nunito"/>
                 <w:sz w:val="17"/>
               </w:rPr>
-              <w:t>Temporary</w:t>
+              <w:t>Reference</w:t>
             </w:r>
           </w:p>
         </w:tc>
@@ -11418,7 +11452,7 @@
                 <w:rFonts w:eastAsia="Nunito" w:cs="Nunito"/>
                 <w:sz w:val="17"/>
               </w:rPr>
-              <w:t>claim_field_changes</w:t>
+              <w:t>cities</w:t>
             </w:r>
           </w:p>
         </w:tc>
@@ -11443,7 +11477,7 @@
                 <w:rFonts w:eastAsia="Nunito" w:cs="Nunito"/>
                 <w:sz w:val="17"/>
               </w:rPr>
-              <w:t>63</w:t>
+              <w:t>49</w:t>
             </w:r>
           </w:p>
         </w:tc>
@@ -11468,7 +11502,7 @@
                 <w:rFonts w:eastAsia="Nunito" w:cs="Nunito"/>
                 <w:sz w:val="17"/>
               </w:rPr>
-              <w:t>80</w:t>
+              <w:t>64</w:t>
             </w:r>
           </w:p>
         </w:tc>
@@ -11493,7 +11527,7 @@
                 <w:rFonts w:eastAsia="Nunito" w:cs="Nunito"/>
                 <w:sz w:val="17"/>
               </w:rPr>
-              <w:t>132</w:t>
+              <w:t>135</w:t>
             </w:r>
           </w:p>
         </w:tc>
@@ -11518,7 +11552,7 @@
                 <w:rFonts w:eastAsia="Nunito" w:cs="Nunito"/>
                 <w:sz w:val="17"/>
               </w:rPr>
-              <w:t>Log / audit</w:t>
+              <w:t>Reference</w:t>
             </w:r>
           </w:p>
         </w:tc>
@@ -11547,7 +11581,7 @@
                 <w:rFonts w:eastAsia="Nunito" w:cs="Nunito"/>
                 <w:sz w:val="17"/>
               </w:rPr>
-              <w:t>claim_history</w:t>
+              <w:t>claim_field_changes</w:t>
             </w:r>
           </w:p>
         </w:tc>
@@ -11571,7 +11605,7 @@
                 <w:rFonts w:eastAsia="Nunito" w:cs="Nunito"/>
                 <w:sz w:val="17"/>
               </w:rPr>
-              <w:t>54</w:t>
+              <w:t>48</w:t>
             </w:r>
           </w:p>
         </w:tc>
@@ -11619,7 +11653,7 @@
                 <w:rFonts w:eastAsia="Nunito" w:cs="Nunito"/>
                 <w:sz w:val="17"/>
               </w:rPr>
-              <w:t>90</w:t>
+              <w:t>122</w:t>
             </w:r>
           </w:p>
         </w:tc>
@@ -11673,7 +11707,7 @@
                 <w:rFonts w:eastAsia="Nunito" w:cs="Nunito"/>
                 <w:sz w:val="17"/>
               </w:rPr>
-              <w:t>commissions</w:t>
+              <w:t>claim_history</w:t>
             </w:r>
           </w:p>
         </w:tc>
@@ -11698,7 +11732,7 @@
                 <w:rFonts w:eastAsia="Nunito" w:cs="Nunito"/>
                 <w:sz w:val="17"/>
               </w:rPr>
-              <w:t>53</w:t>
+              <w:t>48</w:t>
             </w:r>
           </w:p>
         </w:tc>
@@ -11723,7 +11757,7 @@
                 <w:rFonts w:eastAsia="Nunito" w:cs="Nunito"/>
                 <w:sz w:val="17"/>
               </w:rPr>
-              <w:t>120</w:t>
+              <w:t>48</w:t>
             </w:r>
           </w:p>
         </w:tc>
@@ -11748,7 +11782,7 @@
                 <w:rFonts w:eastAsia="Nunito" w:cs="Nunito"/>
                 <w:sz w:val="17"/>
               </w:rPr>
-              <w:t>332</w:t>
+              <w:t>88</w:t>
             </w:r>
           </w:p>
         </w:tc>
@@ -11773,7 +11807,7 @@
                 <w:rFonts w:eastAsia="Nunito" w:cs="Nunito"/>
                 <w:sz w:val="17"/>
               </w:rPr>
-              <w:t>Financial</w:t>
+              <w:t>Log / audit</w:t>
             </w:r>
           </w:p>
         </w:tc>
@@ -11802,7 +11836,7 @@
                 <w:rFonts w:eastAsia="Nunito" w:cs="Nunito"/>
                 <w:sz w:val="17"/>
               </w:rPr>
-              <w:t>master_types</w:t>
+              <w:t>product_components</w:t>
             </w:r>
           </w:p>
         </w:tc>
@@ -11826,7 +11860,7 @@
                 <w:rFonts w:eastAsia="Nunito" w:cs="Nunito"/>
                 <w:sz w:val="17"/>
               </w:rPr>
-              <w:t>52</w:t>
+              <w:t>48</w:t>
             </w:r>
           </w:p>
         </w:tc>
@@ -11850,7 +11884,7 @@
                 <w:rFonts w:eastAsia="Nunito" w:cs="Nunito"/>
                 <w:sz w:val="17"/>
               </w:rPr>
-              <w:t>96</w:t>
+              <w:t>104</w:t>
             </w:r>
           </w:p>
         </w:tc>
@@ -11874,7 +11908,7 @@
                 <w:rFonts w:eastAsia="Nunito" w:cs="Nunito"/>
                 <w:sz w:val="17"/>
               </w:rPr>
-              <w:t>900</w:t>
+              <w:t>406</w:t>
             </w:r>
           </w:p>
         </w:tc>
@@ -11919,7 +11953,7 @@
         <w:pStyle w:val="Heading2"/>
         <w:rPr/>
       </w:pPr>
-      <w:bookmarkStart w:id="12" w:name="__RefHeading___Toc14671_3826153650"/>
+      <w:bookmarkStart w:id="12" w:name="__RefHeading___Toc11291_4084622315"/>
       <w:bookmarkEnd w:id="12"/>
       <w:r>
         <w:rPr>
@@ -11937,7 +11971,7 @@
         <w:rPr>
           <w:rFonts w:eastAsia="Nunito" w:cs="Nunito"/>
         </w:rPr>
-        <w:t>The estimate multiplies the measured average row sizes of the test database by assumed business volumes. Index and page overhead roughly doubles the heap size.</w:t>
+        <w:t>The estimate multiplies the average row sizes measured in the test database by assumed business volumes. Index and page overhead roughly doubles the heap size.</w:t>
       </w:r>
     </w:p>
     <w:tbl>
@@ -12151,7 +12185,7 @@
                 <w:rFonts w:eastAsia="Nunito" w:cs="Nunito"/>
                 <w:sz w:val="17"/>
               </w:rPr>
-              <w:t>Policies issued per year (new + renewal)</w:t>
+              <w:t>Policies issued per year (new and renewal)</w:t>
             </w:r>
           </w:p>
         </w:tc>
@@ -12435,7 +12469,7 @@
                 <w:rFonts w:eastAsia="Nunito" w:cs="Nunito"/>
                 <w:sz w:val="17"/>
               </w:rPr>
-              <w:t xml:space="preserve">settings </w:t>
+              <w:t xml:space="preserve">setting </w:t>
             </w:r>
             <w:r>
               <w:rPr>
@@ -12592,7 +12626,7 @@
                 <w:rFonts w:eastAsia="Nunito" w:cs="Nunito"/>
                 <w:sz w:val="17"/>
               </w:rPr>
-              <w:t>Transaction rows per policy (quotation 1.4 KB, policy 0.8 KB, bill, booking and receipt journals with lines, commission, receipt and application, collection item, remittance line)</w:t>
+              <w:t>Transaction rows per policy (quotation 0.8 KB, policy 0.5 KB, bill, booking and receipt journals with lines, co-insurance participants, commission, receipt and application, collection item, remittance line)</w:t>
             </w:r>
           </w:p>
         </w:tc>
@@ -12670,7 +12704,7 @@
                 <w:rFonts w:eastAsia="Nunito" w:cs="Nunito"/>
                 <w:sz w:val="17"/>
               </w:rPr>
-              <w:t>Audit, notification, e-mail and document rows per policy (about 10 audit rows at 0.4 KB, 2 notifications, 2 e-mails, 4 document rows)</w:t>
+              <w:t>Audit, notification, e-mail and document rows per policy (about 10 audit rows, 2 notifications, 2 e-mails, 4 document rows)</w:t>
             </w:r>
           </w:p>
         </w:tc>
@@ -12720,7 +12754,7 @@
                 <w:rFonts w:eastAsia="Nunito" w:cs="Nunito"/>
                 <w:sz w:val="17"/>
               </w:rPr>
-              <w:t>measured average row sizes</w:t>
+              <w:t>estimate</w:t>
             </w:r>
           </w:p>
         </w:tc>
@@ -12749,7 +12783,7 @@
                 <w:rFonts w:eastAsia="Nunito" w:cs="Nunito"/>
                 <w:sz w:val="17"/>
               </w:rPr>
-              <w:t>Database growth from policies, incl. index overhead</w:t>
+              <w:t>Database growth from policies, including index overhead</w:t>
             </w:r>
           </w:p>
         </w:tc>
@@ -12827,7 +12861,7 @@
                 <w:rFonts w:eastAsia="Nunito" w:cs="Nunito"/>
                 <w:sz w:val="17"/>
               </w:rPr>
-              <w:t>Endorsements, claims, renewals, reinsurance, accounting of other flows</w:t>
+              <w:t>Endorsements, claims, renewals, placement, reinsurance, bank statements and period-end journals</w:t>
             </w:r>
           </w:p>
         </w:tc>
@@ -12852,7 +12886,7 @@
                 <w:rFonts w:eastAsia="Nunito" w:cs="Nunito"/>
                 <w:sz w:val="17"/>
               </w:rPr>
-              <w:t>about 0.4 GB</w:t>
+              <w:t>about 0.5 GB</w:t>
             </w:r>
           </w:p>
         </w:tc>
@@ -12921,7 +12955,7 @@
                 <w:rFonts w:eastAsia="Nunito" w:cs="Nunito"/>
                 <w:sz w:val="17"/>
               </w:rPr>
-              <w:t>, 1,735 rows a day at 145 bytes, x 2)</w:t>
+              <w:t>: 1,736 rows a day, kept 90 days by housekeeping)</w:t>
             </w:r>
           </w:p>
         </w:tc>
@@ -12945,7 +12979,7 @@
                 <w:rFonts w:eastAsia="Nunito" w:cs="Nunito"/>
                 <w:sz w:val="17"/>
               </w:rPr>
-              <w:t>about 0.2 GB</w:t>
+              <w:t>under 0.1 GB, steady</w:t>
             </w:r>
           </w:p>
         </w:tc>
@@ -12999,7 +13033,7 @@
                 <w:rFonts w:eastAsia="Nunito" w:cs="Nunito"/>
                 <w:sz w:val="17"/>
               </w:rPr>
-              <w:t>Sign-in history, refresh tokens (200 users, 4 sessions a day)</w:t>
+              <w:t>Sign-in history, refresh tokens (200 users, 4 sessions a day; kept 365 and 30 days)</w:t>
             </w:r>
           </w:p>
         </w:tc>
@@ -13024,7 +13058,7 @@
                 <w:rFonts w:eastAsia="Nunito" w:cs="Nunito"/>
                 <w:sz w:val="17"/>
               </w:rPr>
-              <w:t>under 0.1 GB</w:t>
+              <w:t>under 0.1 GB, steady</w:t>
             </w:r>
           </w:p>
         </w:tc>
@@ -13049,7 +13083,7 @@
                 <w:rFonts w:eastAsia="Nunito" w:cs="Nunito"/>
                 <w:sz w:val="17"/>
               </w:rPr>
-              <w:t>measured row sizes</w:t>
+              <w:t>housekeeping periods</w:t>
             </w:r>
           </w:p>
         </w:tc>
@@ -13238,7 +13272,7 @@
         <w:rPr>
           <w:rFonts w:eastAsia="Nunito" w:cs="Nunito"/>
         </w:rPr>
-        <w:t>The database stays small; the file store dominates storage growth and backup volume.</w:t>
+        <w:t>The database stays small; the file store drives storage growth and backup volume.</w:t>
       </w:r>
       <w:r>
         <w:br w:type="page"/>
@@ -13252,7 +13286,7 @@
         </w:pBdr>
         <w:rPr/>
       </w:pPr>
-      <w:bookmarkStart w:id="13" w:name="__RefHeading___Toc14673_3826153650"/>
+      <w:bookmarkStart w:id="13" w:name="__RefHeading___Toc11293_4084622315"/>
       <w:bookmarkEnd w:id="13"/>
       <w:r>
         <w:rPr>
@@ -13307,7 +13341,7 @@
                 <w:rFonts w:eastAsia="Nunito" w:cs="Nunito"/>
                 <w:sz w:val="18"/>
               </w:rPr>
-              <w:t xml:space="preserve"> Starting sizes for production in AWS ap-southeast-1, based on the assumptions above; confirm with the UAT performance test and adjust after the first months of operation.</w:t>
+              <w:t xml:space="preserve"> Starting sizes for production in AWS ap-southeast-1, based on the assumptions above. Confirm them with the UAT performance test and adjust after the first months of operation.</w:t>
             </w:r>
           </w:p>
         </w:tc>
@@ -13456,7 +13490,7 @@
                 <w:rFonts w:eastAsia="Nunito" w:cs="Nunito"/>
                 <w:sz w:val="17"/>
               </w:rPr>
-              <w:t>API (ECS Fargate tasks)</w:t>
+              <w:t>API containers</w:t>
             </w:r>
           </w:p>
         </w:tc>
@@ -13480,7 +13514,7 @@
                 <w:rFonts w:eastAsia="Nunito" w:cs="Nunito"/>
                 <w:sz w:val="17"/>
               </w:rPr>
-              <w:t xml:space="preserve">2 tasks of 1 vCPU and 2 GB, in two AZs; one task with </w:t>
+              <w:t>2 instances of 1 vCPU and 2 GB; the scheduler may run on both (advisory lock) or on one (</w:t>
             </w:r>
             <w:r>
               <w:rPr>
@@ -13488,14 +13522,14 @@
                 <w:color w:val="0B3D7A"/>
                 <w:sz w:val="15"/>
               </w:rPr>
-              <w:t>SCHEDULER_ENABLED=true</w:t>
-            </w:r>
-            <w:r>
-              <w:rPr>
-                <w:rFonts w:eastAsia="Nunito" w:cs="Nunito"/>
-                <w:sz w:val="17"/>
-              </w:rPr>
-              <w:t xml:space="preserve"> is enough, both may run it (advisory lock)</w:t>
+              <w:t>SCHEDULER_ENABLED</w:t>
+            </w:r>
+            <w:r>
+              <w:rPr>
+                <w:rFonts w:eastAsia="Nunito" w:cs="Nunito"/>
+                <w:sz w:val="17"/>
+              </w:rPr>
+              <w:t>)</w:t>
             </w:r>
           </w:p>
         </w:tc>
@@ -13519,7 +13553,7 @@
                 <w:rFonts w:eastAsia="Nunito" w:cs="Nunito"/>
                 <w:sz w:val="17"/>
               </w:rPr>
-              <w:t>Target tracking on average CPU 60 %; maximum 6 tasks; add a task per ~250 requests per second of peak load</w:t>
+              <w:t>Scale on average CPU 60%; maximum 6 instances; about one instance per 250 requests per second of peak load</w:t>
             </w:r>
           </w:p>
         </w:tc>
@@ -13574,7 +13608,7 @@
                 <w:rFonts w:eastAsia="Nunito" w:cs="Nunito"/>
                 <w:sz w:val="17"/>
               </w:rPr>
-              <w:t xml:space="preserve">ALB, idle timeout 120 s (large report downloads and imports), health check </w:t>
+              <w:t xml:space="preserve">HTTPS, idle timeout 120 s (large report downloads and imports), health check </w:t>
             </w:r>
             <w:r>
               <w:rPr>
@@ -13682,7 +13716,7 @@
                 <w:rFonts w:eastAsia="Nunito" w:cs="Nunito"/>
                 <w:sz w:val="17"/>
               </w:rPr>
-              <w:t xml:space="preserve"> (2 vCPU, 8 GB) Multi-AZ; a </w:t>
+              <w:t xml:space="preserve"> (2 vCPU, 8 GB) Multi-AZ; </w:t>
             </w:r>
             <w:r>
               <w:rPr>
@@ -13697,7 +13731,7 @@
                 <w:rFonts w:eastAsia="Nunito" w:cs="Nunito"/>
                 <w:sz w:val="17"/>
               </w:rPr>
-              <w:t xml:space="preserve"> Multi-AZ is sufficient for UAT</w:t>
+              <w:t xml:space="preserve"> for UAT</w:t>
             </w:r>
           </w:p>
         </w:tc>
@@ -13721,7 +13755,7 @@
                 <w:rFonts w:eastAsia="Nunito" w:cs="Nunito"/>
                 <w:sz w:val="17"/>
               </w:rPr>
-              <w:t xml:space="preserve">Scale the class vertically on sustained CPU above 60 % or when connections exceed 70 % of </w:t>
+              <w:t xml:space="preserve">Scale the class up on sustained CPU above 60% or connections above 70% of </w:t>
             </w:r>
             <w:r>
               <w:rPr>
@@ -13809,7 +13843,7 @@
                 <w:rFonts w:eastAsia="Nunito" w:cs="Nunito"/>
                 <w:sz w:val="17"/>
               </w:rPr>
-              <w:t>Alarm at 80 % used</w:t>
+              <w:t>Alarm at 80% used</w:t>
             </w:r>
           </w:p>
         </w:tc>
@@ -13862,7 +13896,7 @@
                 <w:rFonts w:eastAsia="Nunito" w:cs="Nunito"/>
                 <w:sz w:val="17"/>
               </w:rPr>
-              <w:t>Amazon EFS, General Purpose, Elastic throughput, lifecycle to Infrequent Access after 90 days</w:t>
+              <w:t>Amazon EFS, General Purpose, elastic throughput, lifecycle to Infrequent Access after 90 days</w:t>
             </w:r>
           </w:p>
         </w:tc>
@@ -13941,7 +13975,7 @@
                 <w:rFonts w:eastAsia="Nunito" w:cs="Nunito"/>
                 <w:sz w:val="17"/>
               </w:rPr>
-              <w:t>S3 + CloudFront</w:t>
+              <w:t>S3 and CloudFront</w:t>
             </w:r>
           </w:p>
         </w:tc>
@@ -14019,7 +14053,7 @@
                 <w:rFonts w:eastAsia="Nunito" w:cs="Nunito"/>
                 <w:sz w:val="17"/>
               </w:rPr>
-              <w:t>10 per API task (+1 per running job)</w:t>
+              <w:t>10 per API instance, plus one per running job</w:t>
             </w:r>
           </w:p>
         </w:tc>
@@ -14043,7 +14077,7 @@
                 <w:rFonts w:eastAsia="Nunito" w:cs="Nunito"/>
                 <w:sz w:val="17"/>
               </w:rPr>
-              <w:t>6 tasks = about 70 connections, well within the RDS limit</w:t>
+              <w:t>6 instances = about 70 connections, well within the RDS limit</w:t>
             </w:r>
           </w:p>
         </w:tc>
@@ -14070,7 +14104,7 @@
         </w:pBdr>
         <w:rPr/>
       </w:pPr>
-      <w:bookmarkStart w:id="14" w:name="__RefHeading___Toc14675_3826153650"/>
+      <w:bookmarkStart w:id="14" w:name="__RefHeading___Toc11295_4084622315"/>
       <w:bookmarkEnd w:id="14"/>
       <w:r>
         <w:rPr>
@@ -14084,7 +14118,7 @@
         <w:pStyle w:val="Heading2"/>
         <w:rPr/>
       </w:pPr>
-      <w:bookmarkStart w:id="15" w:name="__RefHeading___Toc14677_3826153650"/>
+      <w:bookmarkStart w:id="15" w:name="__RefHeading___Toc11297_4084622315"/>
       <w:bookmarkEnd w:id="15"/>
       <w:r>
         <w:rPr>
@@ -14111,7 +14145,7 @@
         <w:rPr>
           <w:rFonts w:eastAsia="Nunito" w:cs="Nunito"/>
         </w:rPr>
-        <w:t>Confirm that the production sizing meets the response-time targets below at the expected peak load plus 50 % head-room.</w:t>
+        <w:t>Confirm that the production sizing meets the response-time targets below at the expected peak load plus 50% head-room.</w:t>
       </w:r>
     </w:p>
     <w:p>
@@ -14132,7 +14166,7 @@
         <w:rPr>
           <w:rFonts w:eastAsia="Nunito" w:cs="Nunito"/>
         </w:rPr>
-        <w:t>Find the saturation point of one API task and the scaling behaviour with two and four tasks.</w:t>
+        <w:t>Find the saturation point of one API instance and the scaling with two and four instances.</w:t>
       </w:r>
     </w:p>
     <w:p>
@@ -14153,7 +14187,7 @@
         <w:rPr>
           <w:rFonts w:eastAsia="Nunito" w:cs="Nunito"/>
         </w:rPr>
-        <w:t>Confirm that scheduled jobs, report generation and bulk imports do not degrade interactive response times beyond the targets.</w:t>
+        <w:t>Confirm that scheduled jobs, report generation, bulk prints, imports and bank matching do not push interactive response times past the targets.</w:t>
       </w:r>
     </w:p>
     <w:p>
@@ -14174,7 +14208,7 @@
         <w:rPr>
           <w:rFonts w:eastAsia="Nunito" w:cs="Nunito"/>
         </w:rPr>
-        <w:t>Establish a performance baseline for regression tests of later releases.</w:t>
+        <w:t>Record a baseline for regression tests of later releases.</w:t>
       </w:r>
     </w:p>
     <w:p>
@@ -14182,7 +14216,7 @@
         <w:pStyle w:val="Heading2"/>
         <w:rPr/>
       </w:pPr>
-      <w:bookmarkStart w:id="16" w:name="__RefHeading___Toc14679_3826153650"/>
+      <w:bookmarkStart w:id="16" w:name="__RefHeading___Toc11299_4084622315"/>
       <w:bookmarkEnd w:id="16"/>
       <w:r>
         <w:rPr>
@@ -14372,7 +14406,7 @@
                 <w:rFonts w:eastAsia="Nunito" w:cs="Nunito"/>
                 <w:sz w:val="17"/>
               </w:rPr>
-              <w:t>0.1 %</w:t>
+              <w:t>0.1%</w:t>
             </w:r>
           </w:p>
         </w:tc>
@@ -14402,7 +14436,7 @@
                 <w:rFonts w:eastAsia="Nunito" w:cs="Nunito"/>
                 <w:sz w:val="17"/>
               </w:rPr>
-              <w:t>Save / submit (lead, quotation, receipt, voucher, claim)</w:t>
+              <w:t>Save or submit (lead, quotation, broker slip, receipt, voucher, claim)</w:t>
             </w:r>
           </w:p>
         </w:tc>
@@ -14452,7 +14486,7 @@
                 <w:rFonts w:eastAsia="Nunito" w:cs="Nunito"/>
                 <w:sz w:val="17"/>
               </w:rPr>
-              <w:t>0.1 %</w:t>
+              <w:t>0.1%</w:t>
             </w:r>
           </w:p>
         </w:tc>
@@ -14481,7 +14515,7 @@
                 <w:rFonts w:eastAsia="Nunito" w:cs="Nunito"/>
                 <w:sz w:val="17"/>
               </w:rPr>
-              <w:t>Quotation pricing, policy issue (incl. billing and journals)</w:t>
+              <w:t>Quotation pricing, policy issue (with billing, co-insurance and journals)</w:t>
             </w:r>
           </w:p>
         </w:tc>
@@ -14529,7 +14563,7 @@
                 <w:rFonts w:eastAsia="Nunito" w:cs="Nunito"/>
                 <w:sz w:val="17"/>
               </w:rPr>
-              <w:t>0.1 %</w:t>
+              <w:t>0.1%</w:t>
             </w:r>
           </w:p>
         </w:tc>
@@ -14609,7 +14643,7 @@
                 <w:rFonts w:eastAsia="Nunito" w:cs="Nunito"/>
                 <w:sz w:val="17"/>
               </w:rPr>
-              <w:t>0.5 %</w:t>
+              <w:t>0.5%</w:t>
             </w:r>
           </w:p>
         </w:tc>
@@ -14638,7 +14672,7 @@
                 <w:rFonts w:eastAsia="Nunito" w:cs="Nunito"/>
                 <w:sz w:val="17"/>
               </w:rPr>
-              <w:t>Report file generation up to 50,000 rows, bulk import 1,000 rows</w:t>
+              <w:t>Report file up to 50,000 rows, import of 1,000 rows, month-end close run</w:t>
             </w:r>
           </w:p>
         </w:tc>
@@ -14686,7 +14720,7 @@
                 <w:rFonts w:eastAsia="Nunito" w:cs="Nunito"/>
                 <w:sz w:val="17"/>
               </w:rPr>
-              <w:t>1 %</w:t>
+              <w:t>1%</w:t>
             </w:r>
           </w:p>
         </w:tc>
@@ -14707,7 +14741,7 @@
         <w:pStyle w:val="Heading2"/>
         <w:rPr/>
       </w:pPr>
-      <w:bookmarkStart w:id="17" w:name="__RefHeading___Toc14681_3826153650"/>
+      <w:bookmarkStart w:id="17" w:name="__RefHeading___Toc11301_4084622315"/>
       <w:bookmarkEnd w:id="17"/>
       <w:r>
         <w:rPr>
@@ -14844,7 +14878,7 @@
                 <w:rFonts w:eastAsia="Nunito" w:cs="Nunito"/>
                 <w:sz w:val="17"/>
               </w:rPr>
-              <w:t xml:space="preserve">UAT on the production sizing (chapter 5), with RDS, EFS, ALB and CloudFront as in production; </w:t>
+              <w:t xml:space="preserve">UAT on the production sizing (chapter 5), with the same database, file store, load balancer and CloudFront set-up as production; </w:t>
             </w:r>
             <w:r>
               <w:rPr>
@@ -14907,7 +14941,7 @@
                 <w:rFonts w:eastAsia="Nunito" w:cs="Nunito"/>
                 <w:sz w:val="17"/>
               </w:rPr>
-              <w:t>Volume-loaded copy: at least one year of forecast volume (for example 50,000 policies with bills, receipts, journals, commissions; 3,000 claims; 200 users); generated with a data script on UAT (never production data without masking)</w:t>
+              <w:t>A volume-loaded copy: at least one year of forecast volume (for example 50,000 policies with bills, receipts, journals and commissions; 3,000 claims; 200 users), generated with a data script on UAT; never production data without masking</w:t>
             </w:r>
           </w:p>
         </w:tc>
@@ -14960,7 +14994,7 @@
                 <w:rFonts w:eastAsia="Nunito" w:cs="Nunito"/>
                 <w:sz w:val="17"/>
               </w:rPr>
-              <w:t xml:space="preserve">k6, JMeter or Artillery scripts per persona, using the API (tokens obtained through </w:t>
+              <w:t xml:space="preserve">k6, JMeter or Artillery scripts per role, using the API (tokens from </w:t>
             </w:r>
             <w:r>
               <w:rPr>
@@ -14975,7 +15009,7 @@
                 <w:rFonts w:eastAsia="Nunito" w:cs="Nunito"/>
                 <w:sz w:val="17"/>
               </w:rPr>
-              <w:t xml:space="preserve"> for test users; one user per virtual user to avoid the per-user rate limit, or </w:t>
+              <w:t xml:space="preserve"> for test users; one user per virtual user to stay under the per-user rate limit, or </w:t>
             </w:r>
             <w:r>
               <w:rPr>
@@ -15045,7 +15079,7 @@
                 <w:rFonts w:eastAsia="Nunito" w:cs="Nunito"/>
                 <w:sz w:val="17"/>
               </w:rPr>
-              <w:t>Agent (search, quotation, policy view), finance (receipts, journal vouchers, remittance), claims, dashboards and reports, the 30-second notification poll per user</w:t>
+              <w:t>Sales &amp; Marketing (search, leads, quotations), Processing Team (broker slips, placement, policy issue), Operations (policy views, endorsements), Accounting (receipts, journal vouchers, remittance, bank matching), Claims, dashboards and reports, the 30-second notification poll per user</w:t>
             </w:r>
           </w:p>
         </w:tc>
@@ -15098,7 +15132,7 @@
                 <w:rFonts w:eastAsia="Nunito" w:cs="Nunito"/>
                 <w:sz w:val="17"/>
               </w:rPr>
-              <w:t>Baseline (1 user), load (expected peak 80 concurrent users for 1 hour), stress (increase to failure), soak (peak load for 8 hours with the scheduler running), spike (5 x peak for 5 minutes)</w:t>
+              <w:t>Baseline (1 user), load (expected peak of 80 concurrent users for 1 hour), stress (increase to failure), soak (peak load for 8 hours with the scheduler running), spike (5 x peak for 5 minutes)</w:t>
             </w:r>
           </w:p>
         </w:tc>
@@ -15153,7 +15187,7 @@
                 <w:rFonts w:eastAsia="Nunito" w:cs="Nunito"/>
                 <w:sz w:val="17"/>
               </w:rPr>
-              <w:t xml:space="preserve">Client latencies and errors; ALB target response time and 5xx; ECS CPU and memory; RDS CPU, connections, IOPS, top SQL (Performance Insights); </w:t>
+              <w:t xml:space="preserve">Client latencies and errors; load balancer target response time and 5xx; container CPU and memory; database CPU, connections, IOPS, top SQL (Performance Insights); </w:t>
             </w:r>
             <w:r>
               <w:rPr>
@@ -15221,7 +15255,7 @@
                 <w:rFonts w:eastAsia="Nunito" w:cs="Nunito"/>
                 <w:sz w:val="17"/>
               </w:rPr>
-              <w:t>Targets met at peak + 50 %; no memory growth in the soak test; no errors other than intended 429s; database CPU below 60 % at peak</w:t>
+              <w:t>Targets met at peak plus 50%; no memory growth in the soak test; no errors other than intended 429s; database CPU below 60% at peak</w:t>
             </w:r>
           </w:p>
         </w:tc>
@@ -15276,7 +15310,7 @@
                 <w:rFonts w:eastAsia="Nunito" w:cs="Nunito"/>
                 <w:sz w:val="17"/>
               </w:rPr>
-              <w:t>Test report with the measured capacity per task, the confirmed sizing and a list of slow SQL statements with index or query fixes</w:t>
+              <w:t>Test report with the measured capacity per instance, the confirmed sizing and the slow SQL statements with their index or query fixes</w:t>
             </w:r>
           </w:p>
         </w:tc>
@@ -15303,7 +15337,7 @@
         </w:pBdr>
         <w:rPr/>
       </w:pPr>
-      <w:bookmarkStart w:id="18" w:name="__RefHeading___Toc14683_3826153650"/>
+      <w:bookmarkStart w:id="18" w:name="__RefHeading___Toc11303_4084622315"/>
       <w:bookmarkEnd w:id="18"/>
       <w:r>
         <w:rPr>
@@ -15321,7 +15355,7 @@
         <w:rPr>
           <w:rFonts w:eastAsia="Nunito" w:cs="Nunito"/>
         </w:rPr>
-        <w:t xml:space="preserve">This document is one of eleven that together form the BrokerVerse Solution Architecture. They are maintained and issued together (source and build: </w:t>
+        <w:t xml:space="preserve">This document is one of eleven that together form the BrokerVerse OOTB Solution Architecture. They are maintained and issued together (source and build: </w:t>
       </w:r>
       <w:r>
         <w:rPr>
@@ -16342,7 +16376,7 @@
         </w:pBdr>
         <w:rPr/>
       </w:pPr>
-      <w:bookmarkStart w:id="19" w:name="__RefHeading___Toc14685_3826153650"/>
+      <w:bookmarkStart w:id="19" w:name="__RefHeading___Toc11305_4084622315"/>
       <w:bookmarkEnd w:id="19"/>
       <w:r>
         <w:rPr>
@@ -16491,7 +16525,7 @@
                 <w:rFonts w:eastAsia="Nunito" w:cs="Nunito"/>
                 <w:sz w:val="17"/>
               </w:rPr>
-              <w:t>PostgreSQL application-level lock (pg_try_advisory_lock) used by the scheduler so a job runs on one API instance at a time.</w:t>
+              <w:t>PostgreSQL application-level lock (pg_try_advisory_lock, pg_advisory_lock) used so a job runs on one API instance at a time and only one instance applies migrations.</w:t>
             </w:r>
           </w:p>
         </w:tc>
@@ -16521,7 +16555,7 @@
                 <w:rFonts w:eastAsia="Nunito" w:cs="Nunito"/>
                 <w:sz w:val="17"/>
               </w:rPr>
-              <w:t>ALB</w:t>
+              <w:t>API</w:t>
             </w:r>
           </w:p>
         </w:tc>
@@ -16546,7 +16580,7 @@
                 <w:rFonts w:eastAsia="Nunito" w:cs="Nunito"/>
                 <w:sz w:val="17"/>
               </w:rPr>
-              <w:t>Application Load Balancer (AWS): distributes HTTPS requests over the API containers and checks their health.</w:t>
+              <w:t>Application programming interface; here the BrokerVerse REST API under /api served by the Node.js backend.</w:t>
             </w:r>
           </w:p>
         </w:tc>
@@ -16575,7 +16609,7 @@
                 <w:rFonts w:eastAsia="Nunito" w:cs="Nunito"/>
                 <w:sz w:val="17"/>
               </w:rPr>
-              <w:t>API</w:t>
+              <w:t>AZ</w:t>
             </w:r>
           </w:p>
         </w:tc>
@@ -16599,7 +16633,7 @@
                 <w:rFonts w:eastAsia="Nunito" w:cs="Nunito"/>
                 <w:sz w:val="17"/>
               </w:rPr>
-              <w:t>Application programming interface; here the BrokerVerse REST API under /api served by the Node.js backend.</w:t>
+              <w:t>Availability Zone: an isolated data-centre group inside an AWS region.</w:t>
             </w:r>
           </w:p>
         </w:tc>
@@ -16629,7 +16663,7 @@
                 <w:rFonts w:eastAsia="Nunito" w:cs="Nunito"/>
                 <w:sz w:val="17"/>
               </w:rPr>
-              <w:t>AZ</w:t>
+              <w:t>Broker slip</w:t>
             </w:r>
           </w:p>
         </w:tc>
@@ -16654,7 +16688,7 @@
                 <w:rFonts w:eastAsia="Nunito" w:cs="Nunito"/>
                 <w:sz w:val="17"/>
               </w:rPr>
-              <w:t>Availability Zone: an isolated data-centre group inside an AWS region.</w:t>
+              <w:t>Request for quotation (BS-) that the broker sends to several insurers for one client risk; the answers are recorded as insurer offers.</w:t>
             </w:r>
           </w:p>
         </w:tc>
@@ -16737,7 +16771,7 @@
                 <w:rFonts w:eastAsia="Nunito" w:cs="Nunito"/>
                 <w:sz w:val="17"/>
               </w:rPr>
-              <w:t>ECS / Fargate</w:t>
+              <w:t>Co-insurance</w:t>
             </w:r>
           </w:p>
         </w:tc>
@@ -16762,7 +16796,7 @@
                 <w:rFonts w:eastAsia="Nunito" w:cs="Nunito"/>
                 <w:sz w:val="17"/>
               </w:rPr>
-              <w:t>Elastic Container Service (AWS) and its serverless compute mode for running the API containers.</w:t>
+              <w:t>Placement of one risk with several insurers, one of them the lead, each taking a share; premium, commission and claims are split by share.</w:t>
             </w:r>
           </w:p>
         </w:tc>
@@ -16899,7 +16933,7 @@
                 <w:rFonts w:eastAsia="Nunito" w:cs="Nunito"/>
                 <w:sz w:val="17"/>
               </w:rPr>
-              <w:t>Multi-AZ</w:t>
+              <w:t>Housekeeping</w:t>
             </w:r>
           </w:p>
         </w:tc>
@@ -16923,7 +16957,7 @@
                 <w:rFonts w:eastAsia="Nunito" w:cs="Nunito"/>
                 <w:sz w:val="17"/>
               </w:rPr>
-              <w:t>Deployment with a synchronous standby in a second Availability Zone and automatic failover (RDS).</w:t>
+              <w:t>Daily job that deletes operational rows (job runs, sent e-mails, sign-in history, expired tokens, read notifications) after the retention days in System Settings.</w:t>
             </w:r>
           </w:p>
         </w:tc>
@@ -16953,7 +16987,7 @@
                 <w:rFonts w:eastAsia="Nunito" w:cs="Nunito"/>
                 <w:sz w:val="17"/>
               </w:rPr>
-              <w:t>nginx</w:t>
+              <w:t>Migration</w:t>
             </w:r>
           </w:p>
         </w:tc>
@@ -16978,7 +17012,7 @@
                 <w:rFonts w:eastAsia="Nunito" w:cs="Nunito"/>
                 <w:sz w:val="17"/>
               </w:rPr>
-              <w:t>Web server used in the web container to serve the SPA and forward /api to the API container.</w:t>
+              <w:t>Numbered SQL file in backend/src/db/migrations applied once, in order, on API start.</w:t>
             </w:r>
           </w:p>
         </w:tc>
@@ -17007,7 +17041,7 @@
                 <w:rFonts w:eastAsia="Nunito" w:cs="Nunito"/>
                 <w:sz w:val="17"/>
               </w:rPr>
-              <w:t>p50 / p95 / p99</w:t>
+              <w:t>Month-end close</w:t>
             </w:r>
           </w:p>
         </w:tc>
@@ -17031,7 +17065,7 @@
                 <w:rFonts w:eastAsia="Nunito" w:cs="Nunito"/>
                 <w:sz w:val="17"/>
               </w:rPr>
-              <w:t>Latency percentiles: the time within which 50 %, 95 % or 99 % of requests completed.</w:t>
+              <w:t>Run (MEC-) that posts the accruals, recurring journals and valuations of a period, checks the checklist and, once approved, closes the period.</w:t>
             </w:r>
           </w:p>
         </w:tc>
@@ -17061,7 +17095,7 @@
                 <w:rFonts w:eastAsia="Nunito" w:cs="Nunito"/>
                 <w:sz w:val="17"/>
               </w:rPr>
-              <w:t>RDS</w:t>
+              <w:t>Multi-AZ</w:t>
             </w:r>
           </w:p>
         </w:tc>
@@ -17086,7 +17120,7 @@
                 <w:rFonts w:eastAsia="Nunito" w:cs="Nunito"/>
                 <w:sz w:val="17"/>
               </w:rPr>
-              <w:t>Amazon Relational Database Service, the managed PostgreSQL target.</w:t>
+              <w:t>Deployment with a synchronous standby in a second Availability Zone and automatic failover (RDS).</w:t>
             </w:r>
           </w:p>
         </w:tc>
@@ -17115,7 +17149,7 @@
                 <w:rFonts w:eastAsia="Nunito" w:cs="Nunito"/>
                 <w:sz w:val="17"/>
               </w:rPr>
-              <w:t>Receivable / bill</w:t>
+              <w:t>nginx</w:t>
             </w:r>
           </w:p>
         </w:tc>
@@ -17139,7 +17173,7 @@
                 <w:rFonts w:eastAsia="Nunito" w:cs="Nunito"/>
                 <w:sz w:val="17"/>
               </w:rPr>
-              <w:t>Premium bill (INV-) raised when a policy, endorsement or renewal is issued.</w:t>
+              <w:t>Web server used in the web container to serve the SPA and forward /api to the API container.</w:t>
             </w:r>
           </w:p>
         </w:tc>
@@ -17169,7 +17203,7 @@
                 <w:rFonts w:eastAsia="Nunito" w:cs="Nunito"/>
                 <w:sz w:val="17"/>
               </w:rPr>
-              <w:t>Remittance</w:t>
+              <w:t>p50 / p95 / p99</w:t>
             </w:r>
           </w:p>
         </w:tc>
@@ -17194,7 +17228,7 @@
                 <w:rFonts w:eastAsia="Nunito" w:cs="Nunito"/>
                 <w:sz w:val="17"/>
               </w:rPr>
-              <w:t>Payment of collected premium, net of commission, from the broker to the insurer.</w:t>
+              <w:t>Latency percentiles: the time within which 50 %, 95 % or 99 % of requests completed.</w:t>
             </w:r>
           </w:p>
         </w:tc>
@@ -17223,7 +17257,7 @@
                 <w:rFonts w:eastAsia="Nunito" w:cs="Nunito"/>
                 <w:sz w:val="17"/>
               </w:rPr>
-              <w:t>RPO</w:t>
+              <w:t>RDS</w:t>
             </w:r>
           </w:p>
         </w:tc>
@@ -17247,7 +17281,7 @@
                 <w:rFonts w:eastAsia="Nunito" w:cs="Nunito"/>
                 <w:sz w:val="17"/>
               </w:rPr>
-              <w:t>Recovery point objective: the maximum acceptable data loss, measured in time.</w:t>
+              <w:t>Amazon Relational Database Service, the managed PostgreSQL target.</w:t>
             </w:r>
           </w:p>
         </w:tc>
@@ -17277,7 +17311,7 @@
                 <w:rFonts w:eastAsia="Nunito" w:cs="Nunito"/>
                 <w:sz w:val="17"/>
               </w:rPr>
-              <w:t>RTO</w:t>
+              <w:t>Receivable / bill</w:t>
             </w:r>
           </w:p>
         </w:tc>
@@ -17302,7 +17336,7 @@
                 <w:rFonts w:eastAsia="Nunito" w:cs="Nunito"/>
                 <w:sz w:val="17"/>
               </w:rPr>
-              <w:t>Recovery time objective: the maximum acceptable time to restore service.</w:t>
+              <w:t>Premium bill (INV-) raised when a policy, endorsement or renewal is issued.</w:t>
             </w:r>
           </w:p>
         </w:tc>
@@ -17331,7 +17365,7 @@
                 <w:rFonts w:eastAsia="Nunito" w:cs="Nunito"/>
                 <w:sz w:val="17"/>
               </w:rPr>
-              <w:t>S3</w:t>
+              <w:t>Remittance</w:t>
             </w:r>
           </w:p>
         </w:tc>
@@ -17355,7 +17389,7 @@
                 <w:rFonts w:eastAsia="Nunito" w:cs="Nunito"/>
                 <w:sz w:val="17"/>
               </w:rPr>
-              <w:t>Amazon Simple Storage Service: object storage hosting the SPA build (and proposed archive store).</w:t>
+              <w:t>Payment of collected premium, net of commission, from the broker to the insurer.</w:t>
             </w:r>
           </w:p>
         </w:tc>
@@ -17385,7 +17419,7 @@
                 <w:rFonts w:eastAsia="Nunito" w:cs="Nunito"/>
                 <w:sz w:val="17"/>
               </w:rPr>
-              <w:t>TLS</w:t>
+              <w:t>RPO</w:t>
             </w:r>
           </w:p>
         </w:tc>
@@ -17410,7 +17444,7 @@
                 <w:rFonts w:eastAsia="Nunito" w:cs="Nunito"/>
                 <w:sz w:val="17"/>
               </w:rPr>
-              <w:t>Transport Layer Security (HTTPS).</w:t>
+              <w:t>Recovery point objective: the maximum acceptable data loss, measured in time.</w:t>
             </w:r>
           </w:p>
         </w:tc>
@@ -17439,7 +17473,7 @@
                 <w:rFonts w:eastAsia="Nunito" w:cs="Nunito"/>
                 <w:sz w:val="17"/>
               </w:rPr>
-              <w:t>UAT</w:t>
+              <w:t>RTO</w:t>
             </w:r>
           </w:p>
         </w:tc>
@@ -17463,7 +17497,7 @@
                 <w:rFonts w:eastAsia="Nunito" w:cs="Nunito"/>
                 <w:sz w:val="17"/>
               </w:rPr>
-              <w:t>User acceptance testing environment.</w:t>
+              <w:t>Recovery time objective: the maximum acceptable time to restore service.</w:t>
             </w:r>
           </w:p>
         </w:tc>
@@ -17493,6 +17527,168 @@
                 <w:rFonts w:eastAsia="Nunito" w:cs="Nunito"/>
                 <w:sz w:val="17"/>
               </w:rPr>
+              <w:t>S3</w:t>
+            </w:r>
+          </w:p>
+        </w:tc>
+        <w:tc>
+          <w:tcPr>
+            <w:tcW w:w="7324" w:type="dxa"/>
+            <w:tcBorders>
+              <w:top w:val="single" w:sz="4" w:space="0" w:color="C9D6E3"/>
+              <w:left w:val="single" w:sz="4" w:space="0" w:color="C9D6E3"/>
+              <w:bottom w:val="single" w:sz="4" w:space="0" w:color="C9D6E3"/>
+              <w:right w:val="single" w:sz="4" w:space="0" w:color="C9D6E3"/>
+            </w:tcBorders>
+            <w:shd w:color="auto" w:fill="F3F9FE" w:val="clear"/>
+          </w:tcPr>
+          <w:p>
+            <w:pPr>
+              <w:pStyle w:val="TableText"/>
+              <w:rPr/>
+            </w:pPr>
+            <w:r>
+              <w:rPr>
+                <w:rFonts w:eastAsia="Nunito" w:cs="Nunito"/>
+                <w:sz w:val="17"/>
+              </w:rPr>
+              <w:t>Amazon Simple Storage Service: object storage hosting the SPA build (and proposed archive store).</w:t>
+            </w:r>
+          </w:p>
+        </w:tc>
+      </w:tr>
+      <w:tr>
+        <w:trPr>
+          <w:cantSplit w:val="true"/>
+        </w:trPr>
+        <w:tc>
+          <w:tcPr>
+            <w:tcW w:w="2312" w:type="dxa"/>
+            <w:tcBorders>
+              <w:top w:val="single" w:sz="4" w:space="0" w:color="C9D6E3"/>
+              <w:left w:val="single" w:sz="4" w:space="0" w:color="C9D6E3"/>
+              <w:bottom w:val="single" w:sz="4" w:space="0" w:color="C9D6E3"/>
+              <w:right w:val="single" w:sz="4" w:space="0" w:color="C9D6E3"/>
+            </w:tcBorders>
+          </w:tcPr>
+          <w:p>
+            <w:pPr>
+              <w:pStyle w:val="TableText"/>
+              <w:rPr/>
+            </w:pPr>
+            <w:r>
+              <w:rPr>
+                <w:rFonts w:eastAsia="Nunito" w:cs="Nunito"/>
+                <w:sz w:val="17"/>
+              </w:rPr>
+              <w:t>TLS</w:t>
+            </w:r>
+          </w:p>
+        </w:tc>
+        <w:tc>
+          <w:tcPr>
+            <w:tcW w:w="7324" w:type="dxa"/>
+            <w:tcBorders>
+              <w:top w:val="single" w:sz="4" w:space="0" w:color="C9D6E3"/>
+              <w:left w:val="single" w:sz="4" w:space="0" w:color="C9D6E3"/>
+              <w:bottom w:val="single" w:sz="4" w:space="0" w:color="C9D6E3"/>
+              <w:right w:val="single" w:sz="4" w:space="0" w:color="C9D6E3"/>
+            </w:tcBorders>
+          </w:tcPr>
+          <w:p>
+            <w:pPr>
+              <w:pStyle w:val="TableText"/>
+              <w:rPr/>
+            </w:pPr>
+            <w:r>
+              <w:rPr>
+                <w:rFonts w:eastAsia="Nunito" w:cs="Nunito"/>
+                <w:sz w:val="17"/>
+              </w:rPr>
+              <w:t>Transport Layer Security (HTTPS).</w:t>
+            </w:r>
+          </w:p>
+        </w:tc>
+      </w:tr>
+      <w:tr>
+        <w:trPr>
+          <w:cantSplit w:val="true"/>
+        </w:trPr>
+        <w:tc>
+          <w:tcPr>
+            <w:tcW w:w="2312" w:type="dxa"/>
+            <w:tcBorders>
+              <w:top w:val="single" w:sz="4" w:space="0" w:color="C9D6E3"/>
+              <w:left w:val="single" w:sz="4" w:space="0" w:color="C9D6E3"/>
+              <w:bottom w:val="single" w:sz="4" w:space="0" w:color="C9D6E3"/>
+              <w:right w:val="single" w:sz="4" w:space="0" w:color="C9D6E3"/>
+            </w:tcBorders>
+            <w:shd w:color="auto" w:fill="F3F9FE" w:val="clear"/>
+          </w:tcPr>
+          <w:p>
+            <w:pPr>
+              <w:pStyle w:val="TableText"/>
+              <w:rPr/>
+            </w:pPr>
+            <w:r>
+              <w:rPr>
+                <w:rFonts w:eastAsia="Nunito" w:cs="Nunito"/>
+                <w:sz w:val="17"/>
+              </w:rPr>
+              <w:t>UAT</w:t>
+            </w:r>
+          </w:p>
+        </w:tc>
+        <w:tc>
+          <w:tcPr>
+            <w:tcW w:w="7324" w:type="dxa"/>
+            <w:tcBorders>
+              <w:top w:val="single" w:sz="4" w:space="0" w:color="C9D6E3"/>
+              <w:left w:val="single" w:sz="4" w:space="0" w:color="C9D6E3"/>
+              <w:bottom w:val="single" w:sz="4" w:space="0" w:color="C9D6E3"/>
+              <w:right w:val="single" w:sz="4" w:space="0" w:color="C9D6E3"/>
+            </w:tcBorders>
+            <w:shd w:color="auto" w:fill="F3F9FE" w:val="clear"/>
+          </w:tcPr>
+          <w:p>
+            <w:pPr>
+              <w:pStyle w:val="TableText"/>
+              <w:rPr/>
+            </w:pPr>
+            <w:r>
+              <w:rPr>
+                <w:rFonts w:eastAsia="Nunito" w:cs="Nunito"/>
+                <w:sz w:val="17"/>
+              </w:rPr>
+              <w:t>User acceptance testing environment.</w:t>
+            </w:r>
+          </w:p>
+        </w:tc>
+      </w:tr>
+      <w:tr>
+        <w:trPr>
+          <w:cantSplit w:val="true"/>
+        </w:trPr>
+        <w:tc>
+          <w:tcPr>
+            <w:tcW w:w="2312" w:type="dxa"/>
+            <w:tcBorders>
+              <w:top w:val="single" w:sz="4" w:space="0" w:color="C9D6E3"/>
+              <w:left w:val="single" w:sz="4" w:space="0" w:color="C9D6E3"/>
+              <w:bottom w:val="single" w:sz="4" w:space="0" w:color="C9D6E3"/>
+              <w:right w:val="single" w:sz="4" w:space="0" w:color="C9D6E3"/>
+            </w:tcBorders>
+          </w:tcPr>
+          <w:p>
+            <w:pPr>
+              <w:pStyle w:val="TableText"/>
+              <w:rPr/>
+            </w:pPr>
+            <w:r>
+              <w:rPr>
+                <w:rFonts w:eastAsia="Nunito" w:cs="Nunito"/>
+                <w:sz w:val="17"/>
+              </w:rPr>
               <w:t>WAL</w:t>
             </w:r>
           </w:p>
@@ -17506,7 +17702,6 @@
               <w:bottom w:val="single" w:sz="4" w:space="0" w:color="C9D6E3"/>
               <w:right w:val="single" w:sz="4" w:space="0" w:color="C9D6E3"/>
             </w:tcBorders>
-            <w:shd w:color="auto" w:fill="F3F9FE" w:val="clear"/>
           </w:tcPr>
           <w:p>
             <w:pPr>
@@ -17607,7 +17802,7 @@
     </w:r>
     <w:r>
       <w:rPr/>
-      <w:t>14</w:t>
+      <w:t>15</w:t>
     </w:r>
     <w:r>
       <w:rPr/>
@@ -17635,7 +17830,7 @@
     </w:r>
     <w:r>
       <w:rPr/>
-      <w:t>14</w:t>
+      <w:t>15</w:t>
     </w:r>
     <w:r>
       <w:rPr/>
@@ -17695,7 +17890,7 @@
         <w:color w:val="0065B3"/>
         <w:sz w:val="16"/>
       </w:rPr>
-      <w:t>BrokerVerse  |  06 Capacity and Performance</w:t>
+      <w:t>BrokerVerse OOTB  |  06 Capacity and Performance</w:t>
     </w:r>
     <w:r>
       <w:rPr>
@@ -17704,7 +17899,7 @@
         <w:sz w:val="16"/>
       </w:rPr>
       <w:tab/>
-      <w:t>Solution Architecture  ·  Version 1.0</w:t>
+      <w:t>Solution Architecture  ·  Version 1.1</w:t>
     </w:r>
   </w:p>
 </w:hdr>

--- a/docs/architecture/06_BrokerVerse_Capacity_and_Performance.docx
+++ b/docs/architecture/06_BrokerVerse_Capacity_and_Performance.docx
@@ -357,7 +357,7 @@
                 <w:rFonts w:eastAsia="Nunito" w:cs="Nunito"/>
                 <w:sz w:val="19"/>
               </w:rPr>
-              <w:t>1.1</w:t>
+              <w:t>1.2</w:t>
             </w:r>
           </w:p>
         </w:tc>
@@ -419,7 +419,7 @@
                 <w:rFonts w:eastAsia="Nunito" w:cs="Nunito"/>
                 <w:sz w:val="19"/>
               </w:rPr>
-              <w:t>29 September 2026</w:t>
+              <w:t>04 October 2026</w:t>
             </w:r>
           </w:p>
         </w:tc>
@@ -795,7 +795,7 @@
                 <w:rFonts w:eastAsia="Nunito" w:cs="Nunito"/>
                 <w:sz w:val="19"/>
               </w:rPr>
-              <w:t>1.1</w:t>
+              <w:t>1.2</w:t>
             </w:r>
           </w:p>
         </w:tc>
@@ -919,7 +919,7 @@
                 <w:rFonts w:eastAsia="Nunito" w:cs="Nunito"/>
                 <w:sz w:val="19"/>
               </w:rPr>
-              <w:t>29 September 2026</w:t>
+              <w:t>04 October 2026</w:t>
             </w:r>
           </w:p>
         </w:tc>
@@ -1405,6 +1405,107 @@
                 <w:sz w:val="18"/>
               </w:rPr>
               <w:t>Updated to the current system: placement journey, co-insurance, posting rules, period end and BIR tax, bank reconciliation, document numbering, commission rate matrix, single PDF engine, uploads and go-live imports, housekeeping, business time zone, broker roles, deployment on the BrokerVerse URL</w:t>
+            </w:r>
+          </w:p>
+        </w:tc>
+      </w:tr>
+      <w:tr>
+        <w:trPr>
+          <w:cantSplit w:val="true"/>
+        </w:trPr>
+        <w:tc>
+          <w:tcPr>
+            <w:tcW w:w="1156" w:type="dxa"/>
+            <w:tcBorders>
+              <w:top w:val="single" w:sz="4" w:space="0" w:color="C9D6E3"/>
+              <w:left w:val="single" w:sz="4" w:space="0" w:color="C9D6E3"/>
+              <w:bottom w:val="single" w:sz="4" w:space="0" w:color="C9D6E3"/>
+              <w:right w:val="single" w:sz="4" w:space="0" w:color="C9D6E3"/>
+            </w:tcBorders>
+          </w:tcPr>
+          <w:p>
+            <w:pPr>
+              <w:pStyle w:val="TableText"/>
+              <w:rPr/>
+            </w:pPr>
+            <w:r>
+              <w:rPr>
+                <w:rFonts w:eastAsia="Nunito" w:cs="Nunito"/>
+                <w:sz w:val="18"/>
+              </w:rPr>
+              <w:t>1.2</w:t>
+            </w:r>
+          </w:p>
+        </w:tc>
+        <w:tc>
+          <w:tcPr>
+            <w:tcW w:w="1734" w:type="dxa"/>
+            <w:tcBorders>
+              <w:top w:val="single" w:sz="4" w:space="0" w:color="C9D6E3"/>
+              <w:left w:val="single" w:sz="4" w:space="0" w:color="C9D6E3"/>
+              <w:bottom w:val="single" w:sz="4" w:space="0" w:color="C9D6E3"/>
+              <w:right w:val="single" w:sz="4" w:space="0" w:color="C9D6E3"/>
+            </w:tcBorders>
+          </w:tcPr>
+          <w:p>
+            <w:pPr>
+              <w:pStyle w:val="TableText"/>
+              <w:rPr/>
+            </w:pPr>
+            <w:r>
+              <w:rPr>
+                <w:rFonts w:eastAsia="Nunito" w:cs="Nunito"/>
+                <w:sz w:val="18"/>
+              </w:rPr>
+              <w:t>04 October 2026</w:t>
+            </w:r>
+          </w:p>
+        </w:tc>
+        <w:tc>
+          <w:tcPr>
+            <w:tcW w:w="1927" w:type="dxa"/>
+            <w:tcBorders>
+              <w:top w:val="single" w:sz="4" w:space="0" w:color="C9D6E3"/>
+              <w:left w:val="single" w:sz="4" w:space="0" w:color="C9D6E3"/>
+              <w:bottom w:val="single" w:sz="4" w:space="0" w:color="C9D6E3"/>
+              <w:right w:val="single" w:sz="4" w:space="0" w:color="C9D6E3"/>
+            </w:tcBorders>
+          </w:tcPr>
+          <w:p>
+            <w:pPr>
+              <w:pStyle w:val="TableText"/>
+              <w:rPr/>
+            </w:pPr>
+            <w:r>
+              <w:rPr>
+                <w:rFonts w:eastAsia="Nunito" w:cs="Nunito"/>
+                <w:sz w:val="18"/>
+              </w:rPr>
+              <w:t>iorta TechNXT</w:t>
+            </w:r>
+          </w:p>
+        </w:tc>
+        <w:tc>
+          <w:tcPr>
+            <w:tcW w:w="4819" w:type="dxa"/>
+            <w:tcBorders>
+              <w:top w:val="single" w:sz="4" w:space="0" w:color="C9D6E3"/>
+              <w:left w:val="single" w:sz="4" w:space="0" w:color="C9D6E3"/>
+              <w:bottom w:val="single" w:sz="4" w:space="0" w:color="C9D6E3"/>
+              <w:right w:val="single" w:sz="4" w:space="0" w:color="C9D6E3"/>
+            </w:tcBorders>
+          </w:tcPr>
+          <w:p>
+            <w:pPr>
+              <w:pStyle w:val="TableText"/>
+              <w:rPr/>
+            </w:pPr>
+            <w:r>
+              <w:rPr>
+                <w:rFonts w:eastAsia="Nunito" w:cs="Nunito"/>
+                <w:sz w:val="18"/>
+              </w:rPr>
+              <w:t>New modules (AML/CFT, BIR, payables and fixed assets, distribution, fleet and marine, My Work, go-live workbench), integration framework, encryption and masking of personal data, branding and e-signatures, release pipeline; database at migration 0322 (reference data), new ER diagrams</w:t>
             </w:r>
           </w:p>
         </w:tc>
@@ -2110,7 +2211,7 @@
             </w:rPr>
             <w:fldChar w:fldCharType="separate"/>
           </w:r>
-          <w:hyperlink w:anchor="__RefHeading___Toc11267_4084622315">
+          <w:hyperlink w:anchor="__RefHeading___Toc22309_1872304043">
             <w:r>
               <w:rPr>
                 <w:webHidden/>
@@ -2118,7 +2219,7 @@
               </w:rPr>
               <w:t>1 Introduction</w:t>
               <w:tab/>
-              <w:t>4</w:t>
+              <w:t>5</w:t>
             </w:r>
           </w:hyperlink>
         </w:p>
@@ -2131,7 +2232,7 @@
             </w:tabs>
             <w:rPr/>
           </w:pPr>
-          <w:hyperlink w:anchor="__RefHeading___Toc11269_4084622315">
+          <w:hyperlink w:anchor="__RefHeading___Toc22311_1872304043">
             <w:r>
               <w:rPr>
                 <w:webHidden/>
@@ -2139,7 +2240,7 @@
               </w:rPr>
               <w:t>1.1 Purpose and scope</w:t>
               <w:tab/>
-              <w:t>4</w:t>
+              <w:t>5</w:t>
             </w:r>
           </w:hyperlink>
         </w:p>
@@ -2152,7 +2253,7 @@
             </w:tabs>
             <w:rPr/>
           </w:pPr>
-          <w:hyperlink w:anchor="__RefHeading___Toc11271_4084622315">
+          <w:hyperlink w:anchor="__RefHeading___Toc22313_1872304043">
             <w:r>
               <w:rPr>
                 <w:webHidden/>
@@ -2160,7 +2261,7 @@
               </w:rPr>
               <w:t>2 Built-in capacity controls</w:t>
               <w:tab/>
-              <w:t>5</w:t>
+              <w:t>6</w:t>
             </w:r>
           </w:hyperlink>
         </w:p>
@@ -2173,7 +2274,7 @@
             </w:tabs>
             <w:rPr/>
           </w:pPr>
-          <w:hyperlink w:anchor="__RefHeading___Toc11273_4084622315">
+          <w:hyperlink w:anchor="__RefHeading___Toc22315_1872304043">
             <w:r>
               <w:rPr>
                 <w:webHidden/>
@@ -2181,7 +2282,7 @@
               </w:rPr>
               <w:t>2.1 Request and upload limits</w:t>
               <w:tab/>
-              <w:t>5</w:t>
+              <w:t>6</w:t>
             </w:r>
           </w:hyperlink>
         </w:p>
@@ -2194,7 +2295,7 @@
             </w:tabs>
             <w:rPr/>
           </w:pPr>
-          <w:hyperlink w:anchor="__RefHeading___Toc11275_4084622315">
+          <w:hyperlink w:anchor="__RefHeading___Toc22317_1872304043">
             <w:r>
               <w:rPr>
                 <w:webHidden/>
@@ -2202,7 +2303,7 @@
               </w:rPr>
               <w:t>2.2 Performance mechanisms</w:t>
               <w:tab/>
-              <w:t>5</w:t>
+              <w:t>6</w:t>
             </w:r>
           </w:hyperlink>
         </w:p>
@@ -2215,7 +2316,7 @@
             </w:tabs>
             <w:rPr/>
           </w:pPr>
-          <w:hyperlink w:anchor="__RefHeading___Toc11277_4084622315">
+          <w:hyperlink w:anchor="__RefHeading___Toc22319_1872304043">
             <w:r>
               <w:rPr>
                 <w:webHidden/>
@@ -2223,7 +2324,7 @@
               </w:rPr>
               <w:t>2.3 Known performance risks in the code</w:t>
               <w:tab/>
-              <w:t>6</w:t>
+              <w:t>7</w:t>
             </w:r>
           </w:hyperlink>
         </w:p>
@@ -2236,7 +2337,7 @@
             </w:tabs>
             <w:rPr/>
           </w:pPr>
-          <w:hyperlink w:anchor="__RefHeading___Toc11279_4084622315">
+          <w:hyperlink w:anchor="__RefHeading___Toc22321_1872304043">
             <w:r>
               <w:rPr>
                 <w:webHidden/>
@@ -2244,7 +2345,7 @@
               </w:rPr>
               <w:t>3 Indicative load test</w:t>
               <w:tab/>
-              <w:t>7</w:t>
+              <w:t>8</w:t>
             </w:r>
           </w:hyperlink>
         </w:p>
@@ -2257,7 +2358,7 @@
             </w:tabs>
             <w:rPr/>
           </w:pPr>
-          <w:hyperlink w:anchor="__RefHeading___Toc11281_4084622315">
+          <w:hyperlink w:anchor="__RefHeading___Toc22323_1872304043">
             <w:r>
               <w:rPr>
                 <w:webHidden/>
@@ -2265,7 +2366,7 @@
               </w:rPr>
               <w:t>3.1 Method</w:t>
               <w:tab/>
-              <w:t>7</w:t>
+              <w:t>8</w:t>
             </w:r>
           </w:hyperlink>
         </w:p>
@@ -2278,7 +2379,7 @@
             </w:tabs>
             <w:rPr/>
           </w:pPr>
-          <w:hyperlink w:anchor="__RefHeading___Toc11283_4084622315">
+          <w:hyperlink w:anchor="__RefHeading___Toc22325_1872304043">
             <w:r>
               <w:rPr>
                 <w:webHidden/>
@@ -2286,7 +2387,7 @@
               </w:rPr>
               <w:t>3.2 Results</w:t>
               <w:tab/>
-              <w:t>7</w:t>
+              <w:t>8</w:t>
             </w:r>
           </w:hyperlink>
         </w:p>
@@ -2299,7 +2400,7 @@
             </w:tabs>
             <w:rPr/>
           </w:pPr>
-          <w:hyperlink w:anchor="__RefHeading___Toc11285_4084622315">
+          <w:hyperlink w:anchor="__RefHeading___Toc22327_1872304043">
             <w:r>
               <w:rPr>
                 <w:webHidden/>
@@ -2307,7 +2408,7 @@
               </w:rPr>
               <w:t>3.3 Interpretation</w:t>
               <w:tab/>
-              <w:t>8</w:t>
+              <w:t>9</w:t>
             </w:r>
           </w:hyperlink>
         </w:p>
@@ -2320,7 +2421,7 @@
             </w:tabs>
             <w:rPr/>
           </w:pPr>
-          <w:hyperlink w:anchor="__RefHeading___Toc11287_4084622315">
+          <w:hyperlink w:anchor="__RefHeading___Toc22329_1872304043">
             <w:r>
               <w:rPr>
                 <w:webHidden/>
@@ -2328,7 +2429,7 @@
               </w:rPr>
               <w:t>4 Data growth and storage</w:t>
               <w:tab/>
-              <w:t>9</w:t>
+              <w:t>10</w:t>
             </w:r>
           </w:hyperlink>
         </w:p>
@@ -2341,15 +2442,15 @@
             </w:tabs>
             <w:rPr/>
           </w:pPr>
-          <w:hyperlink w:anchor="__RefHeading___Toc11289_4084622315">
+          <w:hyperlink w:anchor="__RefHeading___Toc22331_1872304043">
             <w:r>
               <w:rPr>
                 <w:webHidden/>
                 <w:rStyle w:val="IndexLink"/>
               </w:rPr>
-              <w:t>4.1 Current relative weight (test data)</w:t>
+              <w:t>4.1 Current relative weight (reference data)</w:t>
               <w:tab/>
-              <w:t>9</w:t>
+              <w:t>10</w:t>
             </w:r>
           </w:hyperlink>
         </w:p>
@@ -2362,7 +2463,7 @@
             </w:tabs>
             <w:rPr/>
           </w:pPr>
-          <w:hyperlink w:anchor="__RefHeading___Toc11291_4084622315">
+          <w:hyperlink w:anchor="__RefHeading___Toc22333_1872304043">
             <w:r>
               <w:rPr>
                 <w:webHidden/>
@@ -2370,7 +2471,7 @@
               </w:rPr>
               <w:t>4.2 Growth estimate</w:t>
               <w:tab/>
-              <w:t>9</w:t>
+              <w:t>10</w:t>
             </w:r>
           </w:hyperlink>
         </w:p>
@@ -2383,7 +2484,7 @@
             </w:tabs>
             <w:rPr/>
           </w:pPr>
-          <w:hyperlink w:anchor="__RefHeading___Toc11293_4084622315">
+          <w:hyperlink w:anchor="__RefHeading___Toc22335_1872304043">
             <w:r>
               <w:rPr>
                 <w:webHidden/>
@@ -2391,7 +2492,7 @@
               </w:rPr>
               <w:t>5 Sizing recommendation</w:t>
               <w:tab/>
-              <w:t>11</w:t>
+              <w:t>12</w:t>
             </w:r>
           </w:hyperlink>
         </w:p>
@@ -2404,7 +2505,7 @@
             </w:tabs>
             <w:rPr/>
           </w:pPr>
-          <w:hyperlink w:anchor="__RefHeading___Toc11295_4084622315">
+          <w:hyperlink w:anchor="__RefHeading___Toc22337_1872304043">
             <w:r>
               <w:rPr>
                 <w:webHidden/>
@@ -2412,7 +2513,7 @@
               </w:rPr>
               <w:t>6 Performance test plan for UAT</w:t>
               <w:tab/>
-              <w:t>12</w:t>
+              <w:t>13</w:t>
             </w:r>
           </w:hyperlink>
         </w:p>
@@ -2425,7 +2526,7 @@
             </w:tabs>
             <w:rPr/>
           </w:pPr>
-          <w:hyperlink w:anchor="__RefHeading___Toc11297_4084622315">
+          <w:hyperlink w:anchor="__RefHeading___Toc22339_1872304043">
             <w:r>
               <w:rPr>
                 <w:webHidden/>
@@ -2433,7 +2534,7 @@
               </w:rPr>
               <w:t>6.1 Objectives</w:t>
               <w:tab/>
-              <w:t>12</w:t>
+              <w:t>13</w:t>
             </w:r>
           </w:hyperlink>
         </w:p>
@@ -2446,7 +2547,7 @@
             </w:tabs>
             <w:rPr/>
           </w:pPr>
-          <w:hyperlink w:anchor="__RefHeading___Toc11299_4084622315">
+          <w:hyperlink w:anchor="__RefHeading___Toc22341_1872304043">
             <w:r>
               <w:rPr>
                 <w:webHidden/>
@@ -2454,7 +2555,7 @@
               </w:rPr>
               <w:t>6.2 Response-time targets</w:t>
               <w:tab/>
-              <w:t>12</w:t>
+              <w:t>13</w:t>
             </w:r>
           </w:hyperlink>
         </w:p>
@@ -2467,7 +2568,7 @@
             </w:tabs>
             <w:rPr/>
           </w:pPr>
-          <w:hyperlink w:anchor="__RefHeading___Toc11301_4084622315">
+          <w:hyperlink w:anchor="__RefHeading___Toc22343_1872304043">
             <w:r>
               <w:rPr>
                 <w:webHidden/>
@@ -2475,7 +2576,7 @@
               </w:rPr>
               <w:t>6.3 Approach</w:t>
               <w:tab/>
-              <w:t>12</w:t>
+              <w:t>13</w:t>
             </w:r>
           </w:hyperlink>
         </w:p>
@@ -2488,7 +2589,7 @@
             </w:tabs>
             <w:rPr/>
           </w:pPr>
-          <w:hyperlink w:anchor="__RefHeading___Toc11303_4084622315">
+          <w:hyperlink w:anchor="__RefHeading___Toc22345_1872304043">
             <w:r>
               <w:rPr>
                 <w:webHidden/>
@@ -2496,7 +2597,7 @@
               </w:rPr>
               <w:t>7 Related documents</w:t>
               <w:tab/>
-              <w:t>14</w:t>
+              <w:t>15</w:t>
             </w:r>
           </w:hyperlink>
         </w:p>
@@ -2509,7 +2610,7 @@
             </w:tabs>
             <w:rPr/>
           </w:pPr>
-          <w:hyperlink w:anchor="__RefHeading___Toc11305_4084622315">
+          <w:hyperlink w:anchor="__RefHeading___Toc22347_1872304043">
             <w:r>
               <w:rPr>
                 <w:webHidden/>
@@ -2517,7 +2618,7 @@
               </w:rPr>
               <w:t>8 Glossary</w:t>
               <w:tab/>
-              <w:t>15</w:t>
+              <w:t>16</w:t>
             </w:r>
           </w:hyperlink>
           <w:r>
@@ -2540,7 +2641,7 @@
       <w:r>
         <w:br w:type="page"/>
       </w:r>
-      <w:bookmarkStart w:id="0" w:name="__RefHeading___Toc11267_4084622315"/>
+      <w:bookmarkStart w:id="0" w:name="__RefHeading___Toc22309_1872304043"/>
       <w:bookmarkEnd w:id="0"/>
       <w:r>
         <w:rPr>
@@ -2554,7 +2655,7 @@
         <w:pStyle w:val="Heading2"/>
         <w:rPr/>
       </w:pPr>
-      <w:bookmarkStart w:id="1" w:name="__RefHeading___Toc11269_4084622315"/>
+      <w:bookmarkStart w:id="1" w:name="__RefHeading___Toc22311_1872304043"/>
       <w:bookmarkEnd w:id="1"/>
       <w:r>
         <w:rPr>
@@ -2648,7 +2749,7 @@
         </w:pBdr>
         <w:rPr/>
       </w:pPr>
-      <w:bookmarkStart w:id="2" w:name="__RefHeading___Toc11271_4084622315"/>
+      <w:bookmarkStart w:id="2" w:name="__RefHeading___Toc22313_1872304043"/>
       <w:bookmarkEnd w:id="2"/>
       <w:r>
         <w:rPr>
@@ -2662,7 +2763,7 @@
         <w:pStyle w:val="Heading2"/>
         <w:rPr/>
       </w:pPr>
-      <w:bookmarkStart w:id="3" w:name="__RefHeading___Toc11273_4084622315"/>
+      <w:bookmarkStart w:id="3" w:name="__RefHeading___Toc22315_1872304043"/>
       <w:bookmarkEnd w:id="3"/>
       <w:r>
         <w:rPr>
@@ -4117,7 +4218,7 @@
         <w:pStyle w:val="Heading2"/>
         <w:rPr/>
       </w:pPr>
-      <w:bookmarkStart w:id="4" w:name="__RefHeading___Toc11275_4084622315"/>
+      <w:bookmarkStart w:id="4" w:name="__RefHeading___Toc22317_1872304043"/>
       <w:bookmarkEnd w:id="4"/>
       <w:r>
         <w:rPr>
@@ -4376,7 +4477,7 @@
         <w:pStyle w:val="Heading2"/>
         <w:rPr/>
       </w:pPr>
-      <w:bookmarkStart w:id="5" w:name="__RefHeading___Toc11277_4084622315"/>
+      <w:bookmarkStart w:id="5" w:name="__RefHeading___Toc22319_1872304043"/>
       <w:bookmarkEnd w:id="5"/>
       <w:r>
         <w:rPr>
@@ -4816,7 +4917,7 @@
         </w:pBdr>
         <w:rPr/>
       </w:pPr>
-      <w:bookmarkStart w:id="6" w:name="__RefHeading___Toc11279_4084622315"/>
+      <w:bookmarkStart w:id="6" w:name="__RefHeading___Toc22321_1872304043"/>
       <w:bookmarkEnd w:id="6"/>
       <w:r>
         <w:rPr>
@@ -4830,7 +4931,7 @@
         <w:pStyle w:val="Heading2"/>
         <w:rPr/>
       </w:pPr>
-      <w:bookmarkStart w:id="7" w:name="__RefHeading___Toc11281_4084622315"/>
+      <w:bookmarkStart w:id="7" w:name="__RefHeading___Toc22323_1872304043"/>
       <w:bookmarkEnd w:id="7"/>
       <w:r>
         <w:rPr>
@@ -5358,7 +5459,7 @@
         <w:pStyle w:val="Heading2"/>
         <w:rPr/>
       </w:pPr>
-      <w:bookmarkStart w:id="8" w:name="__RefHeading___Toc11283_4084622315"/>
+      <w:bookmarkStart w:id="8" w:name="__RefHeading___Toc22325_1872304043"/>
       <w:bookmarkEnd w:id="8"/>
       <w:r>
         <w:rPr>
@@ -9737,7 +9838,7 @@
         <w:pStyle w:val="Heading2"/>
         <w:rPr/>
       </w:pPr>
-      <w:bookmarkStart w:id="9" w:name="__RefHeading___Toc11285_4084622315"/>
+      <w:bookmarkStart w:id="9" w:name="__RefHeading___Toc22327_1872304043"/>
       <w:bookmarkEnd w:id="9"/>
       <w:r>
         <w:rPr>
@@ -9837,7 +9938,7 @@
         </w:pBdr>
         <w:rPr/>
       </w:pPr>
-      <w:bookmarkStart w:id="10" w:name="__RefHeading___Toc11287_4084622315"/>
+      <w:bookmarkStart w:id="10" w:name="__RefHeading___Toc22329_1872304043"/>
       <w:bookmarkEnd w:id="10"/>
       <w:r>
         <w:rPr>
@@ -9851,13 +9952,13 @@
         <w:pStyle w:val="Heading2"/>
         <w:rPr/>
       </w:pPr>
-      <w:bookmarkStart w:id="11" w:name="__RefHeading___Toc11289_4084622315"/>
+      <w:bookmarkStart w:id="11" w:name="__RefHeading___Toc22331_1872304043"/>
       <w:bookmarkEnd w:id="11"/>
       <w:r>
         <w:rPr>
           <w:rFonts w:eastAsia="Nunito" w:cs="Nunito" w:ascii="Nunito" w:hAnsi="Nunito"/>
         </w:rPr>
-        <w:t>4.1  Current relative weight (test data)</w:t>
+        <w:t>4.1  Current relative weight (reference data)</w:t>
       </w:r>
     </w:p>
     <w:tbl>
@@ -10051,7 +10152,7 @@
                 <w:rFonts w:eastAsia="Nunito" w:cs="Nunito"/>
                 <w:sz w:val="17"/>
               </w:rPr>
-              <w:t>app_settings</w:t>
+              <w:t>postal_codes</w:t>
             </w:r>
           </w:p>
         </w:tc>
@@ -10075,7 +10176,7 @@
                 <w:rFonts w:eastAsia="Nunito" w:cs="Nunito"/>
                 <w:sz w:val="17"/>
               </w:rPr>
-              <w:t>351</w:t>
+              <w:t>1,846</w:t>
             </w:r>
           </w:p>
         </w:tc>
@@ -10099,7 +10200,7 @@
                 <w:rFonts w:eastAsia="Nunito" w:cs="Nunito"/>
                 <w:sz w:val="17"/>
               </w:rPr>
-              <w:t>144</w:t>
+              <w:t>376</w:t>
             </w:r>
           </w:p>
         </w:tc>
@@ -10123,7 +10224,7 @@
                 <w:rFonts w:eastAsia="Nunito" w:cs="Nunito"/>
                 <w:sz w:val="17"/>
               </w:rPr>
-              <w:t>199</w:t>
+              <w:t>67</w:t>
             </w:r>
           </w:p>
         </w:tc>
@@ -10177,7 +10278,7 @@
                 <w:rFonts w:eastAsia="Nunito" w:cs="Nunito"/>
                 <w:sz w:val="17"/>
               </w:rPr>
-              <w:t>master_records</w:t>
+              <w:t>districts</w:t>
             </w:r>
           </w:p>
         </w:tc>
@@ -10202,7 +10303,7 @@
                 <w:rFonts w:eastAsia="Nunito" w:cs="Nunito"/>
                 <w:sz w:val="17"/>
               </w:rPr>
-              <w:t>319</w:t>
+              <w:t>1,715</w:t>
             </w:r>
           </w:p>
         </w:tc>
@@ -10227,7 +10328,7 @@
                 <w:rFonts w:eastAsia="Nunito" w:cs="Nunito"/>
                 <w:sz w:val="17"/>
               </w:rPr>
-              <w:t>440</w:t>
+              <w:t>464</w:t>
             </w:r>
           </w:p>
         </w:tc>
@@ -10252,7 +10353,7 @@
                 <w:rFonts w:eastAsia="Nunito" w:cs="Nunito"/>
                 <w:sz w:val="17"/>
               </w:rPr>
-              <w:t>394</w:t>
+              <w:t>102</w:t>
             </w:r>
           </w:p>
         </w:tc>
@@ -10306,7 +10407,7 @@
                 <w:rFonts w:eastAsia="Nunito" w:cs="Nunito"/>
                 <w:sz w:val="17"/>
               </w:rPr>
-              <w:t>journal_lines</w:t>
+              <w:t>cities</w:t>
             </w:r>
           </w:p>
         </w:tc>
@@ -10330,7 +10431,7 @@
                 <w:rFonts w:eastAsia="Nunito" w:cs="Nunito"/>
                 <w:sz w:val="17"/>
               </w:rPr>
-              <w:t>210</w:t>
+              <w:t>1,642</w:t>
             </w:r>
           </w:p>
         </w:tc>
@@ -10354,7 +10455,7 @@
                 <w:rFonts w:eastAsia="Nunito" w:cs="Nunito"/>
                 <w:sz w:val="17"/>
               </w:rPr>
-              <w:t>152</w:t>
+              <w:t>592</w:t>
             </w:r>
           </w:p>
         </w:tc>
@@ -10378,7 +10479,7 @@
                 <w:rFonts w:eastAsia="Nunito" w:cs="Nunito"/>
                 <w:sz w:val="17"/>
               </w:rPr>
-              <w:t>185</w:t>
+              <w:t>202</w:t>
             </w:r>
           </w:p>
         </w:tc>
@@ -10402,7 +10503,7 @@
                 <w:rFonts w:eastAsia="Nunito" w:cs="Nunito"/>
                 <w:sz w:val="17"/>
               </w:rPr>
-              <w:t>Financial</w:t>
+              <w:t>Reference</w:t>
             </w:r>
           </w:p>
         </w:tc>
@@ -10432,7 +10533,7 @@
                 <w:rFonts w:eastAsia="Nunito" w:cs="Nunito"/>
                 <w:sz w:val="17"/>
               </w:rPr>
-              <w:t>role_permissions</w:t>
+              <w:t>app_settings</w:t>
             </w:r>
           </w:p>
         </w:tc>
@@ -10457,7 +10558,7 @@
                 <w:rFonts w:eastAsia="Nunito" w:cs="Nunito"/>
                 <w:sz w:val="17"/>
               </w:rPr>
-              <w:t>163</w:t>
+              <w:t>659</w:t>
             </w:r>
           </w:p>
         </w:tc>
@@ -10482,7 +10583,7 @@
                 <w:rFonts w:eastAsia="Nunito" w:cs="Nunito"/>
                 <w:sz w:val="17"/>
               </w:rPr>
-              <w:t>24</w:t>
+              <w:t>240</w:t>
             </w:r>
           </w:p>
         </w:tc>
@@ -10507,7 +10608,7 @@
                 <w:rFonts w:eastAsia="Nunito" w:cs="Nunito"/>
                 <w:sz w:val="17"/>
               </w:rPr>
-              <w:t>32</w:t>
+              <w:t>210</w:t>
             </w:r>
           </w:p>
         </w:tc>
@@ -10561,7 +10662,7 @@
                 <w:rFonts w:eastAsia="Nunito" w:cs="Nunito"/>
                 <w:sz w:val="17"/>
               </w:rPr>
-              <w:t>gl_accounts</w:t>
+              <w:t>master_records</w:t>
             </w:r>
           </w:p>
         </w:tc>
@@ -10585,7 +10686,7 @@
                 <w:rFonts w:eastAsia="Nunito" w:cs="Nunito"/>
                 <w:sz w:val="17"/>
               </w:rPr>
-              <w:t>129</w:t>
+              <w:t>449</w:t>
             </w:r>
           </w:p>
         </w:tc>
@@ -10609,7 +10710,7 @@
                 <w:rFonts w:eastAsia="Nunito" w:cs="Nunito"/>
                 <w:sz w:val="17"/>
               </w:rPr>
-              <w:t>88</w:t>
+              <w:t>536</w:t>
             </w:r>
           </w:p>
         </w:tc>
@@ -10633,7 +10734,7 @@
                 <w:rFonts w:eastAsia="Nunito" w:cs="Nunito"/>
                 <w:sz w:val="17"/>
               </w:rPr>
-              <w:t>173</w:t>
+              <w:t>357</w:t>
             </w:r>
           </w:p>
         </w:tc>
@@ -10687,7 +10788,7 @@
                 <w:rFonts w:eastAsia="Nunito" w:cs="Nunito"/>
                 <w:sz w:val="17"/>
               </w:rPr>
-              <w:t>posting_rule_lines</w:t>
+              <w:t>role_permissions</w:t>
             </w:r>
           </w:p>
         </w:tc>
@@ -10712,7 +10813,7 @@
                 <w:rFonts w:eastAsia="Nunito" w:cs="Nunito"/>
                 <w:sz w:val="17"/>
               </w:rPr>
-              <w:t>100</w:t>
+              <w:t>279</w:t>
             </w:r>
           </w:p>
         </w:tc>
@@ -10737,7 +10838,7 @@
                 <w:rFonts w:eastAsia="Nunito" w:cs="Nunito"/>
                 <w:sz w:val="17"/>
               </w:rPr>
-              <w:t>80</w:t>
+              <w:t>56</w:t>
             </w:r>
           </w:p>
         </w:tc>
@@ -10762,7 +10863,7 @@
                 <w:rFonts w:eastAsia="Nunito" w:cs="Nunito"/>
                 <w:sz w:val="17"/>
               </w:rPr>
-              <w:t>109</w:t>
+              <w:t>32</w:t>
             </w:r>
           </w:p>
         </w:tc>
@@ -10816,7 +10917,7 @@
                 <w:rFonts w:eastAsia="Nunito" w:cs="Nunito"/>
                 <w:sz w:val="17"/>
               </w:rPr>
-              <w:t>journal_vouchers</w:t>
+              <w:t>posting_rule_lines</w:t>
             </w:r>
           </w:p>
         </w:tc>
@@ -10840,7 +10941,7 @@
                 <w:rFonts w:eastAsia="Nunito" w:cs="Nunito"/>
                 <w:sz w:val="17"/>
               </w:rPr>
-              <w:t>86</w:t>
+              <w:t>180</w:t>
             </w:r>
           </w:p>
         </w:tc>
@@ -10864,7 +10965,7 @@
                 <w:rFonts w:eastAsia="Nunito" w:cs="Nunito"/>
                 <w:sz w:val="17"/>
               </w:rPr>
-              <w:t>264</w:t>
+              <w:t>88</w:t>
             </w:r>
           </w:p>
         </w:tc>
@@ -10888,7 +10989,7 @@
                 <w:rFonts w:eastAsia="Nunito" w:cs="Nunito"/>
                 <w:sz w:val="17"/>
               </w:rPr>
-              <w:t>334</w:t>
+              <w:t>115</w:t>
             </w:r>
           </w:p>
         </w:tc>
@@ -10912,7 +11013,7 @@
                 <w:rFonts w:eastAsia="Nunito" w:cs="Nunito"/>
                 <w:sz w:val="17"/>
               </w:rPr>
-              <w:t>Financial</w:t>
+              <w:t>Reference</w:t>
             </w:r>
           </w:p>
         </w:tc>
@@ -10967,7 +11068,7 @@
                 <w:rFonts w:eastAsia="Nunito" w:cs="Nunito"/>
                 <w:sz w:val="17"/>
               </w:rPr>
-              <w:t>58</w:t>
+              <w:t>149</w:t>
             </w:r>
           </w:p>
         </w:tc>
@@ -10992,7 +11093,7 @@
                 <w:rFonts w:eastAsia="Nunito" w:cs="Nunito"/>
                 <w:sz w:val="17"/>
               </w:rPr>
-              <w:t>32</w:t>
+              <w:t>64</w:t>
             </w:r>
           </w:p>
         </w:tc>
@@ -11017,7 +11118,7 @@
                 <w:rFonts w:eastAsia="Nunito" w:cs="Nunito"/>
                 <w:sz w:val="17"/>
               </w:rPr>
-              <w:t>61</w:t>
+              <w:t>64</w:t>
             </w:r>
           </w:p>
         </w:tc>
@@ -11071,7 +11172,7 @@
                 <w:rFonts w:eastAsia="Nunito" w:cs="Nunito"/>
                 <w:sz w:val="17"/>
               </w:rPr>
-              <w:t>permissions</w:t>
+              <w:t>gl_accounts</w:t>
             </w:r>
           </w:p>
         </w:tc>
@@ -11095,7 +11196,7 @@
                 <w:rFonts w:eastAsia="Nunito" w:cs="Nunito"/>
                 <w:sz w:val="17"/>
               </w:rPr>
-              <w:t>56</w:t>
+              <w:t>133</w:t>
             </w:r>
           </w:p>
         </w:tc>
@@ -11119,7 +11220,7 @@
                 <w:rFonts w:eastAsia="Nunito" w:cs="Nunito"/>
                 <w:sz w:val="17"/>
               </w:rPr>
-              <w:t>48</w:t>
+              <w:t>88</w:t>
             </w:r>
           </w:p>
         </w:tc>
@@ -11143,7 +11244,7 @@
                 <w:rFonts w:eastAsia="Nunito" w:cs="Nunito"/>
                 <w:sz w:val="17"/>
               </w:rPr>
-              <w:t>78</w:t>
+              <w:t>175</w:t>
             </w:r>
           </w:p>
         </w:tc>
@@ -11197,7 +11298,7 @@
                 <w:rFonts w:eastAsia="Nunito" w:cs="Nunito"/>
                 <w:sz w:val="17"/>
               </w:rPr>
-              <w:t>master_types</w:t>
+              <w:t>permissions</w:t>
             </w:r>
           </w:p>
         </w:tc>
@@ -11222,7 +11323,7 @@
                 <w:rFonts w:eastAsia="Nunito" w:cs="Nunito"/>
                 <w:sz w:val="17"/>
               </w:rPr>
-              <w:t>53</w:t>
+              <w:t>98</w:t>
             </w:r>
           </w:p>
         </w:tc>
@@ -11247,7 +11348,7 @@
                 <w:rFonts w:eastAsia="Nunito" w:cs="Nunito"/>
                 <w:sz w:val="17"/>
               </w:rPr>
-              <w:t>104</w:t>
+              <w:t>80</w:t>
             </w:r>
           </w:p>
         </w:tc>
@@ -11272,7 +11373,7 @@
                 <w:rFonts w:eastAsia="Nunito" w:cs="Nunito"/>
                 <w:sz w:val="17"/>
               </w:rPr>
-              <w:t>915</w:t>
+              <w:t>105</w:t>
             </w:r>
           </w:p>
         </w:tc>
@@ -11350,7 +11451,7 @@
                 <w:rFonts w:eastAsia="Nunito" w:cs="Nunito"/>
                 <w:sz w:val="17"/>
               </w:rPr>
-              <w:t>52</w:t>
+              <w:t>85</w:t>
             </w:r>
           </w:p>
         </w:tc>
@@ -11374,7 +11475,7 @@
                 <w:rFonts w:eastAsia="Nunito" w:cs="Nunito"/>
                 <w:sz w:val="17"/>
               </w:rPr>
-              <w:t>96</w:t>
+              <w:t>104</w:t>
             </w:r>
           </w:p>
         </w:tc>
@@ -11398,7 +11499,7 @@
                 <w:rFonts w:eastAsia="Nunito" w:cs="Nunito"/>
                 <w:sz w:val="17"/>
               </w:rPr>
-              <w:t>182</w:t>
+              <w:t>199</w:t>
             </w:r>
           </w:p>
         </w:tc>
@@ -11452,7 +11553,7 @@
                 <w:rFonts w:eastAsia="Nunito" w:cs="Nunito"/>
                 <w:sz w:val="17"/>
               </w:rPr>
-              <w:t>cities</w:t>
+              <w:t>states</w:t>
             </w:r>
           </w:p>
         </w:tc>
@@ -11477,7 +11578,7 @@
                 <w:rFonts w:eastAsia="Nunito" w:cs="Nunito"/>
                 <w:sz w:val="17"/>
               </w:rPr>
-              <w:t>49</w:t>
+              <w:t>84</w:t>
             </w:r>
           </w:p>
         </w:tc>
@@ -11502,7 +11603,7 @@
                 <w:rFonts w:eastAsia="Nunito" w:cs="Nunito"/>
                 <w:sz w:val="17"/>
               </w:rPr>
-              <w:t>64</w:t>
+              <w:t>112</w:t>
             </w:r>
           </w:p>
         </w:tc>
@@ -11527,7 +11628,7 @@
                 <w:rFonts w:eastAsia="Nunito" w:cs="Nunito"/>
                 <w:sz w:val="17"/>
               </w:rPr>
-              <w:t>135</w:t>
+              <w:t>157</w:t>
             </w:r>
           </w:p>
         </w:tc>
@@ -11581,7 +11682,7 @@
                 <w:rFonts w:eastAsia="Nunito" w:cs="Nunito"/>
                 <w:sz w:val="17"/>
               </w:rPr>
-              <w:t>claim_field_changes</w:t>
+              <w:t>master_types</w:t>
             </w:r>
           </w:p>
         </w:tc>
@@ -11605,7 +11706,7 @@
                 <w:rFonts w:eastAsia="Nunito" w:cs="Nunito"/>
                 <w:sz w:val="17"/>
               </w:rPr>
-              <w:t>48</w:t>
+              <w:t>69</w:t>
             </w:r>
           </w:p>
         </w:tc>
@@ -11629,7 +11730,7 @@
                 <w:rFonts w:eastAsia="Nunito" w:cs="Nunito"/>
                 <w:sz w:val="17"/>
               </w:rPr>
-              <w:t>48</w:t>
+              <w:t>136</w:t>
             </w:r>
           </w:p>
         </w:tc>
@@ -11653,7 +11754,7 @@
                 <w:rFonts w:eastAsia="Nunito" w:cs="Nunito"/>
                 <w:sz w:val="17"/>
               </w:rPr>
-              <w:t>122</w:t>
+              <w:t>951</w:t>
             </w:r>
           </w:p>
         </w:tc>
@@ -11677,7 +11778,7 @@
                 <w:rFonts w:eastAsia="Nunito" w:cs="Nunito"/>
                 <w:sz w:val="17"/>
               </w:rPr>
-              <w:t>Log / audit</w:t>
+              <w:t>Reference</w:t>
             </w:r>
           </w:p>
         </w:tc>
@@ -11707,7 +11808,7 @@
                 <w:rFonts w:eastAsia="Nunito" w:cs="Nunito"/>
                 <w:sz w:val="17"/>
               </w:rPr>
-              <w:t>claim_history</w:t>
+              <w:t>insurance_companies</w:t>
             </w:r>
           </w:p>
         </w:tc>
@@ -11732,7 +11833,7 @@
                 <w:rFonts w:eastAsia="Nunito" w:cs="Nunito"/>
                 <w:sz w:val="17"/>
               </w:rPr>
-              <w:t>48</w:t>
+              <w:t>51</w:t>
             </w:r>
           </w:p>
         </w:tc>
@@ -11757,7 +11858,7 @@
                 <w:rFonts w:eastAsia="Nunito" w:cs="Nunito"/>
                 <w:sz w:val="17"/>
               </w:rPr>
-              <w:t>48</w:t>
+              <w:t>80</w:t>
             </w:r>
           </w:p>
         </w:tc>
@@ -11782,7 +11883,7 @@
                 <w:rFonts w:eastAsia="Nunito" w:cs="Nunito"/>
                 <w:sz w:val="17"/>
               </w:rPr>
-              <w:t>88</w:t>
+              <w:t>167</w:t>
             </w:r>
           </w:p>
         </w:tc>
@@ -11807,7 +11908,7 @@
                 <w:rFonts w:eastAsia="Nunito" w:cs="Nunito"/>
                 <w:sz w:val="17"/>
               </w:rPr>
-              <w:t>Log / audit</w:t>
+              <w:t>Reference</w:t>
             </w:r>
           </w:p>
         </w:tc>
@@ -11860,7 +11961,7 @@
                 <w:rFonts w:eastAsia="Nunito" w:cs="Nunito"/>
                 <w:sz w:val="17"/>
               </w:rPr>
-              <w:t>48</w:t>
+              <w:t>50</w:t>
             </w:r>
           </w:p>
         </w:tc>
@@ -11884,7 +11985,7 @@
                 <w:rFonts w:eastAsia="Nunito" w:cs="Nunito"/>
                 <w:sz w:val="17"/>
               </w:rPr>
-              <w:t>104</w:t>
+              <w:t>120</w:t>
             </w:r>
           </w:p>
         </w:tc>
@@ -11908,7 +12009,7 @@
                 <w:rFonts w:eastAsia="Nunito" w:cs="Nunito"/>
                 <w:sz w:val="17"/>
               </w:rPr>
-              <w:t>406</w:t>
+              <w:t>445</w:t>
             </w:r>
           </w:p>
         </w:tc>
@@ -11953,7 +12054,7 @@
         <w:pStyle w:val="Heading2"/>
         <w:rPr/>
       </w:pPr>
-      <w:bookmarkStart w:id="12" w:name="__RefHeading___Toc11291_4084622315"/>
+      <w:bookmarkStart w:id="12" w:name="__RefHeading___Toc22333_1872304043"/>
       <w:bookmarkEnd w:id="12"/>
       <w:r>
         <w:rPr>
@@ -13286,7 +13387,7 @@
         </w:pBdr>
         <w:rPr/>
       </w:pPr>
-      <w:bookmarkStart w:id="13" w:name="__RefHeading___Toc11293_4084622315"/>
+      <w:bookmarkStart w:id="13" w:name="__RefHeading___Toc22335_1872304043"/>
       <w:bookmarkEnd w:id="13"/>
       <w:r>
         <w:rPr>
@@ -14104,7 +14205,7 @@
         </w:pBdr>
         <w:rPr/>
       </w:pPr>
-      <w:bookmarkStart w:id="14" w:name="__RefHeading___Toc11295_4084622315"/>
+      <w:bookmarkStart w:id="14" w:name="__RefHeading___Toc22337_1872304043"/>
       <w:bookmarkEnd w:id="14"/>
       <w:r>
         <w:rPr>
@@ -14118,7 +14219,7 @@
         <w:pStyle w:val="Heading2"/>
         <w:rPr/>
       </w:pPr>
-      <w:bookmarkStart w:id="15" w:name="__RefHeading___Toc11297_4084622315"/>
+      <w:bookmarkStart w:id="15" w:name="__RefHeading___Toc22339_1872304043"/>
       <w:bookmarkEnd w:id="15"/>
       <w:r>
         <w:rPr>
@@ -14216,7 +14317,7 @@
         <w:pStyle w:val="Heading2"/>
         <w:rPr/>
       </w:pPr>
-      <w:bookmarkStart w:id="16" w:name="__RefHeading___Toc11299_4084622315"/>
+      <w:bookmarkStart w:id="16" w:name="__RefHeading___Toc22341_1872304043"/>
       <w:bookmarkEnd w:id="16"/>
       <w:r>
         <w:rPr>
@@ -14741,7 +14842,7 @@
         <w:pStyle w:val="Heading2"/>
         <w:rPr/>
       </w:pPr>
-      <w:bookmarkStart w:id="17" w:name="__RefHeading___Toc11301_4084622315"/>
+      <w:bookmarkStart w:id="17" w:name="__RefHeading___Toc22343_1872304043"/>
       <w:bookmarkEnd w:id="17"/>
       <w:r>
         <w:rPr>
@@ -15337,7 +15438,7 @@
         </w:pBdr>
         <w:rPr/>
       </w:pPr>
-      <w:bookmarkStart w:id="18" w:name="__RefHeading___Toc11303_4084622315"/>
+      <w:bookmarkStart w:id="18" w:name="__RefHeading___Toc22345_1872304043"/>
       <w:bookmarkEnd w:id="18"/>
       <w:r>
         <w:rPr>
@@ -16376,7 +16477,7 @@
         </w:pBdr>
         <w:rPr/>
       </w:pPr>
-      <w:bookmarkStart w:id="19" w:name="__RefHeading___Toc11305_4084622315"/>
+      <w:bookmarkStart w:id="19" w:name="__RefHeading___Toc22347_1872304043"/>
       <w:bookmarkEnd w:id="19"/>
       <w:r>
         <w:rPr>
@@ -17784,7 +17885,7 @@
         <w:color w:val="5B6776"/>
         <w:sz w:val="16"/>
       </w:rPr>
-      <w:t>29 September 2026  ·  Prepared by iorta TechNXT  ·  Confidential</w:t>
+      <w:t>04 October 2026  ·  Prepared by iorta TechNXT  ·  Confidential</w:t>
       <w:tab/>
       <w:t xml:space="preserve">Page </w:t>
     </w:r>
@@ -17802,7 +17903,7 @@
     </w:r>
     <w:r>
       <w:rPr/>
-      <w:t>15</w:t>
+      <w:t>16</w:t>
     </w:r>
     <w:r>
       <w:rPr/>
@@ -17830,7 +17931,7 @@
     </w:r>
     <w:r>
       <w:rPr/>
-      <w:t>15</w:t>
+      <w:t>16</w:t>
     </w:r>
     <w:r>
       <w:rPr/>
@@ -17899,7 +18000,7 @@
         <w:sz w:val="16"/>
       </w:rPr>
       <w:tab/>
-      <w:t>Solution Architecture  ·  Version 1.1</w:t>
+      <w:t>Solution Architecture  ·  Version 1.2</w:t>
     </w:r>
   </w:p>
 </w:hdr>
